--- a/docs/คำสั่งที่ต้องใช้.docx
+++ b/docs/คำสั่งที่ต้องใช้.docx
@@ -29,7 +29,7 @@
           <w:sz w:val="30"/>
           <w:szCs w:val="30"/>
         </w:rPr>
-        <w:t xml:space="preserve">เปิดระบบบนเครื่อง • แก้ปัญหา • commit และขึ้นเว็บจริง (Guidance KKW)</w:t>
+        <w:t xml:space="preserve">เปิดระบบบนเครื่อง • แก้ปัญหาทีละอาการ • commit และขึ้นเว็บจริง (Guidance KKW)</w:t>
       </w:r>
     </w:p>
     <w:p>
@@ -1292,7 +1292,7 @@
                 <w:sz w:val="26"/>
                 <w:szCs w:val="26"/>
               </w:rPr>
-              <w:t xml:space="preserve">    ← เปิดทุกอย่าง</w:t>
+              <w:t xml:space="preserve">    ← เปิดหน้าเว็บ ใช้ข้อมูลของเว็บจริง</w:t>
             </w:r>
           </w:p>
         </w:tc>
@@ -1308,7 +1308,94 @@
         <w:spacing w:after="100"/>
       </w:pPr>
       <w:r>
-        <w:t xml:space="preserve">คำสั่งนี้ทำให้ 3 ขั้นอัตโนมัติ:</w:t>
+        <w:t xml:space="preserve">เสร็จแล้วเปิดเบราว์เซอร์ไปที่ </w:t>
+      </w:r>
+      <w:r>
+        <w:rPr>
+          <w:b/>
+          <w:bCs/>
+        </w:rPr>
+        <w:t xml:space="preserve">http://localhost:5173/login</w:t>
+      </w:r>
+    </w:p>
+    <w:tbl>
+      <w:tblPr>
+        <w:tblW w:type="dxa" w:w="9638"/>
+        <w:tblBorders>
+          <w:top w:val="single" w:color="auto" w:sz="4"/>
+          <w:left w:val="single" w:color="auto" w:sz="4"/>
+          <w:bottom w:val="single" w:color="auto" w:sz="4"/>
+          <w:right w:val="single" w:color="auto" w:sz="4"/>
+          <w:insideH w:val="single" w:color="auto" w:sz="4"/>
+          <w:insideV w:val="single" w:color="auto" w:sz="4"/>
+        </w:tblBorders>
+      </w:tblPr>
+      <w:tblGrid>
+        <w:gridCol w:w="9638"/>
+      </w:tblGrid>
+      <w:tr>
+        <w:trPr>
+          <w:cantSplit/>
+        </w:trPr>
+        <w:tc>
+          <w:tcPr>
+            <w:tcW w:type="dxa" w:w="9638"/>
+            <w:tcBorders>
+              <w:top w:val="none" w:color="FFFFFF" w:sz="0"/>
+              <w:left w:val="single" w:color="1565C0" w:sz="24"/>
+              <w:bottom w:val="none" w:color="FFFFFF" w:sz="0"/>
+              <w:right w:val="none" w:color="FFFFFF" w:sz="0"/>
+            </w:tcBorders>
+            <w:shd w:fill="E3F2FD" w:color="auto" w:val="clear"/>
+            <w:tcMar>
+              <w:top w:type="dxa" w:w="100"/>
+              <w:left w:type="dxa" w:w="180"/>
+              <w:bottom w:type="dxa" w:w="100"/>
+              <w:right w:type="dxa" w:w="140"/>
+            </w:tcMar>
+          </w:tcPr>
+          <w:p>
+            <w:pPr>
+              <w:spacing w:after="60"/>
+            </w:pPr>
+            <w:r>
+              <w:rPr>
+                <w:b/>
+                <w:bCs/>
+              </w:rPr>
+              <w:t xml:space="preserve">localhost ใช้ backend และฐานข้อมูลตัวเดียวกับเว็บจริง (http://178.128.58.65:5173)</w:t>
+            </w:r>
+          </w:p>
+          <w:p>
+            <w:pPr>
+              <w:spacing w:after="60"/>
+            </w:pPr>
+            <w:r>
+              <w:t xml:space="preserve">ข้อมูล บัญชี รหัสผ่าน รูป ตรงกันทุกอย่าง • ไม่ต้องเปิด XAMPP หรือ backend ในเครื่อง</w:t>
+            </w:r>
+          </w:p>
+          <w:p>
+            <w:pPr>
+              <w:spacing w:after="60"/>
+            </w:pPr>
+            <w:r>
+              <w:t xml:space="preserve">⚠️ เพิ่ม/แก้/ลบข้อมูลบน localhost = แก้ข้อมูลบนเว็บจริงด้วย</w:t>
+            </w:r>
+          </w:p>
+        </w:tc>
+      </w:tr>
+    </w:tbl>
+    <w:p>
+      <w:pPr>
+        <w:spacing w:after="80"/>
+      </w:pPr>
+    </w:p>
+    <w:p>
+      <w:pPr>
+        <w:spacing w:after="100"/>
+      </w:pPr>
+      <w:r>
+        <w:t xml:space="preserve">คำสั่งนี้ทำ 2 ขั้น:</w:t>
       </w:r>
     </w:p>
     <w:p>
@@ -1325,10 +1412,10 @@
           <w:b/>
           <w:bCs/>
         </w:rPr>
-        <w:t xml:space="preserve">เช็กฐานข้อมูล</w:t>
-      </w:r>
-      <w:r>
-        <w:t xml:space="preserve"> — ดูว่า MySQL ใน XAMPP เปิดอยู่ไหม ถ้าปิดจะเปิดให้ (อาจถามรหัสผ่านเครื่อง)</w:t>
+        <w:t xml:space="preserve">เช็กเซิร์ฟเวอร์จริง</w:t>
+      </w:r>
+      <w:r>
+        <w:t xml:space="preserve"> — ลองดึงข่าวจาก 178.128.58.65 ว่าตอบปกติไหม</w:t>
       </w:r>
     </w:p>
     <w:p>
@@ -1345,45 +1432,2637 @@
           <w:b/>
           <w:bCs/>
         </w:rPr>
-        <w:t xml:space="preserve">เปิด backend</w:t>
-      </w:r>
-      <w:r>
-        <w:t xml:space="preserve"> — ส่วนที่คุยกับฐานข้อมูล พอร์ต 3000</w:t>
-      </w:r>
-    </w:p>
-    <w:p>
-      <w:pPr>
-        <w:pStyle w:val="ListParagraph"/>
-        <w:numPr>
-          <w:ilvl w:val="0"/>
-          <w:numId w:val="3"/>
-        </w:numPr>
-        <w:spacing w:after="50"/>
+        <w:t xml:space="preserve">เปิดหน้าเว็บ</w:t>
+      </w:r>
+      <w:r>
+        <w:t xml:space="preserve"> พอร์ต 5173 ให้ส่งคำขอข้อมูลทั้งหมดไปที่เซิร์ฟเวอร์จริง แล้วทดสอบดึงข่าวให้</w:t>
+      </w:r>
+    </w:p>
+    <w:p>
+      <w:pPr>
+        <w:spacing w:after="80"/>
+      </w:pPr>
+    </w:p>
+    <w:tbl>
+      <w:tblPr>
+        <w:tblW w:type="dxa" w:w="9638"/>
+        <w:tblBorders>
+          <w:top w:val="single" w:color="auto" w:sz="4"/>
+          <w:left w:val="single" w:color="auto" w:sz="4"/>
+          <w:bottom w:val="single" w:color="auto" w:sz="4"/>
+          <w:right w:val="single" w:color="auto" w:sz="4"/>
+          <w:insideH w:val="single" w:color="auto" w:sz="4"/>
+          <w:insideV w:val="single" w:color="auto" w:sz="4"/>
+        </w:tblBorders>
+      </w:tblPr>
+      <w:tblGrid>
+        <w:gridCol w:w="5300"/>
+        <w:gridCol w:w="4338"/>
+      </w:tblGrid>
+      <w:tr>
+        <w:trPr>
+          <w:tblHeader/>
+        </w:trPr>
+        <w:tc>
+          <w:tcPr>
+            <w:tcW w:type="dxa" w:w="5300"/>
+            <w:tcBorders>
+              <w:top w:val="single" w:color="D1D5DB" w:sz="4"/>
+              <w:left w:val="single" w:color="D1D5DB" w:sz="4"/>
+              <w:bottom w:val="single" w:color="D1D5DB" w:sz="4"/>
+              <w:right w:val="single" w:color="D1D5DB" w:sz="4"/>
+            </w:tcBorders>
+            <w:shd w:fill="FCE4EC" w:color="auto" w:val="clear"/>
+            <w:tcMar>
+              <w:top w:type="dxa" w:w="60"/>
+              <w:left w:type="dxa" w:w="110"/>
+              <w:bottom w:type="dxa" w:w="60"/>
+              <w:right w:type="dxa" w:w="110"/>
+            </w:tcMar>
+          </w:tcPr>
+          <w:p>
+            <w:pPr>
+              <w:spacing w:after="0"/>
+            </w:pPr>
+            <w:r>
+              <w:rPr>
+                <w:b/>
+                <w:bCs/>
+              </w:rPr>
+              <w:t xml:space="preserve">อยาก</w:t>
+            </w:r>
+          </w:p>
+        </w:tc>
+        <w:tc>
+          <w:tcPr>
+            <w:tcW w:type="dxa" w:w="4338"/>
+            <w:tcBorders>
+              <w:top w:val="single" w:color="D1D5DB" w:sz="4"/>
+              <w:left w:val="single" w:color="D1D5DB" w:sz="4"/>
+              <w:bottom w:val="single" w:color="D1D5DB" w:sz="4"/>
+              <w:right w:val="single" w:color="D1D5DB" w:sz="4"/>
+            </w:tcBorders>
+            <w:shd w:fill="FCE4EC" w:color="auto" w:val="clear"/>
+            <w:tcMar>
+              <w:top w:type="dxa" w:w="60"/>
+              <w:left w:type="dxa" w:w="110"/>
+              <w:bottom w:type="dxa" w:w="60"/>
+              <w:right w:type="dxa" w:w="110"/>
+            </w:tcMar>
+          </w:tcPr>
+          <w:p>
+            <w:pPr>
+              <w:spacing w:after="0"/>
+            </w:pPr>
+            <w:r>
+              <w:rPr>
+                <w:b/>
+                <w:bCs/>
+              </w:rPr>
+              <w:t xml:space="preserve">พิมพ์ (ที่ project %)</w:t>
+            </w:r>
+          </w:p>
+        </w:tc>
+      </w:tr>
+      <w:tr>
+        <w:trPr>
+          <w:cantSplit/>
+        </w:trPr>
+        <w:tc>
+          <w:tcPr>
+            <w:tcW w:type="dxa" w:w="5300"/>
+            <w:tcBorders>
+              <w:top w:val="single" w:color="D1D5DB" w:sz="4"/>
+              <w:left w:val="single" w:color="D1D5DB" w:sz="4"/>
+              <w:bottom w:val="single" w:color="D1D5DB" w:sz="4"/>
+              <w:right w:val="single" w:color="D1D5DB" w:sz="4"/>
+            </w:tcBorders>
+            <w:tcMar>
+              <w:top w:type="dxa" w:w="60"/>
+              <w:left w:type="dxa" w:w="110"/>
+              <w:bottom w:type="dxa" w:w="60"/>
+              <w:right w:type="dxa" w:w="110"/>
+            </w:tcMar>
+          </w:tcPr>
+          <w:p>
+            <w:pPr>
+              <w:spacing w:after="0"/>
+            </w:pPr>
+            <w:r>
+              <w:t xml:space="preserve">เปิดระบบ (ใช้ข้อมูลเว็บจริง)</w:t>
+            </w:r>
+          </w:p>
+        </w:tc>
+        <w:tc>
+          <w:tcPr>
+            <w:tcW w:type="dxa" w:w="4338"/>
+            <w:tcBorders>
+              <w:top w:val="single" w:color="D1D5DB" w:sz="4"/>
+              <w:left w:val="single" w:color="D1D5DB" w:sz="4"/>
+              <w:bottom w:val="single" w:color="D1D5DB" w:sz="4"/>
+              <w:right w:val="single" w:color="D1D5DB" w:sz="4"/>
+            </w:tcBorders>
+            <w:tcMar>
+              <w:top w:type="dxa" w:w="60"/>
+              <w:left w:type="dxa" w:w="110"/>
+              <w:bottom w:type="dxa" w:w="60"/>
+              <w:right w:type="dxa" w:w="110"/>
+            </w:tcMar>
+          </w:tcPr>
+          <w:p>
+            <w:pPr>
+              <w:spacing w:after="0"/>
+            </w:pPr>
+            <w:r>
+              <w:rPr>
+                <w:rFonts w:ascii="Menlo" w:cs="Menlo" w:eastAsia="Menlo" w:hAnsi="Menlo"/>
+                <w:color w:val="AD1457"/>
+                <w:sz w:val="22"/>
+                <w:szCs w:val="22"/>
+              </w:rPr>
+              <w:t xml:space="preserve">./scripts/dev.sh</w:t>
+            </w:r>
+          </w:p>
+        </w:tc>
+      </w:tr>
+      <w:tr>
+        <w:trPr>
+          <w:cantSplit/>
+        </w:trPr>
+        <w:tc>
+          <w:tcPr>
+            <w:tcW w:type="dxa" w:w="5300"/>
+            <w:tcBorders>
+              <w:top w:val="single" w:color="D1D5DB" w:sz="4"/>
+              <w:left w:val="single" w:color="D1D5DB" w:sz="4"/>
+              <w:bottom w:val="single" w:color="D1D5DB" w:sz="4"/>
+              <w:right w:val="single" w:color="D1D5DB" w:sz="4"/>
+            </w:tcBorders>
+            <w:tcMar>
+              <w:top w:type="dxa" w:w="60"/>
+              <w:left w:type="dxa" w:w="110"/>
+              <w:bottom w:type="dxa" w:w="60"/>
+              <w:right w:type="dxa" w:w="110"/>
+            </w:tcMar>
+          </w:tcPr>
+          <w:p>
+            <w:pPr>
+              <w:spacing w:after="0"/>
+            </w:pPr>
+            <w:r>
+              <w:t xml:space="preserve">ดูว่าอะไรเปิดอยู่ ใช้ backend ตัวไหน และเซิร์ฟเวอร์จริงปกติไหม</w:t>
+            </w:r>
+          </w:p>
+        </w:tc>
+        <w:tc>
+          <w:tcPr>
+            <w:tcW w:type="dxa" w:w="4338"/>
+            <w:tcBorders>
+              <w:top w:val="single" w:color="D1D5DB" w:sz="4"/>
+              <w:left w:val="single" w:color="D1D5DB" w:sz="4"/>
+              <w:bottom w:val="single" w:color="D1D5DB" w:sz="4"/>
+              <w:right w:val="single" w:color="D1D5DB" w:sz="4"/>
+            </w:tcBorders>
+            <w:tcMar>
+              <w:top w:type="dxa" w:w="60"/>
+              <w:left w:type="dxa" w:w="110"/>
+              <w:bottom w:type="dxa" w:w="60"/>
+              <w:right w:type="dxa" w:w="110"/>
+            </w:tcMar>
+          </w:tcPr>
+          <w:p>
+            <w:pPr>
+              <w:spacing w:after="0"/>
+            </w:pPr>
+            <w:r>
+              <w:rPr>
+                <w:rFonts w:ascii="Menlo" w:cs="Menlo" w:eastAsia="Menlo" w:hAnsi="Menlo"/>
+                <w:color w:val="AD1457"/>
+                <w:sz w:val="22"/>
+                <w:szCs w:val="22"/>
+              </w:rPr>
+              <w:t xml:space="preserve">./scripts/dev.sh status</w:t>
+            </w:r>
+          </w:p>
+        </w:tc>
+      </w:tr>
+      <w:tr>
+        <w:trPr>
+          <w:cantSplit/>
+        </w:trPr>
+        <w:tc>
+          <w:tcPr>
+            <w:tcW w:type="dxa" w:w="5300"/>
+            <w:tcBorders>
+              <w:top w:val="single" w:color="D1D5DB" w:sz="4"/>
+              <w:left w:val="single" w:color="D1D5DB" w:sz="4"/>
+              <w:bottom w:val="single" w:color="D1D5DB" w:sz="4"/>
+              <w:right w:val="single" w:color="D1D5DB" w:sz="4"/>
+            </w:tcBorders>
+            <w:tcMar>
+              <w:top w:type="dxa" w:w="60"/>
+              <w:left w:type="dxa" w:w="110"/>
+              <w:bottom w:type="dxa" w:w="60"/>
+              <w:right w:type="dxa" w:w="110"/>
+            </w:tcMar>
+          </w:tcPr>
+          <w:p>
+            <w:pPr>
+              <w:spacing w:after="0"/>
+            </w:pPr>
+            <w:r>
+              <w:t xml:space="preserve">ปิดระบบ</w:t>
+            </w:r>
+          </w:p>
+        </w:tc>
+        <w:tc>
+          <w:tcPr>
+            <w:tcW w:type="dxa" w:w="4338"/>
+            <w:tcBorders>
+              <w:top w:val="single" w:color="D1D5DB" w:sz="4"/>
+              <w:left w:val="single" w:color="D1D5DB" w:sz="4"/>
+              <w:bottom w:val="single" w:color="D1D5DB" w:sz="4"/>
+              <w:right w:val="single" w:color="D1D5DB" w:sz="4"/>
+            </w:tcBorders>
+            <w:tcMar>
+              <w:top w:type="dxa" w:w="60"/>
+              <w:left w:type="dxa" w:w="110"/>
+              <w:bottom w:type="dxa" w:w="60"/>
+              <w:right w:type="dxa" w:w="110"/>
+            </w:tcMar>
+          </w:tcPr>
+          <w:p>
+            <w:pPr>
+              <w:spacing w:after="0"/>
+            </w:pPr>
+            <w:r>
+              <w:rPr>
+                <w:rFonts w:ascii="Menlo" w:cs="Menlo" w:eastAsia="Menlo" w:hAnsi="Menlo"/>
+                <w:color w:val="AD1457"/>
+                <w:sz w:val="22"/>
+                <w:szCs w:val="22"/>
+              </w:rPr>
+              <w:t xml:space="preserve">./scripts/dev.sh stop</w:t>
+            </w:r>
+          </w:p>
+        </w:tc>
+      </w:tr>
+      <w:tr>
+        <w:trPr>
+          <w:cantSplit/>
+        </w:trPr>
+        <w:tc>
+          <w:tcPr>
+            <w:tcW w:type="dxa" w:w="5300"/>
+            <w:tcBorders>
+              <w:top w:val="single" w:color="D1D5DB" w:sz="4"/>
+              <w:left w:val="single" w:color="D1D5DB" w:sz="4"/>
+              <w:bottom w:val="single" w:color="D1D5DB" w:sz="4"/>
+              <w:right w:val="single" w:color="D1D5DB" w:sz="4"/>
+            </w:tcBorders>
+            <w:tcMar>
+              <w:top w:type="dxa" w:w="60"/>
+              <w:left w:type="dxa" w:w="110"/>
+              <w:bottom w:type="dxa" w:w="60"/>
+              <w:right w:type="dxa" w:w="110"/>
+            </w:tcMar>
+          </w:tcPr>
+          <w:p>
+            <w:pPr>
+              <w:spacing w:after="0"/>
+            </w:pPr>
+            <w:r>
+              <w:t xml:space="preserve">ใช้ข้อมูลในเครื่องแทน (เน็ตหลุด / เซิร์ฟเวอร์จริงล่ม / ทดลองแก้ backend)</w:t>
+            </w:r>
+          </w:p>
+        </w:tc>
+        <w:tc>
+          <w:tcPr>
+            <w:tcW w:type="dxa" w:w="4338"/>
+            <w:tcBorders>
+              <w:top w:val="single" w:color="D1D5DB" w:sz="4"/>
+              <w:left w:val="single" w:color="D1D5DB" w:sz="4"/>
+              <w:bottom w:val="single" w:color="D1D5DB" w:sz="4"/>
+              <w:right w:val="single" w:color="D1D5DB" w:sz="4"/>
+            </w:tcBorders>
+            <w:tcMar>
+              <w:top w:type="dxa" w:w="60"/>
+              <w:left w:type="dxa" w:w="110"/>
+              <w:bottom w:type="dxa" w:w="60"/>
+              <w:right w:type="dxa" w:w="110"/>
+            </w:tcMar>
+          </w:tcPr>
+          <w:p>
+            <w:pPr>
+              <w:spacing w:after="0"/>
+            </w:pPr>
+            <w:r>
+              <w:rPr>
+                <w:rFonts w:ascii="Menlo" w:cs="Menlo" w:eastAsia="Menlo" w:hAnsi="Menlo"/>
+                <w:color w:val="AD1457"/>
+                <w:sz w:val="22"/>
+                <w:szCs w:val="22"/>
+              </w:rPr>
+              <w:t xml:space="preserve">./scripts/dev.sh local</w:t>
+            </w:r>
+          </w:p>
+        </w:tc>
+      </w:tr>
+      <w:tr>
+        <w:trPr>
+          <w:cantSplit/>
+        </w:trPr>
+        <w:tc>
+          <w:tcPr>
+            <w:tcW w:type="dxa" w:w="5300"/>
+            <w:tcBorders>
+              <w:top w:val="single" w:color="D1D5DB" w:sz="4"/>
+              <w:left w:val="single" w:color="D1D5DB" w:sz="4"/>
+              <w:bottom w:val="single" w:color="D1D5DB" w:sz="4"/>
+              <w:right w:val="single" w:color="D1D5DB" w:sz="4"/>
+            </w:tcBorders>
+            <w:tcMar>
+              <w:top w:type="dxa" w:w="60"/>
+              <w:left w:type="dxa" w:w="110"/>
+              <w:bottom w:type="dxa" w:w="60"/>
+              <w:right w:type="dxa" w:w="110"/>
+            </w:tcMar>
+          </w:tcPr>
+          <w:p>
+            <w:pPr>
+              <w:spacing w:after="0"/>
+            </w:pPr>
+            <w:r>
+              <w:t xml:space="preserve">ดู error ของหน้าเว็บ</w:t>
+            </w:r>
+          </w:p>
+        </w:tc>
+        <w:tc>
+          <w:tcPr>
+            <w:tcW w:type="dxa" w:w="4338"/>
+            <w:tcBorders>
+              <w:top w:val="single" w:color="D1D5DB" w:sz="4"/>
+              <w:left w:val="single" w:color="D1D5DB" w:sz="4"/>
+              <w:bottom w:val="single" w:color="D1D5DB" w:sz="4"/>
+              <w:right w:val="single" w:color="D1D5DB" w:sz="4"/>
+            </w:tcBorders>
+            <w:tcMar>
+              <w:top w:type="dxa" w:w="60"/>
+              <w:left w:type="dxa" w:w="110"/>
+              <w:bottom w:type="dxa" w:w="60"/>
+              <w:right w:type="dxa" w:w="110"/>
+            </w:tcMar>
+          </w:tcPr>
+          <w:p>
+            <w:pPr>
+              <w:spacing w:after="0"/>
+            </w:pPr>
+            <w:r>
+              <w:rPr>
+                <w:rFonts w:ascii="Menlo" w:cs="Menlo" w:eastAsia="Menlo" w:hAnsi="Menlo"/>
+                <w:color w:val="AD1457"/>
+                <w:sz w:val="22"/>
+                <w:szCs w:val="22"/>
+              </w:rPr>
+              <w:t xml:space="preserve">tail -30 /tmp/rm-vite.log</w:t>
+            </w:r>
+          </w:p>
+        </w:tc>
+      </w:tr>
+    </w:tbl>
+    <w:p>
+      <w:pPr>
+        <w:spacing w:after="80"/>
+      </w:pPr>
+    </w:p>
+    <w:tbl>
+      <w:tblPr>
+        <w:tblW w:type="dxa" w:w="9638"/>
+        <w:tblBorders>
+          <w:top w:val="single" w:color="auto" w:sz="4"/>
+          <w:left w:val="single" w:color="auto" w:sz="4"/>
+          <w:bottom w:val="single" w:color="auto" w:sz="4"/>
+          <w:right w:val="single" w:color="auto" w:sz="4"/>
+          <w:insideH w:val="single" w:color="auto" w:sz="4"/>
+          <w:insideV w:val="single" w:color="auto" w:sz="4"/>
+        </w:tblBorders>
+      </w:tblPr>
+      <w:tblGrid>
+        <w:gridCol w:w="9638"/>
+      </w:tblGrid>
+      <w:tr>
+        <w:trPr>
+          <w:cantSplit/>
+        </w:trPr>
+        <w:tc>
+          <w:tcPr>
+            <w:tcW w:type="dxa" w:w="9638"/>
+            <w:tcBorders>
+              <w:top w:val="none" w:color="FFFFFF" w:sz="0"/>
+              <w:left w:val="single" w:color="2E7D32" w:sz="24"/>
+              <w:bottom w:val="none" w:color="FFFFFF" w:sz="0"/>
+              <w:right w:val="none" w:color="FFFFFF" w:sz="0"/>
+            </w:tcBorders>
+            <w:shd w:fill="E8F5E9" w:color="auto" w:val="clear"/>
+            <w:tcMar>
+              <w:top w:type="dxa" w:w="100"/>
+              <w:left w:type="dxa" w:w="180"/>
+              <w:bottom w:type="dxa" w:w="100"/>
+              <w:right w:type="dxa" w:w="140"/>
+            </w:tcMar>
+          </w:tcPr>
+          <w:p>
+            <w:pPr>
+              <w:spacing w:after="60"/>
+            </w:pPr>
+            <w:r>
+              <w:t xml:space="preserve">💡 ปิดหน้าต่าง Terminal ได้เลย ระบบยังรันต่อ — จะปิดจริงใช้ </w:t>
+            </w:r>
+            <w:r>
+              <w:rPr>
+                <w:rFonts w:ascii="Menlo" w:cs="Menlo" w:eastAsia="Menlo" w:hAnsi="Menlo"/>
+                <w:color w:val="AD1457"/>
+                <w:sz w:val="22"/>
+                <w:szCs w:val="22"/>
+              </w:rPr>
+              <w:t xml:space="preserve">./scripts/dev.sh stop</w:t>
+            </w:r>
+            <w:r>
+              <w:t xml:space="preserve"> หรือปิดเครื่อง</w:t>
+            </w:r>
+          </w:p>
+        </w:tc>
+      </w:tr>
+    </w:tbl>
+    <w:p>
+      <w:pPr>
+        <w:spacing w:after="80"/>
+      </w:pPr>
+    </w:p>
+    <w:p>
+      <w:pPr>
+        <w:spacing w:after="100"/>
+      </w:pPr>
+      <w:r>
+        <w:t xml:space="preserve">ตัวอย่างผลของ </w:t>
+      </w:r>
+      <w:r>
+        <w:rPr>
+          <w:rFonts w:ascii="Menlo" w:cs="Menlo" w:eastAsia="Menlo" w:hAnsi="Menlo"/>
+          <w:color w:val="AD1457"/>
+          <w:sz w:val="22"/>
+          <w:szCs w:val="22"/>
+        </w:rPr>
+        <w:t xml:space="preserve">./scripts/dev.sh status</w:t>
+      </w:r>
+      <w:r>
+        <w:t xml:space="preserve"> ตอนทุกอย่างปกติ:</w:t>
+      </w:r>
+    </w:p>
+    <w:tbl>
+      <w:tblPr>
+        <w:tblW w:type="dxa" w:w="9638"/>
+        <w:tblBorders>
+          <w:top w:val="single" w:color="auto" w:sz="4"/>
+          <w:left w:val="single" w:color="auto" w:sz="4"/>
+          <w:bottom w:val="single" w:color="auto" w:sz="4"/>
+          <w:right w:val="single" w:color="auto" w:sz="4"/>
+          <w:insideH w:val="single" w:color="auto" w:sz="4"/>
+          <w:insideV w:val="single" w:color="auto" w:sz="4"/>
+        </w:tblBorders>
+      </w:tblPr>
+      <w:tblGrid>
+        <w:gridCol w:w="9638"/>
+      </w:tblGrid>
+      <w:tr>
+        <w:trPr>
+          <w:cantSplit/>
+        </w:trPr>
+        <w:tc>
+          <w:tcPr>
+            <w:tcW w:type="dxa" w:w="9638"/>
+            <w:tcBorders>
+              <w:top w:val="none" w:color="FFFFFF" w:sz="0"/>
+              <w:left w:val="none" w:color="FFFFFF" w:sz="0"/>
+              <w:bottom w:val="none" w:color="FFFFFF" w:sz="0"/>
+              <w:right w:val="none" w:color="FFFFFF" w:sz="0"/>
+            </w:tcBorders>
+            <w:shd w:fill="1F2430" w:color="auto" w:val="clear"/>
+            <w:tcMar>
+              <w:top w:type="dxa" w:w="120"/>
+              <w:left w:type="dxa" w:w="200"/>
+              <w:bottom w:type="dxa" w:w="120"/>
+              <w:right w:type="dxa" w:w="160"/>
+            </w:tcMar>
+          </w:tcPr>
+          <w:p>
+            <w:pPr>
+              <w:spacing w:after="40"/>
+            </w:pPr>
+            <w:r>
+              <w:rPr>
+                <w:rFonts w:ascii="Menlo" w:cs="Menlo" w:eastAsia="Menlo" w:hAnsi="Menlo"/>
+                <w:b/>
+                <w:bCs/>
+                <w:color w:val="E5E7EB"/>
+                <w:sz w:val="20"/>
+                <w:szCs w:val="20"/>
+              </w:rPr>
+              <w:t xml:space="preserve">หน้าเว็บ  (พอร์ต 5173)  : เปิดอยู่ — ใช้ backend ของเว็บจริง</w:t>
+            </w:r>
+          </w:p>
+          <w:p>
+            <w:pPr>
+              <w:spacing w:after="40"/>
+            </w:pPr>
+            <w:r>
+              <w:rPr>
+                <w:rFonts w:ascii="Menlo" w:cs="Menlo" w:eastAsia="Menlo" w:hAnsi="Menlo"/>
+                <w:b/>
+                <w:bCs/>
+                <w:color w:val="E5E7EB"/>
+                <w:sz w:val="20"/>
+                <w:szCs w:val="20"/>
+              </w:rPr>
+              <w:t xml:space="preserve">ทดสอบดึงข่าว ผ่าน localhost:5173/api : 200 (200 = ใช้ได้)</w:t>
+            </w:r>
+          </w:p>
+          <w:p>
+            <w:pPr>
+              <w:spacing w:after="40"/>
+            </w:pPr>
+            <w:r>
+              <w:rPr>
+                <w:rFonts w:ascii="Menlo" w:cs="Menlo" w:eastAsia="Menlo" w:hAnsi="Menlo"/>
+                <w:b/>
+                <w:bCs/>
+                <w:color w:val="E5E7EB"/>
+                <w:sz w:val="20"/>
+                <w:szCs w:val="20"/>
+              </w:rPr>
+              <w:t xml:space="preserve">เว็บจริงตอบ: 200 (200 = เซิร์ฟเวอร์จริงปกติ)</w:t>
+            </w:r>
+          </w:p>
+        </w:tc>
+      </w:tr>
+    </w:tbl>
+    <w:p>
+      <w:pPr>
+        <w:pStyle w:val="Heading1"/>
+        <w:spacing w:after="160" w:before="360"/>
+      </w:pPr>
+      <w:r>
+        <w:t xml:space="preserve">2. เวลามีปัญหา ต้องแก้ยังไง</w:t>
+      </w:r>
+    </w:p>
+    <w:p>
+      <w:pPr>
+        <w:spacing w:after="100"/>
       </w:pPr>
       <w:r>
         <w:rPr>
           <w:b/>
           <w:bCs/>
         </w:rPr>
-        <w:t xml:space="preserve">เปิดหน้าเว็บ</w:t>
-      </w:r>
-      <w:r>
-        <w:t xml:space="preserve"> — พอร์ต 5173 แล้วทดสอบดึงข่าวให้ว่าใช้ได้</w:t>
-      </w:r>
-    </w:p>
-    <w:p>
-      <w:pPr>
-        <w:spacing w:after="120" w:before="80"/>
-      </w:pPr>
-      <w:r>
-        <w:t xml:space="preserve">เสร็จแล้วเปิดเบราว์เซอร์ไปที่ </w:t>
+        <w:t xml:space="preserve">ขั้นแรกทุกครั้ง:</w:t>
+      </w:r>
+      <w:r>
+        <w:t xml:space="preserve"> พิมพ์ </w:t>
+      </w:r>
+      <w:r>
+        <w:rPr>
+          <w:rFonts w:ascii="Menlo" w:cs="Menlo" w:eastAsia="Menlo" w:hAnsi="Menlo"/>
+          <w:color w:val="AD1457"/>
+          <w:sz w:val="22"/>
+          <w:szCs w:val="22"/>
+        </w:rPr>
+        <w:t xml:space="preserve">./scripts/dev.sh status</w:t>
+      </w:r>
+      <w:r>
+        <w:t xml:space="preserve"> แล้วดูว่าบรรทัดไหนไม่ปกติ</w:t>
+      </w:r>
+    </w:p>
+    <w:tbl>
+      <w:tblPr>
+        <w:tblW w:type="dxa" w:w="9638"/>
+        <w:tblBorders>
+          <w:top w:val="single" w:color="auto" w:sz="4"/>
+          <w:left w:val="single" w:color="auto" w:sz="4"/>
+          <w:bottom w:val="single" w:color="auto" w:sz="4"/>
+          <w:right w:val="single" w:color="auto" w:sz="4"/>
+          <w:insideH w:val="single" w:color="auto" w:sz="4"/>
+          <w:insideV w:val="single" w:color="auto" w:sz="4"/>
+        </w:tblBorders>
+      </w:tblPr>
+      <w:tblGrid>
+        <w:gridCol w:w="9638"/>
+      </w:tblGrid>
+      <w:tr>
+        <w:trPr>
+          <w:cantSplit/>
+        </w:trPr>
+        <w:tc>
+          <w:tcPr>
+            <w:tcW w:type="dxa" w:w="9638"/>
+            <w:tcBorders>
+              <w:top w:val="none" w:color="FFFFFF" w:sz="0"/>
+              <w:left w:val="none" w:color="FFFFFF" w:sz="0"/>
+              <w:bottom w:val="none" w:color="FFFFFF" w:sz="0"/>
+              <w:right w:val="none" w:color="FFFFFF" w:sz="0"/>
+            </w:tcBorders>
+            <w:shd w:fill="1F2430" w:color="auto" w:val="clear"/>
+            <w:tcMar>
+              <w:top w:type="dxa" w:w="120"/>
+              <w:left w:type="dxa" w:w="200"/>
+              <w:bottom w:type="dxa" w:w="120"/>
+              <w:right w:type="dxa" w:w="160"/>
+            </w:tcMar>
+          </w:tcPr>
+          <w:p>
+            <w:pPr>
+              <w:spacing w:after="40"/>
+            </w:pPr>
+            <w:r>
+              <w:rPr>
+                <w:rFonts w:ascii="Menlo" w:cs="Menlo" w:eastAsia="Menlo" w:hAnsi="Menlo"/>
+                <w:color w:val="8B93A7"/>
+                <w:sz w:val="18"/>
+                <w:szCs w:val="18"/>
+              </w:rPr>
+              <w:t xml:space="preserve">kanun@MacBook-Air-khxng-kanun project % </w:t>
+            </w:r>
+            <w:r>
+              <w:rPr>
+                <w:rFonts w:ascii="Menlo" w:cs="Menlo" w:eastAsia="Menlo" w:hAnsi="Menlo"/>
+                <w:b/>
+                <w:bCs/>
+                <w:color w:val="FF7EB6"/>
+                <w:sz w:val="20"/>
+                <w:szCs w:val="20"/>
+              </w:rPr>
+              <w:t xml:space="preserve">./scripts/dev.sh status</w:t>
+            </w:r>
+            <w:r>
+              <w:rPr>
+                <w:rFonts w:ascii="TH Sarabun New" w:cs="TH Sarabun New" w:eastAsia="TH Sarabun New" w:hAnsi="TH Sarabun New"/>
+                <w:color w:val="A5E3B3"/>
+                <w:sz w:val="26"/>
+                <w:szCs w:val="26"/>
+              </w:rPr>
+              <w:t xml:space="preserve">    ← ดูอาการก่อน</w:t>
+            </w:r>
+          </w:p>
+        </w:tc>
+      </w:tr>
+    </w:tbl>
+    <w:p>
+      <w:pPr>
+        <w:pStyle w:val="Heading2"/>
+        <w:keepNext/>
+        <w:spacing w:after="100" w:before="220"/>
+      </w:pPr>
+      <w:r>
+        <w:t xml:space="preserve">ขึ้น "โหลดข่าวสารไม่สำเร็จ" / "เชื่อมต่อเซิร์ฟเวอร์ไม่ได้" / ข้อมูลไม่ขึ้น</w:t>
+      </w:r>
+    </w:p>
+    <w:tbl>
+      <w:tblPr>
+        <w:tblW w:type="dxa" w:w="9638"/>
+        <w:tblBorders>
+          <w:top w:val="single" w:color="auto" w:sz="4"/>
+          <w:left w:val="single" w:color="auto" w:sz="4"/>
+          <w:bottom w:val="single" w:color="auto" w:sz="4"/>
+          <w:right w:val="single" w:color="auto" w:sz="4"/>
+          <w:insideH w:val="single" w:color="auto" w:sz="4"/>
+          <w:insideV w:val="single" w:color="auto" w:sz="4"/>
+        </w:tblBorders>
+      </w:tblPr>
+      <w:tblGrid>
+        <w:gridCol w:w="3469"/>
+        <w:gridCol w:w="2891"/>
+        <w:gridCol w:w="3278"/>
+      </w:tblGrid>
+      <w:tr>
+        <w:trPr>
+          <w:tblHeader/>
+        </w:trPr>
+        <w:tc>
+          <w:tcPr>
+            <w:tcW w:type="dxa" w:w="3469"/>
+            <w:tcBorders>
+              <w:top w:val="single" w:color="D1D5DB" w:sz="4"/>
+              <w:left w:val="single" w:color="D1D5DB" w:sz="4"/>
+              <w:bottom w:val="single" w:color="D1D5DB" w:sz="4"/>
+              <w:right w:val="single" w:color="D1D5DB" w:sz="4"/>
+            </w:tcBorders>
+            <w:shd w:fill="FCE4EC" w:color="auto" w:val="clear"/>
+            <w:tcMar>
+              <w:top w:type="dxa" w:w="60"/>
+              <w:left w:type="dxa" w:w="110"/>
+              <w:bottom w:type="dxa" w:w="60"/>
+              <w:right w:type="dxa" w:w="110"/>
+            </w:tcMar>
+          </w:tcPr>
+          <w:p>
+            <w:pPr>
+              <w:spacing w:after="0"/>
+            </w:pPr>
+            <w:r>
+              <w:rPr>
+                <w:b/>
+                <w:bCs/>
+              </w:rPr>
+              <w:t xml:space="preserve">status ขึ้นว่า</w:t>
+            </w:r>
+          </w:p>
+        </w:tc>
+        <w:tc>
+          <w:tcPr>
+            <w:tcW w:type="dxa" w:w="2891"/>
+            <w:tcBorders>
+              <w:top w:val="single" w:color="D1D5DB" w:sz="4"/>
+              <w:left w:val="single" w:color="D1D5DB" w:sz="4"/>
+              <w:bottom w:val="single" w:color="D1D5DB" w:sz="4"/>
+              <w:right w:val="single" w:color="D1D5DB" w:sz="4"/>
+            </w:tcBorders>
+            <w:shd w:fill="FCE4EC" w:color="auto" w:val="clear"/>
+            <w:tcMar>
+              <w:top w:type="dxa" w:w="60"/>
+              <w:left w:type="dxa" w:w="110"/>
+              <w:bottom w:type="dxa" w:w="60"/>
+              <w:right w:type="dxa" w:w="110"/>
+            </w:tcMar>
+          </w:tcPr>
+          <w:p>
+            <w:pPr>
+              <w:spacing w:after="0"/>
+            </w:pPr>
+            <w:r>
+              <w:rPr>
+                <w:b/>
+                <w:bCs/>
+              </w:rPr>
+              <w:t xml:space="preserve">แปลว่า</w:t>
+            </w:r>
+          </w:p>
+        </w:tc>
+        <w:tc>
+          <w:tcPr>
+            <w:tcW w:type="dxa" w:w="3278"/>
+            <w:tcBorders>
+              <w:top w:val="single" w:color="D1D5DB" w:sz="4"/>
+              <w:left w:val="single" w:color="D1D5DB" w:sz="4"/>
+              <w:bottom w:val="single" w:color="D1D5DB" w:sz="4"/>
+              <w:right w:val="single" w:color="D1D5DB" w:sz="4"/>
+            </w:tcBorders>
+            <w:shd w:fill="FCE4EC" w:color="auto" w:val="clear"/>
+            <w:tcMar>
+              <w:top w:type="dxa" w:w="60"/>
+              <w:left w:type="dxa" w:w="110"/>
+              <w:bottom w:type="dxa" w:w="60"/>
+              <w:right w:type="dxa" w:w="110"/>
+            </w:tcMar>
+          </w:tcPr>
+          <w:p>
+            <w:pPr>
+              <w:spacing w:after="0"/>
+            </w:pPr>
+            <w:r>
+              <w:rPr>
+                <w:b/>
+                <w:bCs/>
+              </w:rPr>
+              <w:t xml:space="preserve">แก้</w:t>
+            </w:r>
+          </w:p>
+        </w:tc>
+      </w:tr>
+      <w:tr>
+        <w:trPr>
+          <w:cantSplit/>
+        </w:trPr>
+        <w:tc>
+          <w:tcPr>
+            <w:tcW w:type="dxa" w:w="3469"/>
+            <w:tcBorders>
+              <w:top w:val="single" w:color="D1D5DB" w:sz="4"/>
+              <w:left w:val="single" w:color="D1D5DB" w:sz="4"/>
+              <w:bottom w:val="single" w:color="D1D5DB" w:sz="4"/>
+              <w:right w:val="single" w:color="D1D5DB" w:sz="4"/>
+            </w:tcBorders>
+            <w:tcMar>
+              <w:top w:type="dxa" w:w="60"/>
+              <w:left w:type="dxa" w:w="110"/>
+              <w:bottom w:type="dxa" w:w="60"/>
+              <w:right w:type="dxa" w:w="110"/>
+            </w:tcMar>
+          </w:tcPr>
+          <w:p>
+            <w:pPr>
+              <w:spacing w:after="0"/>
+            </w:pPr>
+            <w:r>
+              <w:t xml:space="preserve">หน้าเว็บ … </w:t>
+            </w:r>
+            <w:r>
+              <w:t xml:space="preserve">ปิดอยู่</w:t>
+            </w:r>
+          </w:p>
+        </w:tc>
+        <w:tc>
+          <w:tcPr>
+            <w:tcW w:type="dxa" w:w="2891"/>
+            <w:tcBorders>
+              <w:top w:val="single" w:color="D1D5DB" w:sz="4"/>
+              <w:left w:val="single" w:color="D1D5DB" w:sz="4"/>
+              <w:bottom w:val="single" w:color="D1D5DB" w:sz="4"/>
+              <w:right w:val="single" w:color="D1D5DB" w:sz="4"/>
+            </w:tcBorders>
+            <w:tcMar>
+              <w:top w:type="dxa" w:w="60"/>
+              <w:left w:type="dxa" w:w="110"/>
+              <w:bottom w:type="dxa" w:w="60"/>
+              <w:right w:type="dxa" w:w="110"/>
+            </w:tcMar>
+          </w:tcPr>
+          <w:p>
+            <w:pPr>
+              <w:spacing w:after="0"/>
+            </w:pPr>
+            <w:r>
+              <w:t xml:space="preserve">หน้าเว็บในเครื่องไม่ได้เปิด</w:t>
+            </w:r>
+          </w:p>
+        </w:tc>
+        <w:tc>
+          <w:tcPr>
+            <w:tcW w:type="dxa" w:w="3278"/>
+            <w:tcBorders>
+              <w:top w:val="single" w:color="D1D5DB" w:sz="4"/>
+              <w:left w:val="single" w:color="D1D5DB" w:sz="4"/>
+              <w:bottom w:val="single" w:color="D1D5DB" w:sz="4"/>
+              <w:right w:val="single" w:color="D1D5DB" w:sz="4"/>
+            </w:tcBorders>
+            <w:tcMar>
+              <w:top w:type="dxa" w:w="60"/>
+              <w:left w:type="dxa" w:w="110"/>
+              <w:bottom w:type="dxa" w:w="60"/>
+              <w:right w:type="dxa" w:w="110"/>
+            </w:tcMar>
+          </w:tcPr>
+          <w:p>
+            <w:pPr>
+              <w:spacing w:after="0"/>
+            </w:pPr>
+            <w:r>
+              <w:t xml:space="preserve">พิมพ์ </w:t>
+            </w:r>
+            <w:r>
+              <w:rPr>
+                <w:rFonts w:ascii="Menlo" w:cs="Menlo" w:eastAsia="Menlo" w:hAnsi="Menlo"/>
+                <w:color w:val="AD1457"/>
+                <w:sz w:val="22"/>
+                <w:szCs w:val="22"/>
+              </w:rPr>
+              <w:t xml:space="preserve">./scripts/dev.sh</w:t>
+            </w:r>
+          </w:p>
+        </w:tc>
+      </w:tr>
+      <w:tr>
+        <w:trPr>
+          <w:cantSplit/>
+        </w:trPr>
+        <w:tc>
+          <w:tcPr>
+            <w:tcW w:type="dxa" w:w="3469"/>
+            <w:tcBorders>
+              <w:top w:val="single" w:color="D1D5DB" w:sz="4"/>
+              <w:left w:val="single" w:color="D1D5DB" w:sz="4"/>
+              <w:bottom w:val="single" w:color="D1D5DB" w:sz="4"/>
+              <w:right w:val="single" w:color="D1D5DB" w:sz="4"/>
+            </w:tcBorders>
+            <w:tcMar>
+              <w:top w:type="dxa" w:w="60"/>
+              <w:left w:type="dxa" w:w="110"/>
+              <w:bottom w:type="dxa" w:w="60"/>
+              <w:right w:type="dxa" w:w="110"/>
+            </w:tcMar>
+          </w:tcPr>
+          <w:p>
+            <w:pPr>
+              <w:spacing w:after="0"/>
+            </w:pPr>
+            <w:r>
+              <w:t xml:space="preserve">ทดสอบดึงข่าว … ไม่ใช่ 200 แต่ เว็บจริงตอบ 200</w:t>
+            </w:r>
+          </w:p>
+        </w:tc>
+        <w:tc>
+          <w:tcPr>
+            <w:tcW w:type="dxa" w:w="2891"/>
+            <w:tcBorders>
+              <w:top w:val="single" w:color="D1D5DB" w:sz="4"/>
+              <w:left w:val="single" w:color="D1D5DB" w:sz="4"/>
+              <w:bottom w:val="single" w:color="D1D5DB" w:sz="4"/>
+              <w:right w:val="single" w:color="D1D5DB" w:sz="4"/>
+            </w:tcBorders>
+            <w:tcMar>
+              <w:top w:type="dxa" w:w="60"/>
+              <w:left w:type="dxa" w:w="110"/>
+              <w:bottom w:type="dxa" w:w="60"/>
+              <w:right w:type="dxa" w:w="110"/>
+            </w:tcMar>
+          </w:tcPr>
+          <w:p>
+            <w:pPr>
+              <w:spacing w:after="0"/>
+            </w:pPr>
+            <w:r>
+              <w:t xml:space="preserve">หน้าเว็บในเครื่องค้าง</w:t>
+            </w:r>
+          </w:p>
+        </w:tc>
+        <w:tc>
+          <w:tcPr>
+            <w:tcW w:type="dxa" w:w="3278"/>
+            <w:tcBorders>
+              <w:top w:val="single" w:color="D1D5DB" w:sz="4"/>
+              <w:left w:val="single" w:color="D1D5DB" w:sz="4"/>
+              <w:bottom w:val="single" w:color="D1D5DB" w:sz="4"/>
+              <w:right w:val="single" w:color="D1D5DB" w:sz="4"/>
+            </w:tcBorders>
+            <w:tcMar>
+              <w:top w:type="dxa" w:w="60"/>
+              <w:left w:type="dxa" w:w="110"/>
+              <w:bottom w:type="dxa" w:w="60"/>
+              <w:right w:type="dxa" w:w="110"/>
+            </w:tcMar>
+          </w:tcPr>
+          <w:p>
+            <w:pPr>
+              <w:spacing w:after="0"/>
+            </w:pPr>
+            <w:r>
+              <w:rPr>
+                <w:rFonts w:ascii="Menlo" w:cs="Menlo" w:eastAsia="Menlo" w:hAnsi="Menlo"/>
+                <w:color w:val="AD1457"/>
+                <w:sz w:val="22"/>
+                <w:szCs w:val="22"/>
+              </w:rPr>
+              <w:t xml:space="preserve">./scripts/dev.sh stop</w:t>
+            </w:r>
+            <w:r>
+              <w:t xml:space="preserve"> แล้ว </w:t>
+            </w:r>
+            <w:r>
+              <w:rPr>
+                <w:rFonts w:ascii="Menlo" w:cs="Menlo" w:eastAsia="Menlo" w:hAnsi="Menlo"/>
+                <w:color w:val="AD1457"/>
+                <w:sz w:val="22"/>
+                <w:szCs w:val="22"/>
+              </w:rPr>
+              <w:t xml:space="preserve">./scripts/dev.sh</w:t>
+            </w:r>
+          </w:p>
+        </w:tc>
+      </w:tr>
+      <w:tr>
+        <w:trPr>
+          <w:cantSplit/>
+        </w:trPr>
+        <w:tc>
+          <w:tcPr>
+            <w:tcW w:type="dxa" w:w="3469"/>
+            <w:tcBorders>
+              <w:top w:val="single" w:color="D1D5DB" w:sz="4"/>
+              <w:left w:val="single" w:color="D1D5DB" w:sz="4"/>
+              <w:bottom w:val="single" w:color="D1D5DB" w:sz="4"/>
+              <w:right w:val="single" w:color="D1D5DB" w:sz="4"/>
+            </w:tcBorders>
+            <w:tcMar>
+              <w:top w:type="dxa" w:w="60"/>
+              <w:left w:type="dxa" w:w="110"/>
+              <w:bottom w:type="dxa" w:w="60"/>
+              <w:right w:type="dxa" w:w="110"/>
+            </w:tcMar>
+          </w:tcPr>
+          <w:p>
+            <w:pPr>
+              <w:spacing w:after="0"/>
+            </w:pPr>
+            <w:r>
+              <w:t xml:space="preserve">เว็บจริงตอบ</w:t>
+            </w:r>
+            <w:r>
+              <w:t xml:space="preserve"> ไม่ใช่ 200 (เช่น 000, 502)</w:t>
+            </w:r>
+          </w:p>
+        </w:tc>
+        <w:tc>
+          <w:tcPr>
+            <w:tcW w:type="dxa" w:w="2891"/>
+            <w:tcBorders>
+              <w:top w:val="single" w:color="D1D5DB" w:sz="4"/>
+              <w:left w:val="single" w:color="D1D5DB" w:sz="4"/>
+              <w:bottom w:val="single" w:color="D1D5DB" w:sz="4"/>
+              <w:right w:val="single" w:color="D1D5DB" w:sz="4"/>
+            </w:tcBorders>
+            <w:tcMar>
+              <w:top w:type="dxa" w:w="60"/>
+              <w:left w:type="dxa" w:w="110"/>
+              <w:bottom w:type="dxa" w:w="60"/>
+              <w:right w:type="dxa" w:w="110"/>
+            </w:tcMar>
+          </w:tcPr>
+          <w:p>
+            <w:pPr>
+              <w:spacing w:after="0"/>
+            </w:pPr>
+            <w:r>
+              <w:t xml:space="preserve">เน็ตหลุด หรือเซิร์ฟเวอร์จริงมีปัญหา</w:t>
+            </w:r>
+          </w:p>
+        </w:tc>
+        <w:tc>
+          <w:tcPr>
+            <w:tcW w:type="dxa" w:w="3278"/>
+            <w:tcBorders>
+              <w:top w:val="single" w:color="D1D5DB" w:sz="4"/>
+              <w:left w:val="single" w:color="D1D5DB" w:sz="4"/>
+              <w:bottom w:val="single" w:color="D1D5DB" w:sz="4"/>
+              <w:right w:val="single" w:color="D1D5DB" w:sz="4"/>
+            </w:tcBorders>
+            <w:tcMar>
+              <w:top w:type="dxa" w:w="60"/>
+              <w:left w:type="dxa" w:w="110"/>
+              <w:bottom w:type="dxa" w:w="60"/>
+              <w:right w:type="dxa" w:w="110"/>
+            </w:tcMar>
+          </w:tcPr>
+          <w:p>
+            <w:pPr>
+              <w:spacing w:after="0"/>
+            </w:pPr>
+            <w:r>
+              <w:t xml:space="preserve">1) เช็กอินเทอร์เน็ต  2) รีสตาร์ตเซิร์ฟเวอร์ (หัวข้อ 5)  3) ระหว่างรอ ใช้ </w:t>
+            </w:r>
+            <w:r>
+              <w:rPr>
+                <w:rFonts w:ascii="Menlo" w:cs="Menlo" w:eastAsia="Menlo" w:hAnsi="Menlo"/>
+                <w:color w:val="AD1457"/>
+                <w:sz w:val="22"/>
+                <w:szCs w:val="22"/>
+              </w:rPr>
+              <w:t xml:space="preserve">./scripts/dev.sh local</w:t>
+            </w:r>
+          </w:p>
+        </w:tc>
+      </w:tr>
+    </w:tbl>
+    <w:p>
+      <w:pPr>
+        <w:spacing w:after="100" w:before="80"/>
+      </w:pPr>
+      <w:r>
+        <w:t xml:space="preserve">แก้แล้วกดปุ่ม </w:t>
       </w:r>
       <w:r>
         <w:rPr>
           <w:b/>
           <w:bCs/>
         </w:rPr>
-        <w:t xml:space="preserve">http://localhost:5173/login</w:t>
+        <w:t xml:space="preserve">ลองใหม่</w:t>
+      </w:r>
+      <w:r>
+        <w:t xml:space="preserve"> บนหน้าเว็บ หรือ </w:t>
+      </w:r>
+      <w:r>
+        <w:rPr>
+          <w:b/>
+          <w:bCs/>
+        </w:rPr>
+        <w:t xml:space="preserve">Cmd + R</w:t>
+      </w:r>
+      <w:r>
+        <w:t xml:space="preserve"> (หน้าเว็บจะลองโหลดใหม่เองทุก 2–3 วินาทีอยู่แล้ว)</w:t>
+      </w:r>
+    </w:p>
+    <w:p>
+      <w:pPr>
+        <w:pStyle w:val="Heading2"/>
+        <w:keepNext/>
+        <w:spacing w:after="100" w:before="220"/>
+      </w:pPr>
+      <w:r>
+        <w:t xml:space="preserve">ขึ้น "ยังไม่ได้เข้าร่วมห้องเรียนใด — กรอกรหัสเข้าชั้นเรียนที่หน้าแรกก่อน"</w:t>
+      </w:r>
+    </w:p>
+    <w:p>
+      <w:pPr>
+        <w:pStyle w:val="ListParagraph"/>
+        <w:numPr>
+          <w:ilvl w:val="0"/>
+          <w:numId w:val="4"/>
+        </w:numPr>
+        <w:spacing w:after="50"/>
+      </w:pPr>
+      <w:r>
+        <w:t xml:space="preserve">กด </w:t>
+      </w:r>
+      <w:r>
+        <w:rPr>
+          <w:b/>
+          <w:bCs/>
+        </w:rPr>
+        <w:t xml:space="preserve">Cmd + Shift + R</w:t>
+      </w:r>
+      <w:r>
+        <w:t xml:space="preserve"> (หน้าเว็บอาจยังเป็นเวอร์ชันเก่า)</w:t>
+      </w:r>
+    </w:p>
+    <w:p>
+      <w:pPr>
+        <w:pStyle w:val="ListParagraph"/>
+        <w:numPr>
+          <w:ilvl w:val="0"/>
+          <w:numId w:val="4"/>
+        </w:numPr>
+        <w:spacing w:after="50"/>
+      </w:pPr>
+      <w:r>
+        <w:t xml:space="preserve">ดูบรรทัด </w:t>
+      </w:r>
+      <w:r>
+        <w:rPr>
+          <w:b/>
+          <w:bCs/>
+        </w:rPr>
+        <w:t xml:space="preserve">"บัญชีที่ใช้อยู่: …"</w:t>
+      </w:r>
+      <w:r>
+        <w:t xml:space="preserve"> ใต้ข้อความ — ถ้าไม่ใช่บัญชีที่ตั้งใจ ให้ออกจากระบบแล้วล็อกอินใหม่ให้ถูกบัญชี</w:t>
+      </w:r>
+    </w:p>
+    <w:p>
+      <w:pPr>
+        <w:pStyle w:val="ListParagraph"/>
+        <w:numPr>
+          <w:ilvl w:val="0"/>
+          <w:numId w:val="4"/>
+        </w:numPr>
+        <w:spacing w:after="50"/>
+      </w:pPr>
+      <w:r>
+        <w:t xml:space="preserve">ถ้าบัญชีถูกแล้ว แปลว่านักเรียนคนนี้ยังไม่ได้อยู่ห้องไหนจริง ๆ → ขอ </w:t>
+      </w:r>
+      <w:r>
+        <w:rPr>
+          <w:b/>
+          <w:bCs/>
+        </w:rPr>
+        <w:t xml:space="preserve">รหัสเข้าชั้นเรียน 6 ตัว</w:t>
+      </w:r>
+      <w:r>
+        <w:t xml:space="preserve"> จากครู (ครู › ห้องเรียนที่ดูแล) แล้วกด </w:t>
+      </w:r>
+      <w:r>
+        <w:rPr>
+          <w:b/>
+          <w:bCs/>
+        </w:rPr>
+        <w:t xml:space="preserve">กรอกรหัสเข้าชั้นเรียน</w:t>
+      </w:r>
+      <w:r>
+        <w:t xml:space="preserve"> ที่หน้าแรกของนักเรียน</w:t>
+      </w:r>
+    </w:p>
+    <w:p>
+      <w:pPr>
+        <w:pStyle w:val="ListParagraph"/>
+        <w:numPr>
+          <w:ilvl w:val="0"/>
+          <w:numId w:val="4"/>
+        </w:numPr>
+        <w:spacing w:after="50"/>
+      </w:pPr>
+      <w:r>
+        <w:t xml:space="preserve">บัญชีที่สร้างใหม่จากการกด "เข้าด้วย Google" ด้วยอีเมลที่ยังไม่มีในระบบ จะยังไม่อยู่ห้องไหน — ต้องกรอกรหัสเข้าชั้นเรียนก่อน</w:t>
+      </w:r>
+    </w:p>
+    <w:p>
+      <w:pPr>
+        <w:pStyle w:val="Heading2"/>
+        <w:keepNext/>
+        <w:spacing w:after="100" w:before="220"/>
+      </w:pPr>
+      <w:r>
+        <w:t xml:space="preserve">เปิด http://localhost:5173 ไม่ได้เลย (This site can't be reached)</w:t>
+      </w:r>
+    </w:p>
+    <w:p>
+      <w:pPr>
+        <w:spacing w:after="100"/>
+      </w:pPr>
+      <w:r>
+        <w:t xml:space="preserve">หน้าเว็บในเครื่องไม่ได้เปิด — พิมพ์ </w:t>
+      </w:r>
+      <w:r>
+        <w:rPr>
+          <w:rFonts w:ascii="Menlo" w:cs="Menlo" w:eastAsia="Menlo" w:hAnsi="Menlo"/>
+          <w:color w:val="AD1457"/>
+          <w:sz w:val="22"/>
+          <w:szCs w:val="22"/>
+        </w:rPr>
+        <w:t xml:space="preserve">./scripts/dev.sh</w:t>
+      </w:r>
+    </w:p>
+    <w:p>
+      <w:pPr>
+        <w:pStyle w:val="Heading2"/>
+        <w:keepNext/>
+        <w:spacing w:after="100" w:before="220"/>
+      </w:pPr>
+      <w:r>
+        <w:t xml:space="preserve">ขึ้น "Port 5173 is already in use" (พอร์ตถูกใช้อยู่)</w:t>
+      </w:r>
+    </w:p>
+    <w:tbl>
+      <w:tblPr>
+        <w:tblW w:type="dxa" w:w="9638"/>
+        <w:tblBorders>
+          <w:top w:val="single" w:color="auto" w:sz="4"/>
+          <w:left w:val="single" w:color="auto" w:sz="4"/>
+          <w:bottom w:val="single" w:color="auto" w:sz="4"/>
+          <w:right w:val="single" w:color="auto" w:sz="4"/>
+          <w:insideH w:val="single" w:color="auto" w:sz="4"/>
+          <w:insideV w:val="single" w:color="auto" w:sz="4"/>
+        </w:tblBorders>
+      </w:tblPr>
+      <w:tblGrid>
+        <w:gridCol w:w="9638"/>
+      </w:tblGrid>
+      <w:tr>
+        <w:trPr>
+          <w:cantSplit/>
+        </w:trPr>
+        <w:tc>
+          <w:tcPr>
+            <w:tcW w:type="dxa" w:w="9638"/>
+            <w:tcBorders>
+              <w:top w:val="none" w:color="FFFFFF" w:sz="0"/>
+              <w:left w:val="none" w:color="FFFFFF" w:sz="0"/>
+              <w:bottom w:val="none" w:color="FFFFFF" w:sz="0"/>
+              <w:right w:val="none" w:color="FFFFFF" w:sz="0"/>
+            </w:tcBorders>
+            <w:shd w:fill="1F2430" w:color="auto" w:val="clear"/>
+            <w:tcMar>
+              <w:top w:type="dxa" w:w="120"/>
+              <w:left w:type="dxa" w:w="200"/>
+              <w:bottom w:type="dxa" w:w="120"/>
+              <w:right w:type="dxa" w:w="160"/>
+            </w:tcMar>
+          </w:tcPr>
+          <w:p>
+            <w:pPr>
+              <w:spacing w:after="40"/>
+            </w:pPr>
+            <w:r>
+              <w:rPr>
+                <w:rFonts w:ascii="Menlo" w:cs="Menlo" w:eastAsia="Menlo" w:hAnsi="Menlo"/>
+                <w:color w:val="8B93A7"/>
+                <w:sz w:val="18"/>
+                <w:szCs w:val="18"/>
+              </w:rPr>
+              <w:t xml:space="preserve">kanun@MacBook-Air-khxng-kanun project % </w:t>
+            </w:r>
+            <w:r>
+              <w:rPr>
+                <w:rFonts w:ascii="Menlo" w:cs="Menlo" w:eastAsia="Menlo" w:hAnsi="Menlo"/>
+                <w:b/>
+                <w:bCs/>
+                <w:color w:val="FF7EB6"/>
+                <w:sz w:val="20"/>
+                <w:szCs w:val="20"/>
+              </w:rPr>
+              <w:t xml:space="preserve">./scripts/dev.sh stop</w:t>
+            </w:r>
+          </w:p>
+          <w:p>
+            <w:pPr>
+              <w:spacing w:after="40"/>
+            </w:pPr>
+            <w:r>
+              <w:rPr>
+                <w:rFonts w:ascii="Menlo" w:cs="Menlo" w:eastAsia="Menlo" w:hAnsi="Menlo"/>
+                <w:color w:val="8B93A7"/>
+                <w:sz w:val="18"/>
+                <w:szCs w:val="18"/>
+              </w:rPr>
+              <w:t xml:space="preserve">kanun@MacBook-Air-khxng-kanun project % </w:t>
+            </w:r>
+            <w:r>
+              <w:rPr>
+                <w:rFonts w:ascii="Menlo" w:cs="Menlo" w:eastAsia="Menlo" w:hAnsi="Menlo"/>
+                <w:b/>
+                <w:bCs/>
+                <w:color w:val="FF7EB6"/>
+                <w:sz w:val="20"/>
+                <w:szCs w:val="20"/>
+              </w:rPr>
+              <w:t xml:space="preserve">./scripts/dev.sh</w:t>
+            </w:r>
+          </w:p>
+        </w:tc>
+      </w:tr>
+    </w:tbl>
+    <w:p>
+      <w:pPr>
+        <w:pStyle w:val="Heading2"/>
+        <w:keepNext/>
+        <w:spacing w:after="100" w:before="220"/>
+      </w:pPr>
+      <w:r>
+        <w:t xml:space="preserve">ล็อกอินไม่ได้ / "อีเมลหรือรหัสผ่านไม่ถูกต้อง"</w:t>
+      </w:r>
+    </w:p>
+    <w:p>
+      <w:pPr>
+        <w:spacing w:after="100"/>
+      </w:pPr>
+      <w:r>
+        <w:t xml:space="preserve">localhost ใช้บัญชีเดียวกับเว็บจริง — ถ้าเข้าเว็บจริงได้ localhost ก็ต้องได้ • ถ้าใช้โหมด </w:t>
+      </w:r>
+      <w:r>
+        <w:rPr>
+          <w:rFonts w:ascii="Menlo" w:cs="Menlo" w:eastAsia="Menlo" w:hAnsi="Menlo"/>
+          <w:color w:val="AD1457"/>
+          <w:sz w:val="22"/>
+          <w:szCs w:val="22"/>
+        </w:rPr>
+        <w:t xml:space="preserve">local</w:t>
+      </w:r>
+      <w:r>
+        <w:t xml:space="preserve"> บัญชีจะเป็นของฐานข้อมูลในเครื่อง ซึ่งอาจไม่ตรงกับเว็บจริง</w:t>
+      </w:r>
+    </w:p>
+    <w:p>
+      <w:pPr>
+        <w:pStyle w:val="Heading2"/>
+        <w:keepNext/>
+        <w:spacing w:after="100" w:before="220"/>
+      </w:pPr>
+      <w:r>
+        <w:t xml:space="preserve">ล็อกอินแล้วเด้งออก / "กรุณาเข้าสู่ระบบใหม่"</w:t>
+      </w:r>
+    </w:p>
+    <w:p>
+      <w:pPr>
+        <w:spacing w:after="100"/>
+      </w:pPr>
+      <w:r>
+        <w:t xml:space="preserve">token หมดอายุ (อายุ 1 วัน) หรือเพิ่งสลับโหมด live/local — ล็อกอินใหม่ได้เลย</w:t>
+      </w:r>
+    </w:p>
+    <w:p>
+      <w:pPr>
+        <w:pStyle w:val="Heading2"/>
+        <w:keepNext/>
+        <w:spacing w:after="100" w:before="220"/>
+      </w:pPr>
+      <w:r>
+        <w:t xml:space="preserve">ใช้โหมด local แล้วขึ้น "ฐานข้อมูล … ปิดอยู่"</w:t>
+      </w:r>
+    </w:p>
+    <w:p>
+      <w:pPr>
+        <w:pStyle w:val="ListParagraph"/>
+        <w:numPr>
+          <w:ilvl w:val="0"/>
+          <w:numId w:val="5"/>
+        </w:numPr>
+        <w:spacing w:after="50"/>
+      </w:pPr>
+      <w:r>
+        <w:t xml:space="preserve">เปิดแอป </w:t>
+      </w:r>
+      <w:r>
+        <w:rPr>
+          <w:b/>
+          <w:bCs/>
+        </w:rPr>
+        <w:t xml:space="preserve">XAMPP</w:t>
+      </w:r>
+      <w:r>
+        <w:t xml:space="preserve"> (Applications → XAMPP → manager-osx)</w:t>
+      </w:r>
+    </w:p>
+    <w:p>
+      <w:pPr>
+        <w:pStyle w:val="ListParagraph"/>
+        <w:numPr>
+          <w:ilvl w:val="0"/>
+          <w:numId w:val="5"/>
+        </w:numPr>
+        <w:spacing w:after="50"/>
+      </w:pPr>
+      <w:r>
+        <w:t xml:space="preserve">แท็บ </w:t>
+      </w:r>
+      <w:r>
+        <w:rPr>
+          <w:b/>
+          <w:bCs/>
+        </w:rPr>
+        <w:t xml:space="preserve">Manage Servers</w:t>
+      </w:r>
+      <w:r>
+        <w:t xml:space="preserve"> → กด </w:t>
+      </w:r>
+      <w:r>
+        <w:rPr>
+          <w:b/>
+          <w:bCs/>
+        </w:rPr>
+        <w:t xml:space="preserve">Start</w:t>
+      </w:r>
+      <w:r>
+        <w:t xml:space="preserve"> ที่ </w:t>
+      </w:r>
+      <w:r>
+        <w:rPr>
+          <w:b/>
+          <w:bCs/>
+        </w:rPr>
+        <w:t xml:space="preserve">MySQL Database</w:t>
+      </w:r>
+    </w:p>
+    <w:p>
+      <w:pPr>
+        <w:pStyle w:val="ListParagraph"/>
+        <w:numPr>
+          <w:ilvl w:val="0"/>
+          <w:numId w:val="5"/>
+        </w:numPr>
+        <w:spacing w:after="50"/>
+      </w:pPr>
+      <w:r>
+        <w:t xml:space="preserve">พิมพ์ </w:t>
+      </w:r>
+      <w:r>
+        <w:rPr>
+          <w:rFonts w:ascii="Menlo" w:cs="Menlo" w:eastAsia="Menlo" w:hAnsi="Menlo"/>
+          <w:color w:val="AD1457"/>
+          <w:sz w:val="22"/>
+          <w:szCs w:val="22"/>
+        </w:rPr>
+        <w:t xml:space="preserve">./scripts/dev.sh local</w:t>
+      </w:r>
+      <w:r>
+        <w:t xml:space="preserve"> อีกครั้ง (ดู error: </w:t>
+      </w:r>
+      <w:r>
+        <w:rPr>
+          <w:rFonts w:ascii="Menlo" w:cs="Menlo" w:eastAsia="Menlo" w:hAnsi="Menlo"/>
+          <w:color w:val="AD1457"/>
+          <w:sz w:val="22"/>
+          <w:szCs w:val="22"/>
+        </w:rPr>
+        <w:t xml:space="preserve">tail -30 /tmp/rm-backend.log</w:t>
+      </w:r>
+      <w:r>
+        <w:t xml:space="preserve">)</w:t>
+      </w:r>
+    </w:p>
+    <w:p>
+      <w:pPr>
+        <w:pStyle w:val="Heading2"/>
+        <w:keepNext/>
+        <w:spacing w:after="100" w:before="220"/>
+      </w:pPr>
+      <w:r>
+        <w:t xml:space="preserve">หน้าเว็บยังเป็นแบบเก่า หลังแก้โค้ดหรือหลังขึ้นเว็บ</w:t>
+      </w:r>
+    </w:p>
+    <w:p>
+      <w:pPr>
+        <w:spacing w:after="100"/>
+      </w:pPr>
+      <w:r>
+        <w:t xml:space="preserve">กด </w:t>
+      </w:r>
+      <w:r>
+        <w:rPr>
+          <w:b/>
+          <w:bCs/>
+        </w:rPr>
+        <w:t xml:space="preserve">Cmd + Shift + R</w:t>
+      </w:r>
+      <w:r>
+        <w:t xml:space="preserve"> (รีเฟรชแบบล้างของเก่า)</w:t>
+      </w:r>
+    </w:p>
+    <w:p>
+      <w:pPr>
+        <w:pStyle w:val="Heading1"/>
+        <w:spacing w:after="160" w:before="360"/>
+      </w:pPr>
+      <w:r>
+        <w:t xml:space="preserve">3. เช็กโค้ดก่อน commit (ควรทำ)</w:t>
+      </w:r>
+    </w:p>
+    <w:tbl>
+      <w:tblPr>
+        <w:tblW w:type="dxa" w:w="9638"/>
+        <w:tblBorders>
+          <w:top w:val="single" w:color="auto" w:sz="4"/>
+          <w:left w:val="single" w:color="auto" w:sz="4"/>
+          <w:bottom w:val="single" w:color="auto" w:sz="4"/>
+          <w:right w:val="single" w:color="auto" w:sz="4"/>
+          <w:insideH w:val="single" w:color="auto" w:sz="4"/>
+          <w:insideV w:val="single" w:color="auto" w:sz="4"/>
+        </w:tblBorders>
+      </w:tblPr>
+      <w:tblGrid>
+        <w:gridCol w:w="9638"/>
+      </w:tblGrid>
+      <w:tr>
+        <w:trPr>
+          <w:cantSplit/>
+        </w:trPr>
+        <w:tc>
+          <w:tcPr>
+            <w:tcW w:type="dxa" w:w="9638"/>
+            <w:tcBorders>
+              <w:top w:val="none" w:color="FFFFFF" w:sz="0"/>
+              <w:left w:val="none" w:color="FFFFFF" w:sz="0"/>
+              <w:bottom w:val="none" w:color="FFFFFF" w:sz="0"/>
+              <w:right w:val="none" w:color="FFFFFF" w:sz="0"/>
+            </w:tcBorders>
+            <w:shd w:fill="1F2430" w:color="auto" w:val="clear"/>
+            <w:tcMar>
+              <w:top w:type="dxa" w:w="120"/>
+              <w:left w:type="dxa" w:w="200"/>
+              <w:bottom w:type="dxa" w:w="120"/>
+              <w:right w:type="dxa" w:w="160"/>
+            </w:tcMar>
+          </w:tcPr>
+          <w:p>
+            <w:pPr>
+              <w:spacing w:after="40"/>
+            </w:pPr>
+            <w:r>
+              <w:rPr>
+                <w:rFonts w:ascii="Menlo" w:cs="Menlo" w:eastAsia="Menlo" w:hAnsi="Menlo"/>
+                <w:color w:val="8B93A7"/>
+                <w:sz w:val="18"/>
+                <w:szCs w:val="18"/>
+              </w:rPr>
+              <w:t xml:space="preserve">kanun@MacBook-Air-khxng-kanun project % </w:t>
+            </w:r>
+            <w:r>
+              <w:rPr>
+                <w:rFonts w:ascii="Menlo" w:cs="Menlo" w:eastAsia="Menlo" w:hAnsi="Menlo"/>
+                <w:b/>
+                <w:bCs/>
+                <w:color w:val="FF7EB6"/>
+                <w:sz w:val="20"/>
+                <w:szCs w:val="20"/>
+              </w:rPr>
+              <w:t xml:space="preserve">cd Rm</w:t>
+            </w:r>
+            <w:r>
+              <w:rPr>
+                <w:rFonts w:ascii="TH Sarabun New" w:cs="TH Sarabun New" w:eastAsia="TH Sarabun New" w:hAnsi="TH Sarabun New"/>
+                <w:color w:val="A5E3B3"/>
+                <w:sz w:val="26"/>
+                <w:szCs w:val="26"/>
+              </w:rPr>
+              <w:t xml:space="preserve">    ← เข้าโฟลเดอร์หน้าเว็บ</w:t>
+            </w:r>
+          </w:p>
+          <w:p>
+            <w:pPr>
+              <w:spacing w:after="40"/>
+            </w:pPr>
+            <w:r>
+              <w:rPr>
+                <w:rFonts w:ascii="Menlo" w:cs="Menlo" w:eastAsia="Menlo" w:hAnsi="Menlo"/>
+                <w:color w:val="8B93A7"/>
+                <w:sz w:val="18"/>
+                <w:szCs w:val="18"/>
+              </w:rPr>
+              <w:t xml:space="preserve">kanun@MacBook-Air-khxng-kanun Rm % </w:t>
+            </w:r>
+            <w:r>
+              <w:rPr>
+                <w:rFonts w:ascii="Menlo" w:cs="Menlo" w:eastAsia="Menlo" w:hAnsi="Menlo"/>
+                <w:b/>
+                <w:bCs/>
+                <w:color w:val="FF7EB6"/>
+                <w:sz w:val="20"/>
+                <w:szCs w:val="20"/>
+              </w:rPr>
+              <w:t xml:space="preserve">npm run build</w:t>
+            </w:r>
+            <w:r>
+              <w:rPr>
+                <w:rFonts w:ascii="TH Sarabun New" w:cs="TH Sarabun New" w:eastAsia="TH Sarabun New" w:hAnsi="TH Sarabun New"/>
+                <w:color w:val="A5E3B3"/>
+                <w:sz w:val="26"/>
+                <w:szCs w:val="26"/>
+              </w:rPr>
+              <w:t xml:space="preserve">    ← ต้องจบด้วย ✓ built in …</w:t>
+            </w:r>
+          </w:p>
+          <w:p>
+            <w:pPr>
+              <w:spacing w:after="40"/>
+            </w:pPr>
+            <w:r>
+              <w:rPr>
+                <w:rFonts w:ascii="Menlo" w:cs="Menlo" w:eastAsia="Menlo" w:hAnsi="Menlo"/>
+                <w:color w:val="8B93A7"/>
+                <w:sz w:val="18"/>
+                <w:szCs w:val="18"/>
+              </w:rPr>
+              <w:t xml:space="preserve">kanun@MacBook-Air-khxng-kanun Rm % </w:t>
+            </w:r>
+            <w:r>
+              <w:rPr>
+                <w:rFonts w:ascii="Menlo" w:cs="Menlo" w:eastAsia="Menlo" w:hAnsi="Menlo"/>
+                <w:b/>
+                <w:bCs/>
+                <w:color w:val="FF7EB6"/>
+                <w:sz w:val="20"/>
+                <w:szCs w:val="20"/>
+              </w:rPr>
+              <w:t xml:space="preserve">npm run lint</w:t>
+            </w:r>
+            <w:r>
+              <w:rPr>
+                <w:rFonts w:ascii="TH Sarabun New" w:cs="TH Sarabun New" w:eastAsia="TH Sarabun New" w:hAnsi="TH Sarabun New"/>
+                <w:color w:val="A5E3B3"/>
+                <w:sz w:val="26"/>
+                <w:szCs w:val="26"/>
+              </w:rPr>
+              <w:t xml:space="preserve">    ← ต้องไม่มีคำว่า error</w:t>
+            </w:r>
+          </w:p>
+          <w:p>
+            <w:pPr>
+              <w:spacing w:after="40"/>
+            </w:pPr>
+            <w:r>
+              <w:rPr>
+                <w:rFonts w:ascii="Menlo" w:cs="Menlo" w:eastAsia="Menlo" w:hAnsi="Menlo"/>
+                <w:color w:val="8B93A7"/>
+                <w:sz w:val="18"/>
+                <w:szCs w:val="18"/>
+              </w:rPr>
+              <w:t xml:space="preserve">kanun@MacBook-Air-khxng-kanun Rm % </w:t>
+            </w:r>
+            <w:r>
+              <w:rPr>
+                <w:rFonts w:ascii="Menlo" w:cs="Menlo" w:eastAsia="Menlo" w:hAnsi="Menlo"/>
+                <w:b/>
+                <w:bCs/>
+                <w:color w:val="FF7EB6"/>
+                <w:sz w:val="20"/>
+                <w:szCs w:val="20"/>
+              </w:rPr>
+              <w:t xml:space="preserve">cd ..</w:t>
+            </w:r>
+            <w:r>
+              <w:rPr>
+                <w:rFonts w:ascii="TH Sarabun New" w:cs="TH Sarabun New" w:eastAsia="TH Sarabun New" w:hAnsi="TH Sarabun New"/>
+                <w:color w:val="A5E3B3"/>
+                <w:sz w:val="26"/>
+                <w:szCs w:val="26"/>
+              </w:rPr>
+              <w:t xml:space="preserve">    ← กลับ project % ก่อนใช้ git</w:t>
+            </w:r>
+          </w:p>
+        </w:tc>
+      </w:tr>
+    </w:tbl>
+    <w:p>
+      <w:pPr>
+        <w:spacing w:after="80"/>
+      </w:pPr>
+    </w:p>
+    <w:p>
+      <w:pPr>
+        <w:pStyle w:val="ListParagraph"/>
+        <w:numPr>
+          <w:ilvl w:val="0"/>
+          <w:numId w:val="2"/>
+        </w:numPr>
+        <w:spacing w:after="50"/>
+      </w:pPr>
+      <w:r>
+        <w:rPr>
+          <w:rFonts w:ascii="Menlo" w:cs="Menlo" w:eastAsia="Menlo" w:hAnsi="Menlo"/>
+          <w:color w:val="AD1457"/>
+          <w:sz w:val="22"/>
+          <w:szCs w:val="22"/>
+        </w:rPr>
+        <w:t xml:space="preserve">npm run build</w:t>
+      </w:r>
+      <w:r>
+        <w:t xml:space="preserve"> ขึ้นสีแดง = โค้ดหน้าเว็บพัง </w:t>
+      </w:r>
+      <w:r>
+        <w:rPr>
+          <w:b/>
+          <w:bCs/>
+        </w:rPr>
+        <w:t xml:space="preserve">ห้าม push</w:t>
+      </w:r>
+    </w:p>
+    <w:p>
+      <w:pPr>
+        <w:pStyle w:val="ListParagraph"/>
+        <w:numPr>
+          <w:ilvl w:val="0"/>
+          <w:numId w:val="2"/>
+        </w:numPr>
+        <w:spacing w:after="50"/>
+      </w:pPr>
+      <w:r>
+        <w:rPr>
+          <w:rFonts w:ascii="Menlo" w:cs="Menlo" w:eastAsia="Menlo" w:hAnsi="Menlo"/>
+          <w:color w:val="AD1457"/>
+          <w:sz w:val="22"/>
+          <w:szCs w:val="22"/>
+        </w:rPr>
+        <w:t xml:space="preserve">npm run lint</w:t>
+      </w:r>
+      <w:r>
+        <w:t xml:space="preserve"> มี warning ได้ แต่ไม่ควรมี error</w:t>
+      </w:r>
+    </w:p>
+    <w:p>
+      <w:pPr>
+        <w:pStyle w:val="Heading1"/>
+        <w:spacing w:after="160" w:before="360"/>
+      </w:pPr>
+      <w:r>
+        <w:t xml:space="preserve">4. Commit และขึ้นเว็บจริง (deploy)</w:t>
+      </w:r>
+    </w:p>
+    <w:tbl>
+      <w:tblPr>
+        <w:tblW w:type="dxa" w:w="9638"/>
+        <w:tblBorders>
+          <w:top w:val="single" w:color="auto" w:sz="4"/>
+          <w:left w:val="single" w:color="auto" w:sz="4"/>
+          <w:bottom w:val="single" w:color="auto" w:sz="4"/>
+          <w:right w:val="single" w:color="auto" w:sz="4"/>
+          <w:insideH w:val="single" w:color="auto" w:sz="4"/>
+          <w:insideV w:val="single" w:color="auto" w:sz="4"/>
+        </w:tblBorders>
+      </w:tblPr>
+      <w:tblGrid>
+        <w:gridCol w:w="9638"/>
+      </w:tblGrid>
+      <w:tr>
+        <w:trPr>
+          <w:cantSplit/>
+        </w:trPr>
+        <w:tc>
+          <w:tcPr>
+            <w:tcW w:type="dxa" w:w="9638"/>
+            <w:tcBorders>
+              <w:top w:val="none" w:color="FFFFFF" w:sz="0"/>
+              <w:left w:val="single" w:color="1565C0" w:sz="24"/>
+              <w:bottom w:val="none" w:color="FFFFFF" w:sz="0"/>
+              <w:right w:val="none" w:color="FFFFFF" w:sz="0"/>
+            </w:tcBorders>
+            <w:shd w:fill="E3F2FD" w:color="auto" w:val="clear"/>
+            <w:tcMar>
+              <w:top w:type="dxa" w:w="100"/>
+              <w:left w:type="dxa" w:w="180"/>
+              <w:bottom w:type="dxa" w:w="100"/>
+              <w:right w:type="dxa" w:w="140"/>
+            </w:tcMar>
+          </w:tcPr>
+          <w:p>
+            <w:pPr>
+              <w:spacing w:after="60"/>
+            </w:pPr>
+            <w:r>
+              <w:rPr>
+                <w:b/>
+                <w:bCs/>
+              </w:rPr>
+              <w:t xml:space="preserve">ระบบขึ้นเว็บอัตโนมัติ:</w:t>
+            </w:r>
+            <w:r>
+              <w:t xml:space="preserve"> แค่ </w:t>
+            </w:r>
+            <w:r>
+              <w:rPr>
+                <w:rFonts w:ascii="Menlo" w:cs="Menlo" w:eastAsia="Menlo" w:hAnsi="Menlo"/>
+                <w:color w:val="AD1457"/>
+                <w:sz w:val="22"/>
+                <w:szCs w:val="22"/>
+              </w:rPr>
+              <w:t xml:space="preserve">git push</w:t>
+            </w:r>
+            <w:r>
+              <w:t xml:space="preserve"> → GitHub จะ build และอัปโหลดขึ้นเซิร์ฟเวอร์เอง ใช้เวลาประมาณ 5–10 นาที</w:t>
+            </w:r>
+          </w:p>
+          <w:p>
+            <w:pPr>
+              <w:spacing w:after="60"/>
+            </w:pPr>
+            <w:r>
+              <w:t xml:space="preserve">ทุกคำสั่งในหัวข้อนี้ต้องพิมพ์ที่ </w:t>
+            </w:r>
+            <w:r>
+              <w:rPr>
+                <w:b/>
+                <w:bCs/>
+              </w:rPr>
+              <w:t xml:space="preserve">project %</w:t>
+            </w:r>
+          </w:p>
+        </w:tc>
+      </w:tr>
+    </w:tbl>
+    <w:p>
+      <w:pPr>
+        <w:spacing w:after="80"/>
+      </w:pPr>
+    </w:p>
+    <w:tbl>
+      <w:tblPr>
+        <w:tblW w:type="dxa" w:w="9638"/>
+        <w:tblBorders>
+          <w:top w:val="single" w:color="auto" w:sz="4"/>
+          <w:left w:val="single" w:color="auto" w:sz="4"/>
+          <w:bottom w:val="single" w:color="auto" w:sz="4"/>
+          <w:right w:val="single" w:color="auto" w:sz="4"/>
+          <w:insideH w:val="single" w:color="auto" w:sz="4"/>
+          <w:insideV w:val="single" w:color="auto" w:sz="4"/>
+        </w:tblBorders>
+      </w:tblPr>
+      <w:tblGrid>
+        <w:gridCol w:w="9638"/>
+      </w:tblGrid>
+      <w:tr>
+        <w:trPr>
+          <w:cantSplit/>
+        </w:trPr>
+        <w:tc>
+          <w:tcPr>
+            <w:tcW w:type="dxa" w:w="9638"/>
+            <w:tcBorders>
+              <w:top w:val="none" w:color="FFFFFF" w:sz="0"/>
+              <w:left w:val="none" w:color="FFFFFF" w:sz="0"/>
+              <w:bottom w:val="none" w:color="FFFFFF" w:sz="0"/>
+              <w:right w:val="none" w:color="FFFFFF" w:sz="0"/>
+            </w:tcBorders>
+            <w:shd w:fill="1F2430" w:color="auto" w:val="clear"/>
+            <w:tcMar>
+              <w:top w:type="dxa" w:w="120"/>
+              <w:left w:type="dxa" w:w="200"/>
+              <w:bottom w:type="dxa" w:w="120"/>
+              <w:right w:type="dxa" w:w="160"/>
+            </w:tcMar>
+          </w:tcPr>
+          <w:p>
+            <w:pPr>
+              <w:spacing w:after="40"/>
+            </w:pPr>
+            <w:r>
+              <w:rPr>
+                <w:rFonts w:ascii="Menlo" w:cs="Menlo" w:eastAsia="Menlo" w:hAnsi="Menlo"/>
+                <w:color w:val="8B93A7"/>
+                <w:sz w:val="18"/>
+                <w:szCs w:val="18"/>
+              </w:rPr>
+              <w:t xml:space="preserve">kanun@MacBook-Air-khxng-kanun project % </w:t>
+            </w:r>
+            <w:r>
+              <w:rPr>
+                <w:rFonts w:ascii="Menlo" w:cs="Menlo" w:eastAsia="Menlo" w:hAnsi="Menlo"/>
+                <w:b/>
+                <w:bCs/>
+                <w:color w:val="FF7EB6"/>
+                <w:sz w:val="20"/>
+                <w:szCs w:val="20"/>
+              </w:rPr>
+              <w:t xml:space="preserve">git status</w:t>
+            </w:r>
+            <w:r>
+              <w:rPr>
+                <w:rFonts w:ascii="TH Sarabun New" w:cs="TH Sarabun New" w:eastAsia="TH Sarabun New" w:hAnsi="TH Sarabun New"/>
+                <w:color w:val="A5E3B3"/>
+                <w:sz w:val="26"/>
+                <w:szCs w:val="26"/>
+              </w:rPr>
+              <w:t xml:space="preserve">    ← ดูว่าแก้ไฟล์ไหนบ้าง</w:t>
+            </w:r>
+          </w:p>
+          <w:p>
+            <w:pPr>
+              <w:spacing w:after="40"/>
+            </w:pPr>
+            <w:r>
+              <w:rPr>
+                <w:rFonts w:ascii="Menlo" w:cs="Menlo" w:eastAsia="Menlo" w:hAnsi="Menlo"/>
+                <w:color w:val="8B93A7"/>
+                <w:sz w:val="18"/>
+                <w:szCs w:val="18"/>
+              </w:rPr>
+              <w:t xml:space="preserve">kanun@MacBook-Air-khxng-kanun project % </w:t>
+            </w:r>
+            <w:r>
+              <w:rPr>
+                <w:rFonts w:ascii="Menlo" w:cs="Menlo" w:eastAsia="Menlo" w:hAnsi="Menlo"/>
+                <w:b/>
+                <w:bCs/>
+                <w:color w:val="FF7EB6"/>
+                <w:sz w:val="20"/>
+                <w:szCs w:val="20"/>
+              </w:rPr>
+              <w:t xml:space="preserve">git add -A Rm/src projectrmb docs scripts</w:t>
+            </w:r>
+            <w:r>
+              <w:rPr>
+                <w:rFonts w:ascii="TH Sarabun New" w:cs="TH Sarabun New" w:eastAsia="TH Sarabun New" w:hAnsi="TH Sarabun New"/>
+                <w:color w:val="A5E3B3"/>
+                <w:sz w:val="26"/>
+                <w:szCs w:val="26"/>
+              </w:rPr>
+              <w:t xml:space="preserve">    ← เลือกไฟล์ที่จะส่ง</w:t>
+            </w:r>
+          </w:p>
+          <w:p>
+            <w:pPr>
+              <w:spacing w:after="40"/>
+            </w:pPr>
+            <w:r>
+              <w:rPr>
+                <w:rFonts w:ascii="Menlo" w:cs="Menlo" w:eastAsia="Menlo" w:hAnsi="Menlo"/>
+                <w:color w:val="8B93A7"/>
+                <w:sz w:val="18"/>
+                <w:szCs w:val="18"/>
+              </w:rPr>
+              <w:t xml:space="preserve">kanun@MacBook-Air-khxng-kanun project % </w:t>
+            </w:r>
+            <w:r>
+              <w:rPr>
+                <w:rFonts w:ascii="Menlo" w:cs="Menlo" w:eastAsia="Menlo" w:hAnsi="Menlo"/>
+                <w:b/>
+                <w:bCs/>
+                <w:color w:val="FF7EB6"/>
+                <w:sz w:val="20"/>
+                <w:szCs w:val="20"/>
+              </w:rPr>
+              <w:t xml:space="preserve">git commit -m "แก้อะไร"</w:t>
+            </w:r>
+            <w:r>
+              <w:rPr>
+                <w:rFonts w:ascii="TH Sarabun New" w:cs="TH Sarabun New" w:eastAsia="TH Sarabun New" w:hAnsi="TH Sarabun New"/>
+                <w:color w:val="A5E3B3"/>
+                <w:sz w:val="26"/>
+                <w:szCs w:val="26"/>
+              </w:rPr>
+              <w:t xml:space="preserve">    ← บันทึก + คำอธิบาย</w:t>
+            </w:r>
+          </w:p>
+          <w:p>
+            <w:pPr>
+              <w:spacing w:after="40"/>
+            </w:pPr>
+            <w:r>
+              <w:rPr>
+                <w:rFonts w:ascii="Menlo" w:cs="Menlo" w:eastAsia="Menlo" w:hAnsi="Menlo"/>
+                <w:color w:val="8B93A7"/>
+                <w:sz w:val="18"/>
+                <w:szCs w:val="18"/>
+              </w:rPr>
+              <w:t xml:space="preserve">kanun@MacBook-Air-khxng-kanun project % </w:t>
+            </w:r>
+            <w:r>
+              <w:rPr>
+                <w:rFonts w:ascii="Menlo" w:cs="Menlo" w:eastAsia="Menlo" w:hAnsi="Menlo"/>
+                <w:b/>
+                <w:bCs/>
+                <w:color w:val="FF7EB6"/>
+                <w:sz w:val="20"/>
+                <w:szCs w:val="20"/>
+              </w:rPr>
+              <w:t xml:space="preserve">git push</w:t>
+            </w:r>
+            <w:r>
+              <w:rPr>
+                <w:rFonts w:ascii="TH Sarabun New" w:cs="TH Sarabun New" w:eastAsia="TH Sarabun New" w:hAnsi="TH Sarabun New"/>
+                <w:color w:val="A5E3B3"/>
+                <w:sz w:val="26"/>
+                <w:szCs w:val="26"/>
+              </w:rPr>
+              <w:t xml:space="preserve">    ← ส่งขึ้น → เว็บอัปเดตเอง</w:t>
+            </w:r>
+          </w:p>
+        </w:tc>
+      </w:tr>
+    </w:tbl>
+    <w:p>
+      <w:pPr>
+        <w:spacing w:after="80"/>
+      </w:pPr>
+    </w:p>
+    <w:tbl>
+      <w:tblPr>
+        <w:tblW w:type="dxa" w:w="9638"/>
+        <w:tblBorders>
+          <w:top w:val="single" w:color="auto" w:sz="4"/>
+          <w:left w:val="single" w:color="auto" w:sz="4"/>
+          <w:bottom w:val="single" w:color="auto" w:sz="4"/>
+          <w:right w:val="single" w:color="auto" w:sz="4"/>
+          <w:insideH w:val="single" w:color="auto" w:sz="4"/>
+          <w:insideV w:val="single" w:color="auto" w:sz="4"/>
+        </w:tblBorders>
+      </w:tblPr>
+      <w:tblGrid>
+        <w:gridCol w:w="4047"/>
+        <w:gridCol w:w="5591"/>
+      </w:tblGrid>
+      <w:tr>
+        <w:trPr>
+          <w:tblHeader/>
+        </w:trPr>
+        <w:tc>
+          <w:tcPr>
+            <w:tcW w:type="dxa" w:w="4047"/>
+            <w:tcBorders>
+              <w:top w:val="single" w:color="D1D5DB" w:sz="4"/>
+              <w:left w:val="single" w:color="D1D5DB" w:sz="4"/>
+              <w:bottom w:val="single" w:color="D1D5DB" w:sz="4"/>
+              <w:right w:val="single" w:color="D1D5DB" w:sz="4"/>
+            </w:tcBorders>
+            <w:shd w:fill="FCE4EC" w:color="auto" w:val="clear"/>
+            <w:tcMar>
+              <w:top w:type="dxa" w:w="60"/>
+              <w:left w:type="dxa" w:w="110"/>
+              <w:bottom w:type="dxa" w:w="60"/>
+              <w:right w:type="dxa" w:w="110"/>
+            </w:tcMar>
+          </w:tcPr>
+          <w:p>
+            <w:pPr>
+              <w:spacing w:after="0"/>
+            </w:pPr>
+            <w:r>
+              <w:rPr>
+                <w:b/>
+                <w:bCs/>
+              </w:rPr>
+              <w:t xml:space="preserve">คำสั่ง</w:t>
+            </w:r>
+          </w:p>
+        </w:tc>
+        <w:tc>
+          <w:tcPr>
+            <w:tcW w:type="dxa" w:w="5591"/>
+            <w:tcBorders>
+              <w:top w:val="single" w:color="D1D5DB" w:sz="4"/>
+              <w:left w:val="single" w:color="D1D5DB" w:sz="4"/>
+              <w:bottom w:val="single" w:color="D1D5DB" w:sz="4"/>
+              <w:right w:val="single" w:color="D1D5DB" w:sz="4"/>
+            </w:tcBorders>
+            <w:shd w:fill="FCE4EC" w:color="auto" w:val="clear"/>
+            <w:tcMar>
+              <w:top w:type="dxa" w:w="60"/>
+              <w:left w:type="dxa" w:w="110"/>
+              <w:bottom w:type="dxa" w:w="60"/>
+              <w:right w:type="dxa" w:w="110"/>
+            </w:tcMar>
+          </w:tcPr>
+          <w:p>
+            <w:pPr>
+              <w:spacing w:after="0"/>
+            </w:pPr>
+            <w:r>
+              <w:rPr>
+                <w:b/>
+                <w:bCs/>
+              </w:rPr>
+              <w:t xml:space="preserve">ทำอะไร</w:t>
+            </w:r>
+          </w:p>
+        </w:tc>
+      </w:tr>
+      <w:tr>
+        <w:trPr>
+          <w:cantSplit/>
+        </w:trPr>
+        <w:tc>
+          <w:tcPr>
+            <w:tcW w:type="dxa" w:w="4047"/>
+            <w:tcBorders>
+              <w:top w:val="single" w:color="D1D5DB" w:sz="4"/>
+              <w:left w:val="single" w:color="D1D5DB" w:sz="4"/>
+              <w:bottom w:val="single" w:color="D1D5DB" w:sz="4"/>
+              <w:right w:val="single" w:color="D1D5DB" w:sz="4"/>
+            </w:tcBorders>
+            <w:tcMar>
+              <w:top w:type="dxa" w:w="60"/>
+              <w:left w:type="dxa" w:w="110"/>
+              <w:bottom w:type="dxa" w:w="60"/>
+              <w:right w:type="dxa" w:w="110"/>
+            </w:tcMar>
+          </w:tcPr>
+          <w:p>
+            <w:pPr>
+              <w:spacing w:after="0"/>
+            </w:pPr>
+            <w:r>
+              <w:rPr>
+                <w:rFonts w:ascii="Menlo" w:cs="Menlo" w:eastAsia="Menlo" w:hAnsi="Menlo"/>
+                <w:color w:val="AD1457"/>
+                <w:sz w:val="22"/>
+                <w:szCs w:val="22"/>
+              </w:rPr>
+              <w:t xml:space="preserve">git status</w:t>
+            </w:r>
+          </w:p>
+        </w:tc>
+        <w:tc>
+          <w:tcPr>
+            <w:tcW w:type="dxa" w:w="5591"/>
+            <w:tcBorders>
+              <w:top w:val="single" w:color="D1D5DB" w:sz="4"/>
+              <w:left w:val="single" w:color="D1D5DB" w:sz="4"/>
+              <w:bottom w:val="single" w:color="D1D5DB" w:sz="4"/>
+              <w:right w:val="single" w:color="D1D5DB" w:sz="4"/>
+            </w:tcBorders>
+            <w:tcMar>
+              <w:top w:type="dxa" w:w="60"/>
+              <w:left w:type="dxa" w:w="110"/>
+              <w:bottom w:type="dxa" w:w="60"/>
+              <w:right w:type="dxa" w:w="110"/>
+            </w:tcMar>
+          </w:tcPr>
+          <w:p>
+            <w:pPr>
+              <w:spacing w:after="0"/>
+            </w:pPr>
+            <w:r>
+              <w:t xml:space="preserve">ดูว่าไฟล์ไหนถูกแก้ (แดง = ยังไม่ได้ add, เขียว = add แล้ว)</w:t>
+            </w:r>
+          </w:p>
+        </w:tc>
+      </w:tr>
+      <w:tr>
+        <w:trPr>
+          <w:cantSplit/>
+        </w:trPr>
+        <w:tc>
+          <w:tcPr>
+            <w:tcW w:type="dxa" w:w="4047"/>
+            <w:tcBorders>
+              <w:top w:val="single" w:color="D1D5DB" w:sz="4"/>
+              <w:left w:val="single" w:color="D1D5DB" w:sz="4"/>
+              <w:bottom w:val="single" w:color="D1D5DB" w:sz="4"/>
+              <w:right w:val="single" w:color="D1D5DB" w:sz="4"/>
+            </w:tcBorders>
+            <w:tcMar>
+              <w:top w:type="dxa" w:w="60"/>
+              <w:left w:type="dxa" w:w="110"/>
+              <w:bottom w:type="dxa" w:w="60"/>
+              <w:right w:type="dxa" w:w="110"/>
+            </w:tcMar>
+          </w:tcPr>
+          <w:p>
+            <w:pPr>
+              <w:spacing w:after="0"/>
+            </w:pPr>
+            <w:r>
+              <w:rPr>
+                <w:rFonts w:ascii="Menlo" w:cs="Menlo" w:eastAsia="Menlo" w:hAnsi="Menlo"/>
+                <w:color w:val="AD1457"/>
+                <w:sz w:val="22"/>
+                <w:szCs w:val="22"/>
+              </w:rPr>
+              <w:t xml:space="preserve">git add -A Rm/src projectrmb docs scripts</w:t>
+            </w:r>
+          </w:p>
+        </w:tc>
+        <w:tc>
+          <w:tcPr>
+            <w:tcW w:type="dxa" w:w="5591"/>
+            <w:tcBorders>
+              <w:top w:val="single" w:color="D1D5DB" w:sz="4"/>
+              <w:left w:val="single" w:color="D1D5DB" w:sz="4"/>
+              <w:bottom w:val="single" w:color="D1D5DB" w:sz="4"/>
+              <w:right w:val="single" w:color="D1D5DB" w:sz="4"/>
+            </w:tcBorders>
+            <w:tcMar>
+              <w:top w:type="dxa" w:w="60"/>
+              <w:left w:type="dxa" w:w="110"/>
+              <w:bottom w:type="dxa" w:w="60"/>
+              <w:right w:type="dxa" w:w="110"/>
+            </w:tcMar>
+          </w:tcPr>
+          <w:p>
+            <w:pPr>
+              <w:spacing w:after="0"/>
+            </w:pPr>
+            <w:r>
+              <w:t xml:space="preserve">เลือกไฟล์โค้ดและเอกสารที่จะส่ง (ไม่เอาไฟล์ Excel ที่วางไว้หน้าโปรเจกต์)</w:t>
+            </w:r>
+          </w:p>
+        </w:tc>
+      </w:tr>
+      <w:tr>
+        <w:trPr>
+          <w:cantSplit/>
+        </w:trPr>
+        <w:tc>
+          <w:tcPr>
+            <w:tcW w:type="dxa" w:w="4047"/>
+            <w:tcBorders>
+              <w:top w:val="single" w:color="D1D5DB" w:sz="4"/>
+              <w:left w:val="single" w:color="D1D5DB" w:sz="4"/>
+              <w:bottom w:val="single" w:color="D1D5DB" w:sz="4"/>
+              <w:right w:val="single" w:color="D1D5DB" w:sz="4"/>
+            </w:tcBorders>
+            <w:tcMar>
+              <w:top w:type="dxa" w:w="60"/>
+              <w:left w:type="dxa" w:w="110"/>
+              <w:bottom w:type="dxa" w:w="60"/>
+              <w:right w:type="dxa" w:w="110"/>
+            </w:tcMar>
+          </w:tcPr>
+          <w:p>
+            <w:pPr>
+              <w:spacing w:after="0"/>
+            </w:pPr>
+            <w:r>
+              <w:rPr>
+                <w:rFonts w:ascii="Menlo" w:cs="Menlo" w:eastAsia="Menlo" w:hAnsi="Menlo"/>
+                <w:color w:val="AD1457"/>
+                <w:sz w:val="22"/>
+                <w:szCs w:val="22"/>
+              </w:rPr>
+              <w:t xml:space="preserve">git add ชื่อไฟล์</w:t>
+            </w:r>
+          </w:p>
+        </w:tc>
+        <w:tc>
+          <w:tcPr>
+            <w:tcW w:type="dxa" w:w="5591"/>
+            <w:tcBorders>
+              <w:top w:val="single" w:color="D1D5DB" w:sz="4"/>
+              <w:left w:val="single" w:color="D1D5DB" w:sz="4"/>
+              <w:bottom w:val="single" w:color="D1D5DB" w:sz="4"/>
+              <w:right w:val="single" w:color="D1D5DB" w:sz="4"/>
+            </w:tcBorders>
+            <w:tcMar>
+              <w:top w:type="dxa" w:w="60"/>
+              <w:left w:type="dxa" w:w="110"/>
+              <w:bottom w:type="dxa" w:w="60"/>
+              <w:right w:type="dxa" w:w="110"/>
+            </w:tcMar>
+          </w:tcPr>
+          <w:p>
+            <w:pPr>
+              <w:spacing w:after="0"/>
+            </w:pPr>
+            <w:r>
+              <w:t xml:space="preserve">เลือกเฉพาะไฟล์นั้น</w:t>
+            </w:r>
+          </w:p>
+        </w:tc>
+      </w:tr>
+      <w:tr>
+        <w:trPr>
+          <w:cantSplit/>
+        </w:trPr>
+        <w:tc>
+          <w:tcPr>
+            <w:tcW w:type="dxa" w:w="4047"/>
+            <w:tcBorders>
+              <w:top w:val="single" w:color="D1D5DB" w:sz="4"/>
+              <w:left w:val="single" w:color="D1D5DB" w:sz="4"/>
+              <w:bottom w:val="single" w:color="D1D5DB" w:sz="4"/>
+              <w:right w:val="single" w:color="D1D5DB" w:sz="4"/>
+            </w:tcBorders>
+            <w:tcMar>
+              <w:top w:type="dxa" w:w="60"/>
+              <w:left w:type="dxa" w:w="110"/>
+              <w:bottom w:type="dxa" w:w="60"/>
+              <w:right w:type="dxa" w:w="110"/>
+            </w:tcMar>
+          </w:tcPr>
+          <w:p>
+            <w:pPr>
+              <w:spacing w:after="0"/>
+            </w:pPr>
+            <w:r>
+              <w:rPr>
+                <w:rFonts w:ascii="Menlo" w:cs="Menlo" w:eastAsia="Menlo" w:hAnsi="Menlo"/>
+                <w:color w:val="AD1457"/>
+                <w:sz w:val="22"/>
+                <w:szCs w:val="22"/>
+              </w:rPr>
+              <w:t xml:space="preserve">git commit -m "ข้อความ"</w:t>
+            </w:r>
+          </w:p>
+        </w:tc>
+        <w:tc>
+          <w:tcPr>
+            <w:tcW w:type="dxa" w:w="5591"/>
+            <w:tcBorders>
+              <w:top w:val="single" w:color="D1D5DB" w:sz="4"/>
+              <w:left w:val="single" w:color="D1D5DB" w:sz="4"/>
+              <w:bottom w:val="single" w:color="D1D5DB" w:sz="4"/>
+              <w:right w:val="single" w:color="D1D5DB" w:sz="4"/>
+            </w:tcBorders>
+            <w:tcMar>
+              <w:top w:type="dxa" w:w="60"/>
+              <w:left w:type="dxa" w:w="110"/>
+              <w:bottom w:type="dxa" w:w="60"/>
+              <w:right w:type="dxa" w:w="110"/>
+            </w:tcMar>
+          </w:tcPr>
+          <w:p>
+            <w:pPr>
+              <w:spacing w:after="0"/>
+            </w:pPr>
+            <w:r>
+              <w:t xml:space="preserve">บันทึกการแก้ไข 1 ครั้ง พร้อมคำอธิบายสั้น ๆ</w:t>
+            </w:r>
+          </w:p>
+        </w:tc>
+      </w:tr>
+      <w:tr>
+        <w:trPr>
+          <w:cantSplit/>
+        </w:trPr>
+        <w:tc>
+          <w:tcPr>
+            <w:tcW w:type="dxa" w:w="4047"/>
+            <w:tcBorders>
+              <w:top w:val="single" w:color="D1D5DB" w:sz="4"/>
+              <w:left w:val="single" w:color="D1D5DB" w:sz="4"/>
+              <w:bottom w:val="single" w:color="D1D5DB" w:sz="4"/>
+              <w:right w:val="single" w:color="D1D5DB" w:sz="4"/>
+            </w:tcBorders>
+            <w:tcMar>
+              <w:top w:type="dxa" w:w="60"/>
+              <w:left w:type="dxa" w:w="110"/>
+              <w:bottom w:type="dxa" w:w="60"/>
+              <w:right w:type="dxa" w:w="110"/>
+            </w:tcMar>
+          </w:tcPr>
+          <w:p>
+            <w:pPr>
+              <w:spacing w:after="0"/>
+            </w:pPr>
+            <w:r>
+              <w:rPr>
+                <w:rFonts w:ascii="Menlo" w:cs="Menlo" w:eastAsia="Menlo" w:hAnsi="Menlo"/>
+                <w:color w:val="AD1457"/>
+                <w:sz w:val="22"/>
+                <w:szCs w:val="22"/>
+              </w:rPr>
+              <w:t xml:space="preserve">git push</w:t>
+            </w:r>
+          </w:p>
+        </w:tc>
+        <w:tc>
+          <w:tcPr>
+            <w:tcW w:type="dxa" w:w="5591"/>
+            <w:tcBorders>
+              <w:top w:val="single" w:color="D1D5DB" w:sz="4"/>
+              <w:left w:val="single" w:color="D1D5DB" w:sz="4"/>
+              <w:bottom w:val="single" w:color="D1D5DB" w:sz="4"/>
+              <w:right w:val="single" w:color="D1D5DB" w:sz="4"/>
+            </w:tcBorders>
+            <w:tcMar>
+              <w:top w:type="dxa" w:w="60"/>
+              <w:left w:type="dxa" w:w="110"/>
+              <w:bottom w:type="dxa" w:w="60"/>
+              <w:right w:type="dxa" w:w="110"/>
+            </w:tcMar>
+          </w:tcPr>
+          <w:p>
+            <w:pPr>
+              <w:spacing w:after="0"/>
+            </w:pPr>
+            <w:r>
+              <w:t xml:space="preserve">ส่งขึ้น GitHub → </w:t>
+            </w:r>
+            <w:r>
+              <w:t xml:space="preserve">ขึ้นเว็บจริงอัตโนมัติ</w:t>
+            </w:r>
+          </w:p>
+        </w:tc>
+      </w:tr>
+      <w:tr>
+        <w:trPr>
+          <w:cantSplit/>
+        </w:trPr>
+        <w:tc>
+          <w:tcPr>
+            <w:tcW w:type="dxa" w:w="4047"/>
+            <w:tcBorders>
+              <w:top w:val="single" w:color="D1D5DB" w:sz="4"/>
+              <w:left w:val="single" w:color="D1D5DB" w:sz="4"/>
+              <w:bottom w:val="single" w:color="D1D5DB" w:sz="4"/>
+              <w:right w:val="single" w:color="D1D5DB" w:sz="4"/>
+            </w:tcBorders>
+            <w:tcMar>
+              <w:top w:type="dxa" w:w="60"/>
+              <w:left w:type="dxa" w:w="110"/>
+              <w:bottom w:type="dxa" w:w="60"/>
+              <w:right w:type="dxa" w:w="110"/>
+            </w:tcMar>
+          </w:tcPr>
+          <w:p>
+            <w:pPr>
+              <w:spacing w:after="0"/>
+            </w:pPr>
+            <w:r>
+              <w:rPr>
+                <w:rFonts w:ascii="Menlo" w:cs="Menlo" w:eastAsia="Menlo" w:hAnsi="Menlo"/>
+                <w:color w:val="AD1457"/>
+                <w:sz w:val="22"/>
+                <w:szCs w:val="22"/>
+              </w:rPr>
+              <w:t xml:space="preserve">git log --oneline -5</w:t>
+            </w:r>
+          </w:p>
+        </w:tc>
+        <w:tc>
+          <w:tcPr>
+            <w:tcW w:type="dxa" w:w="5591"/>
+            <w:tcBorders>
+              <w:top w:val="single" w:color="D1D5DB" w:sz="4"/>
+              <w:left w:val="single" w:color="D1D5DB" w:sz="4"/>
+              <w:bottom w:val="single" w:color="D1D5DB" w:sz="4"/>
+              <w:right w:val="single" w:color="D1D5DB" w:sz="4"/>
+            </w:tcBorders>
+            <w:tcMar>
+              <w:top w:type="dxa" w:w="60"/>
+              <w:left w:type="dxa" w:w="110"/>
+              <w:bottom w:type="dxa" w:w="60"/>
+              <w:right w:type="dxa" w:w="110"/>
+            </w:tcMar>
+          </w:tcPr>
+          <w:p>
+            <w:pPr>
+              <w:spacing w:after="0"/>
+            </w:pPr>
+            <w:r>
+              <w:t xml:space="preserve">ดู commit ล่าสุด 5 อัน</w:t>
+            </w:r>
+          </w:p>
+        </w:tc>
+      </w:tr>
+      <w:tr>
+        <w:trPr>
+          <w:cantSplit/>
+        </w:trPr>
+        <w:tc>
+          <w:tcPr>
+            <w:tcW w:type="dxa" w:w="4047"/>
+            <w:tcBorders>
+              <w:top w:val="single" w:color="D1D5DB" w:sz="4"/>
+              <w:left w:val="single" w:color="D1D5DB" w:sz="4"/>
+              <w:bottom w:val="single" w:color="D1D5DB" w:sz="4"/>
+              <w:right w:val="single" w:color="D1D5DB" w:sz="4"/>
+            </w:tcBorders>
+            <w:tcMar>
+              <w:top w:type="dxa" w:w="60"/>
+              <w:left w:type="dxa" w:w="110"/>
+              <w:bottom w:type="dxa" w:w="60"/>
+              <w:right w:type="dxa" w:w="110"/>
+            </w:tcMar>
+          </w:tcPr>
+          <w:p>
+            <w:pPr>
+              <w:spacing w:after="0"/>
+            </w:pPr>
+            <w:r>
+              <w:rPr>
+                <w:rFonts w:ascii="Menlo" w:cs="Menlo" w:eastAsia="Menlo" w:hAnsi="Menlo"/>
+                <w:color w:val="AD1457"/>
+                <w:sz w:val="22"/>
+                <w:szCs w:val="22"/>
+              </w:rPr>
+              <w:t xml:space="preserve">git diff</w:t>
+            </w:r>
+          </w:p>
+        </w:tc>
+        <w:tc>
+          <w:tcPr>
+            <w:tcW w:type="dxa" w:w="5591"/>
+            <w:tcBorders>
+              <w:top w:val="single" w:color="D1D5DB" w:sz="4"/>
+              <w:left w:val="single" w:color="D1D5DB" w:sz="4"/>
+              <w:bottom w:val="single" w:color="D1D5DB" w:sz="4"/>
+              <w:right w:val="single" w:color="D1D5DB" w:sz="4"/>
+            </w:tcBorders>
+            <w:tcMar>
+              <w:top w:type="dxa" w:w="60"/>
+              <w:left w:type="dxa" w:w="110"/>
+              <w:bottom w:type="dxa" w:w="60"/>
+              <w:right w:type="dxa" w:w="110"/>
+            </w:tcMar>
+          </w:tcPr>
+          <w:p>
+            <w:pPr>
+              <w:spacing w:after="0"/>
+            </w:pPr>
+            <w:r>
+              <w:t xml:space="preserve">ดูว่าแก้อะไรไปบ้าง (กด q เพื่อออก)</w:t>
+            </w:r>
+          </w:p>
+        </w:tc>
+      </w:tr>
+    </w:tbl>
+    <w:p>
+      <w:pPr>
+        <w:pStyle w:val="Heading2"/>
+        <w:keepNext/>
+        <w:spacing w:after="100" w:before="220"/>
+      </w:pPr>
+      <w:r>
+        <w:t xml:space="preserve">ดูว่าขึ้นเว็บเสร็จหรือยัง</w:t>
+      </w:r>
+    </w:p>
+    <w:p>
+      <w:pPr>
+        <w:pStyle w:val="ListParagraph"/>
+        <w:numPr>
+          <w:ilvl w:val="0"/>
+          <w:numId w:val="2"/>
+        </w:numPr>
+        <w:spacing w:after="50"/>
+      </w:pPr>
+      <w:r>
+        <w:t xml:space="preserve">เปิด </w:t>
+      </w:r>
+      <w:r>
+        <w:rPr>
+          <w:b/>
+          <w:bCs/>
+        </w:rPr>
+        <w:t xml:space="preserve">https://github.com/kanunsaran/school/actions</w:t>
+      </w:r>
+    </w:p>
+    <w:p>
+      <w:pPr>
+        <w:pStyle w:val="ListParagraph"/>
+        <w:numPr>
+          <w:ilvl w:val="0"/>
+          <w:numId w:val="2"/>
+        </w:numPr>
+        <w:spacing w:after="50"/>
+      </w:pPr>
+      <w:r>
+        <w:t xml:space="preserve">🟡 วงกลมหมุน = กำลังขึ้นเว็บ • ✅ สีเขียว = เสร็จแล้ว • ❌ สีแดง = ไม่สำเร็จ (กดเข้าไปดูว่าพังขั้นไหน)</w:t>
+      </w:r>
+    </w:p>
+    <w:p>
+      <w:pPr>
+        <w:pStyle w:val="ListParagraph"/>
+        <w:numPr>
+          <w:ilvl w:val="0"/>
+          <w:numId w:val="2"/>
+        </w:numPr>
+        <w:spacing w:after="50"/>
+      </w:pPr>
+      <w:r>
+        <w:t xml:space="preserve">เว็บจริง: </w:t>
+      </w:r>
+      <w:r>
+        <w:rPr>
+          <w:b/>
+          <w:bCs/>
+        </w:rPr>
+        <w:t xml:space="preserve">http://178.128.58.65:5173</w:t>
+      </w:r>
+      <w:r>
+        <w:t xml:space="preserve"> (เปิดแล้วกด Cmd + Shift + R)</w:t>
+      </w:r>
+    </w:p>
+    <w:p>
+      <w:pPr>
+        <w:pStyle w:val="Heading2"/>
+        <w:keepNext/>
+        <w:spacing w:after="100" w:before="220"/>
+      </w:pPr>
+      <w:r>
+        <w:t xml:space="preserve">push ไม่ผ่าน</w:t>
       </w:r>
     </w:p>
     <w:tbl>
@@ -1432,7 +4111,7 @@
                 <w:b/>
                 <w:bCs/>
               </w:rPr>
-              <w:t xml:space="preserve">อยาก</w:t>
+              <w:t xml:space="preserve">ขึ้นข้อความ</w:t>
             </w:r>
           </w:p>
         </w:tc>
@@ -1462,7 +4141,7 @@
                 <w:b/>
                 <w:bCs/>
               </w:rPr>
-              <w:t xml:space="preserve">พิมพ์ (ที่ project %)</w:t>
+              <w:t xml:space="preserve">แก้ยังไง</w:t>
             </w:r>
           </w:p>
         </w:tc>
@@ -1492,38 +4171,74 @@
               <w:spacing w:after="0"/>
             </w:pPr>
             <w:r>
-              <w:t xml:space="preserve">ดูว่าอะไรเปิด/ปิดอยู่</w:t>
-            </w:r>
-          </w:p>
-        </w:tc>
-        <w:tc>
-          <w:tcPr>
-            <w:tcW w:type="dxa" w:w="5301"/>
-            <w:tcBorders>
-              <w:top w:val="single" w:color="D1D5DB" w:sz="4"/>
-              <w:left w:val="single" w:color="D1D5DB" w:sz="4"/>
-              <w:bottom w:val="single" w:color="D1D5DB" w:sz="4"/>
-              <w:right w:val="single" w:color="D1D5DB" w:sz="4"/>
-            </w:tcBorders>
-            <w:tcMar>
-              <w:top w:type="dxa" w:w="60"/>
-              <w:left w:type="dxa" w:w="110"/>
-              <w:bottom w:type="dxa" w:w="60"/>
-              <w:right w:type="dxa" w:w="110"/>
-            </w:tcMar>
-          </w:tcPr>
-          <w:p>
-            <w:pPr>
-              <w:spacing w:after="0"/>
-            </w:pPr>
-            <w:r>
               <w:rPr>
                 <w:rFonts w:ascii="Menlo" w:cs="Menlo" w:eastAsia="Menlo" w:hAnsi="Menlo"/>
                 <w:color w:val="AD1457"/>
                 <w:sz w:val="22"/>
                 <w:szCs w:val="22"/>
               </w:rPr>
-              <w:t xml:space="preserve">./scripts/dev.sh status</w:t>
+              <w:t xml:space="preserve">rejected … fetch first</w:t>
+            </w:r>
+            <w:r>
+              <w:t xml:space="preserve"> หรือ </w:t>
+            </w:r>
+            <w:r>
+              <w:rPr>
+                <w:rFonts w:ascii="Menlo" w:cs="Menlo" w:eastAsia="Menlo" w:hAnsi="Menlo"/>
+                <w:color w:val="AD1457"/>
+                <w:sz w:val="22"/>
+                <w:szCs w:val="22"/>
+              </w:rPr>
+              <w:t xml:space="preserve">non-fast-forward</w:t>
+            </w:r>
+          </w:p>
+        </w:tc>
+        <w:tc>
+          <w:tcPr>
+            <w:tcW w:type="dxa" w:w="5301"/>
+            <w:tcBorders>
+              <w:top w:val="single" w:color="D1D5DB" w:sz="4"/>
+              <w:left w:val="single" w:color="D1D5DB" w:sz="4"/>
+              <w:bottom w:val="single" w:color="D1D5DB" w:sz="4"/>
+              <w:right w:val="single" w:color="D1D5DB" w:sz="4"/>
+            </w:tcBorders>
+            <w:tcMar>
+              <w:top w:type="dxa" w:w="60"/>
+              <w:left w:type="dxa" w:w="110"/>
+              <w:bottom w:type="dxa" w:w="60"/>
+              <w:right w:type="dxa" w:w="110"/>
+            </w:tcMar>
+          </w:tcPr>
+          <w:p>
+            <w:pPr>
+              <w:spacing w:after="0"/>
+            </w:pPr>
+            <w:r>
+              <w:t xml:space="preserve">พิมพ์ </w:t>
+            </w:r>
+            <w:r>
+              <w:rPr>
+                <w:rFonts w:ascii="Menlo" w:cs="Menlo" w:eastAsia="Menlo" w:hAnsi="Menlo"/>
+                <w:color w:val="AD1457"/>
+                <w:sz w:val="22"/>
+                <w:szCs w:val="22"/>
+              </w:rPr>
+              <w:t xml:space="preserve">git pull --rebase</w:t>
+            </w:r>
+            <w:r>
+              <w:t xml:space="preserve"> แล้ว </w:t>
+            </w:r>
+            <w:r>
+              <w:rPr>
+                <w:rFonts w:ascii="Menlo" w:cs="Menlo" w:eastAsia="Menlo" w:hAnsi="Menlo"/>
+                <w:color w:val="AD1457"/>
+                <w:sz w:val="22"/>
+                <w:szCs w:val="22"/>
+              </w:rPr>
+              <w:t xml:space="preserve">git push</w:t>
+            </w:r>
+            <w:r>
+              <w:t xml:space="preserve"> อีกครั้ง</w:t>
             </w:r>
           </w:p>
         </w:tc>
@@ -1553,38 +4268,38 @@
               <w:spacing w:after="0"/>
             </w:pPr>
             <w:r>
-              <w:t xml:space="preserve">ปิดระบบ</w:t>
-            </w:r>
-          </w:p>
-        </w:tc>
-        <w:tc>
-          <w:tcPr>
-            <w:tcW w:type="dxa" w:w="5301"/>
-            <w:tcBorders>
-              <w:top w:val="single" w:color="D1D5DB" w:sz="4"/>
-              <w:left w:val="single" w:color="D1D5DB" w:sz="4"/>
-              <w:bottom w:val="single" w:color="D1D5DB" w:sz="4"/>
-              <w:right w:val="single" w:color="D1D5DB" w:sz="4"/>
-            </w:tcBorders>
-            <w:tcMar>
-              <w:top w:type="dxa" w:w="60"/>
-              <w:left w:type="dxa" w:w="110"/>
-              <w:bottom w:type="dxa" w:w="60"/>
-              <w:right w:type="dxa" w:w="110"/>
-            </w:tcMar>
-          </w:tcPr>
-          <w:p>
-            <w:pPr>
-              <w:spacing w:after="0"/>
-            </w:pPr>
-            <w:r>
               <w:rPr>
                 <w:rFonts w:ascii="Menlo" w:cs="Menlo" w:eastAsia="Menlo" w:hAnsi="Menlo"/>
                 <w:color w:val="AD1457"/>
                 <w:sz w:val="22"/>
                 <w:szCs w:val="22"/>
               </w:rPr>
-              <w:t xml:space="preserve">./scripts/dev.sh stop</w:t>
+              <w:t xml:space="preserve">nothing to commit</w:t>
+            </w:r>
+          </w:p>
+        </w:tc>
+        <w:tc>
+          <w:tcPr>
+            <w:tcW w:type="dxa" w:w="5301"/>
+            <w:tcBorders>
+              <w:top w:val="single" w:color="D1D5DB" w:sz="4"/>
+              <w:left w:val="single" w:color="D1D5DB" w:sz="4"/>
+              <w:bottom w:val="single" w:color="D1D5DB" w:sz="4"/>
+              <w:right w:val="single" w:color="D1D5DB" w:sz="4"/>
+            </w:tcBorders>
+            <w:tcMar>
+              <w:top w:type="dxa" w:w="60"/>
+              <w:left w:type="dxa" w:w="110"/>
+              <w:bottom w:type="dxa" w:w="60"/>
+              <w:right w:type="dxa" w:w="110"/>
+            </w:tcMar>
+          </w:tcPr>
+          <w:p>
+            <w:pPr>
+              <w:spacing w:after="0"/>
+            </w:pPr>
+            <w:r>
+              <w:t xml:space="preserve">ไม่มีอะไรแก้ หรือยังไม่ได้ git add</w:t>
             </w:r>
           </w:p>
         </w:tc>
@@ -1614,7 +4329,7 @@
               <w:spacing w:after="0"/>
             </w:pPr>
             <w:r>
-              <w:t xml:space="preserve">ปิดแล้วเปิดใหม่ (แก้อาการแปลก ๆ)</w:t>
+              <w:t xml:space="preserve">commit แล้วแต่เว็บไม่เปลี่ยน</w:t>
             </w:r>
           </w:p>
         </w:tc>
@@ -1638,6 +4353,9 @@
             <w:pPr>
               <w:spacing w:after="0"/>
             </w:pPr>
+            <w:r>
+              <w:t xml:space="preserve">อาจพิมพ์ตอนอยู่ Rm % → </w:t>
+            </w:r>
             <w:r>
               <w:rPr>
                 <w:rFonts w:ascii="Menlo" w:cs="Menlo" w:eastAsia="Menlo" w:hAnsi="Menlo"/>
@@ -1645,141 +4363,10 @@
                 <w:sz w:val="22"/>
                 <w:szCs w:val="22"/>
               </w:rPr>
-              <w:t xml:space="preserve">./scripts/dev.sh stop</w:t>
-            </w:r>
-            <w:r>
-              <w:t xml:space="preserve"> แล้ว </w:t>
-            </w:r>
-            <w:r>
-              <w:rPr>
-                <w:rFonts w:ascii="Menlo" w:cs="Menlo" w:eastAsia="Menlo" w:hAnsi="Menlo"/>
-                <w:color w:val="AD1457"/>
-                <w:sz w:val="22"/>
-                <w:szCs w:val="22"/>
-              </w:rPr>
-              <w:t xml:space="preserve">./scripts/dev.sh</w:t>
-            </w:r>
-          </w:p>
-        </w:tc>
-      </w:tr>
-      <w:tr>
-        <w:trPr>
-          <w:cantSplit/>
-        </w:trPr>
-        <w:tc>
-          <w:tcPr>
-            <w:tcW w:type="dxa" w:w="4337"/>
-            <w:tcBorders>
-              <w:top w:val="single" w:color="D1D5DB" w:sz="4"/>
-              <w:left w:val="single" w:color="D1D5DB" w:sz="4"/>
-              <w:bottom w:val="single" w:color="D1D5DB" w:sz="4"/>
-              <w:right w:val="single" w:color="D1D5DB" w:sz="4"/>
-            </w:tcBorders>
-            <w:tcMar>
-              <w:top w:type="dxa" w:w="60"/>
-              <w:left w:type="dxa" w:w="110"/>
-              <w:bottom w:type="dxa" w:w="60"/>
-              <w:right w:type="dxa" w:w="110"/>
-            </w:tcMar>
-          </w:tcPr>
-          <w:p>
-            <w:pPr>
-              <w:spacing w:after="0"/>
-            </w:pPr>
-            <w:r>
-              <w:t xml:space="preserve">ดู error ของ backend</w:t>
-            </w:r>
-          </w:p>
-        </w:tc>
-        <w:tc>
-          <w:tcPr>
-            <w:tcW w:type="dxa" w:w="5301"/>
-            <w:tcBorders>
-              <w:top w:val="single" w:color="D1D5DB" w:sz="4"/>
-              <w:left w:val="single" w:color="D1D5DB" w:sz="4"/>
-              <w:bottom w:val="single" w:color="D1D5DB" w:sz="4"/>
-              <w:right w:val="single" w:color="D1D5DB" w:sz="4"/>
-            </w:tcBorders>
-            <w:tcMar>
-              <w:top w:type="dxa" w:w="60"/>
-              <w:left w:type="dxa" w:w="110"/>
-              <w:bottom w:type="dxa" w:w="60"/>
-              <w:right w:type="dxa" w:w="110"/>
-            </w:tcMar>
-          </w:tcPr>
-          <w:p>
-            <w:pPr>
-              <w:spacing w:after="0"/>
-            </w:pPr>
-            <w:r>
-              <w:rPr>
-                <w:rFonts w:ascii="Menlo" w:cs="Menlo" w:eastAsia="Menlo" w:hAnsi="Menlo"/>
-                <w:color w:val="AD1457"/>
-                <w:sz w:val="22"/>
-                <w:szCs w:val="22"/>
-              </w:rPr>
-              <w:t xml:space="preserve">tail -30 /tmp/rm-backend.log</w:t>
-            </w:r>
-          </w:p>
-        </w:tc>
-      </w:tr>
-      <w:tr>
-        <w:trPr>
-          <w:cantSplit/>
-        </w:trPr>
-        <w:tc>
-          <w:tcPr>
-            <w:tcW w:type="dxa" w:w="4337"/>
-            <w:tcBorders>
-              <w:top w:val="single" w:color="D1D5DB" w:sz="4"/>
-              <w:left w:val="single" w:color="D1D5DB" w:sz="4"/>
-              <w:bottom w:val="single" w:color="D1D5DB" w:sz="4"/>
-              <w:right w:val="single" w:color="D1D5DB" w:sz="4"/>
-            </w:tcBorders>
-            <w:tcMar>
-              <w:top w:type="dxa" w:w="60"/>
-              <w:left w:type="dxa" w:w="110"/>
-              <w:bottom w:type="dxa" w:w="60"/>
-              <w:right w:type="dxa" w:w="110"/>
-            </w:tcMar>
-          </w:tcPr>
-          <w:p>
-            <w:pPr>
-              <w:spacing w:after="0"/>
-            </w:pPr>
-            <w:r>
-              <w:t xml:space="preserve">ดู error ของหน้าเว็บ</w:t>
-            </w:r>
-          </w:p>
-        </w:tc>
-        <w:tc>
-          <w:tcPr>
-            <w:tcW w:type="dxa" w:w="5301"/>
-            <w:tcBorders>
-              <w:top w:val="single" w:color="D1D5DB" w:sz="4"/>
-              <w:left w:val="single" w:color="D1D5DB" w:sz="4"/>
-              <w:bottom w:val="single" w:color="D1D5DB" w:sz="4"/>
-              <w:right w:val="single" w:color="D1D5DB" w:sz="4"/>
-            </w:tcBorders>
-            <w:tcMar>
-              <w:top w:type="dxa" w:w="60"/>
-              <w:left w:type="dxa" w:w="110"/>
-              <w:bottom w:type="dxa" w:w="60"/>
-              <w:right w:type="dxa" w:w="110"/>
-            </w:tcMar>
-          </w:tcPr>
-          <w:p>
-            <w:pPr>
-              <w:spacing w:after="0"/>
-            </w:pPr>
-            <w:r>
-              <w:rPr>
-                <w:rFonts w:ascii="Menlo" w:cs="Menlo" w:eastAsia="Menlo" w:hAnsi="Menlo"/>
-                <w:color w:val="AD1457"/>
-                <w:sz w:val="22"/>
-                <w:szCs w:val="22"/>
-              </w:rPr>
-              <w:t xml:space="preserve">tail -30 /tmp/rm-vite.log</w:t>
+              <w:t xml:space="preserve">cd ~/Desktop/project</w:t>
+            </w:r>
+            <w:r>
+              <w:t xml:space="preserve"> แล้วทำใหม่</w:t>
             </w:r>
           </w:p>
         </w:tc>
@@ -1787,8 +4374,12 @@
     </w:tbl>
     <w:p>
       <w:pPr>
-        <w:spacing w:after="80"/>
-      </w:pPr>
+        <w:pStyle w:val="Heading1"/>
+        <w:spacing w:after="160" w:before="360"/>
+      </w:pPr>
+      <w:r>
+        <w:t xml:space="preserve">5. เซิร์ฟเวอร์จริง (ใช้เมื่อเว็บจริงมีปัญหาเท่านั้น)</w:t>
+      </w:r>
     </w:p>
     <w:tbl>
       <w:tblPr>
@@ -1814,102 +4405,6 @@
             <w:tcW w:type="dxa" w:w="9638"/>
             <w:tcBorders>
               <w:top w:val="none" w:color="FFFFFF" w:sz="0"/>
-              <w:left w:val="single" w:color="2E7D32" w:sz="24"/>
-              <w:bottom w:val="none" w:color="FFFFFF" w:sz="0"/>
-              <w:right w:val="none" w:color="FFFFFF" w:sz="0"/>
-            </w:tcBorders>
-            <w:shd w:fill="E8F5E9" w:color="auto" w:val="clear"/>
-            <w:tcMar>
-              <w:top w:type="dxa" w:w="100"/>
-              <w:left w:type="dxa" w:w="180"/>
-              <w:bottom w:type="dxa" w:w="100"/>
-              <w:right w:type="dxa" w:w="140"/>
-            </w:tcMar>
-          </w:tcPr>
-          <w:p>
-            <w:pPr>
-              <w:spacing w:after="60"/>
-            </w:pPr>
-            <w:r>
-              <w:t xml:space="preserve">💡 ปิดหน้าต่าง Terminal ได้เลย ระบบยังรันต่อ — จะปิดจริงใช้ </w:t>
-            </w:r>
-            <w:r>
-              <w:rPr>
-                <w:rFonts w:ascii="Menlo" w:cs="Menlo" w:eastAsia="Menlo" w:hAnsi="Menlo"/>
-                <w:color w:val="AD1457"/>
-                <w:sz w:val="22"/>
-                <w:szCs w:val="22"/>
-              </w:rPr>
-              <w:t xml:space="preserve">./scripts/dev.sh stop</w:t>
-            </w:r>
-            <w:r>
-              <w:t xml:space="preserve"> หรือปิดเครื่อง</w:t>
-            </w:r>
-          </w:p>
-        </w:tc>
-      </w:tr>
-    </w:tbl>
-    <w:p>
-      <w:pPr>
-        <w:pStyle w:val="Heading1"/>
-        <w:spacing w:after="160" w:before="360"/>
-      </w:pPr>
-      <w:r>
-        <w:t xml:space="preserve">2. เวลามีปัญหา</w:t>
-      </w:r>
-    </w:p>
-    <w:p>
-      <w:pPr>
-        <w:pStyle w:val="Heading2"/>
-        <w:keepNext/>
-        <w:spacing w:after="100" w:before="220"/>
-      </w:pPr>
-      <w:r>
-        <w:t xml:space="preserve">ขึ้น "โหลดข่าวสารไม่สำเร็จ" / "เชื่อมต่อเซิร์ฟเวอร์ไม่ได้" / ข้อมูลไม่ขึ้น</w:t>
-      </w:r>
-    </w:p>
-    <w:p>
-      <w:pPr>
-        <w:spacing w:after="100"/>
-      </w:pPr>
-      <w:r>
-        <w:t xml:space="preserve">แปลว่า </w:t>
-      </w:r>
-      <w:r>
-        <w:rPr>
-          <w:b/>
-          <w:bCs/>
-        </w:rPr>
-        <w:t xml:space="preserve">backend (พอร์ต 3000) ไม่ได้เปิด</w:t>
-      </w:r>
-      <w:r>
-        <w:t xml:space="preserve"> — พิมพ์:</w:t>
-      </w:r>
-    </w:p>
-    <w:tbl>
-      <w:tblPr>
-        <w:tblW w:type="dxa" w:w="9638"/>
-        <w:tblBorders>
-          <w:top w:val="single" w:color="auto" w:sz="4"/>
-          <w:left w:val="single" w:color="auto" w:sz="4"/>
-          <w:bottom w:val="single" w:color="auto" w:sz="4"/>
-          <w:right w:val="single" w:color="auto" w:sz="4"/>
-          <w:insideH w:val="single" w:color="auto" w:sz="4"/>
-          <w:insideV w:val="single" w:color="auto" w:sz="4"/>
-        </w:tblBorders>
-      </w:tblPr>
-      <w:tblGrid>
-        <w:gridCol w:w="9638"/>
-      </w:tblGrid>
-      <w:tr>
-        <w:trPr>
-          <w:cantSplit/>
-        </w:trPr>
-        <w:tc>
-          <w:tcPr>
-            <w:tcW w:type="dxa" w:w="9638"/>
-            <w:tcBorders>
-              <w:top w:val="none" w:color="FFFFFF" w:sz="0"/>
               <w:left w:val="none" w:color="FFFFFF" w:sz="0"/>
               <w:bottom w:val="none" w:color="FFFFFF" w:sz="0"/>
               <w:right w:val="none" w:color="FFFFFF" w:sz="0"/>
@@ -1944,7 +4439,7 @@
                 <w:sz w:val="20"/>
                 <w:szCs w:val="20"/>
               </w:rPr>
-              <w:t xml:space="preserve">./scripts/dev.sh status</w:t>
+              <w:t xml:space="preserve">ssh root@178.128.58.65</w:t>
             </w:r>
             <w:r>
               <w:rPr>
@@ -1953,32 +4448,23 @@
                 <w:sz w:val="26"/>
                 <w:szCs w:val="26"/>
               </w:rPr>
-              <w:t xml:space="preserve">    ← ดูว่าอะไรปิดอยู่</w:t>
+              <w:t xml:space="preserve">    ← เข้าเซิร์ฟเวอร์</w:t>
             </w:r>
           </w:p>
           <w:p>
             <w:pPr>
               <w:spacing w:after="40"/>
             </w:pPr>
-            <w:r>
-              <w:rPr>
-                <w:rFonts w:ascii="Menlo" w:cs="Menlo" w:eastAsia="Menlo" w:hAnsi="Menlo"/>
-                <w:color w:val="8B93A7"/>
-                <w:sz w:val="18"/>
-                <w:szCs w:val="18"/>
-              </w:rPr>
-              <w:t xml:space="preserve">kanun@MacBook-Air-khxng-kanun project % </w:t>
-            </w:r>
             <w:r>
               <w:rPr>
                 <w:rFonts w:ascii="Menlo" w:cs="Menlo" w:eastAsia="Menlo" w:hAnsi="Menlo"/>
                 <w:b/>
                 <w:bCs/>
-                <w:color w:val="FF7EB6"/>
+                <w:color w:val="E5E7EB"/>
                 <w:sz w:val="20"/>
                 <w:szCs w:val="20"/>
               </w:rPr>
-              <w:t xml:space="preserve">./scripts/dev.sh</w:t>
+              <w:t xml:space="preserve">cd ~/school</w:t>
             </w:r>
             <w:r>
               <w:rPr>
@@ -1987,7 +4473,7 @@
                 <w:sz w:val="26"/>
                 <w:szCs w:val="26"/>
               </w:rPr>
-              <w:t xml:space="preserve">    ← เปิดใหม่</w:t>
+              <w:t xml:space="preserve">    ← พิมพ์บนเซิร์ฟเวอร์</w:t>
             </w:r>
           </w:p>
         </w:tc>
@@ -1995,1429 +4481,8 @@
     </w:tbl>
     <w:p>
       <w:pPr>
-        <w:spacing w:after="100" w:before="80"/>
-      </w:pPr>
-      <w:r>
-        <w:t xml:space="preserve">แล้วกดปุ่ม </w:t>
-      </w:r>
-      <w:r>
-        <w:rPr>
-          <w:b/>
-          <w:bCs/>
-        </w:rPr>
-        <w:t xml:space="preserve">ลองใหม่</w:t>
-      </w:r>
-      <w:r>
-        <w:t xml:space="preserve"> บนหน้าเว็บ หรือกด </w:t>
-      </w:r>
-      <w:r>
-        <w:rPr>
-          <w:b/>
-          <w:bCs/>
-        </w:rPr>
-        <w:t xml:space="preserve">Cmd + R</w:t>
-      </w:r>
-      <w:r>
-        <w:t xml:space="preserve"> รีเฟรช</w:t>
-      </w:r>
-    </w:p>
-    <w:p>
-      <w:pPr>
-        <w:pStyle w:val="Heading2"/>
-        <w:keepNext/>
-        <w:spacing w:after="100" w:before="220"/>
-      </w:pPr>
-      <w:r>
-        <w:t xml:space="preserve">เปิด http://localhost:5173 ไม่ได้เลย (This site can't be reached)</w:t>
-      </w:r>
-    </w:p>
-    <w:p>
-      <w:pPr>
-        <w:spacing w:after="100"/>
-      </w:pPr>
-      <w:r>
-        <w:t xml:space="preserve">หน้าเว็บ (พอร์ต 5173) ไม่ได้เปิด — พิมพ์ </w:t>
-      </w:r>
-      <w:r>
-        <w:rPr>
-          <w:rFonts w:ascii="Menlo" w:cs="Menlo" w:eastAsia="Menlo" w:hAnsi="Menlo"/>
-          <w:color w:val="AD1457"/>
-          <w:sz w:val="22"/>
-          <w:szCs w:val="22"/>
-        </w:rPr>
-        <w:t xml:space="preserve">./scripts/dev.sh</w:t>
-      </w:r>
-      <w:r>
-        <w:t xml:space="preserve"> เหมือนข้างบน</w:t>
-      </w:r>
-    </w:p>
-    <w:p>
-      <w:pPr>
-        <w:pStyle w:val="Heading2"/>
-        <w:keepNext/>
-        <w:spacing w:after="100" w:before="220"/>
-      </w:pPr>
-      <w:r>
-        <w:t xml:space="preserve">ขึ้นว่า "ฐานข้อมูล … ปิดอยู่" หรือ backend เปิดไม่ขึ้น</w:t>
-      </w:r>
-    </w:p>
-    <w:p>
-      <w:pPr>
-        <w:pStyle w:val="ListParagraph"/>
-        <w:numPr>
-          <w:ilvl w:val="0"/>
-          <w:numId w:val="4"/>
-        </w:numPr>
-        <w:spacing w:after="50"/>
-      </w:pPr>
-      <w:r>
-        <w:t xml:space="preserve">เปิดแอป </w:t>
-      </w:r>
-      <w:r>
-        <w:rPr>
-          <w:b/>
-          <w:bCs/>
-        </w:rPr>
-        <w:t xml:space="preserve">XAMPP</w:t>
-      </w:r>
-      <w:r>
-        <w:t xml:space="preserve"> (Applications → XAMPP → manager-osx)</w:t>
-      </w:r>
-    </w:p>
-    <w:p>
-      <w:pPr>
-        <w:pStyle w:val="ListParagraph"/>
-        <w:numPr>
-          <w:ilvl w:val="0"/>
-          <w:numId w:val="4"/>
-        </w:numPr>
-        <w:spacing w:after="50"/>
-      </w:pPr>
-      <w:r>
-        <w:t xml:space="preserve">แท็บ </w:t>
-      </w:r>
-      <w:r>
-        <w:rPr>
-          <w:b/>
-          <w:bCs/>
-        </w:rPr>
-        <w:t xml:space="preserve">Manage Servers</w:t>
-      </w:r>
-      <w:r>
-        <w:t xml:space="preserve"> → กด </w:t>
-      </w:r>
-      <w:r>
-        <w:rPr>
-          <w:b/>
-          <w:bCs/>
-        </w:rPr>
-        <w:t xml:space="preserve">Start</w:t>
-      </w:r>
-      <w:r>
-        <w:t xml:space="preserve"> ที่ </w:t>
-      </w:r>
-      <w:r>
-        <w:rPr>
-          <w:b/>
-          <w:bCs/>
-        </w:rPr>
-        <w:t xml:space="preserve">MySQL Database</w:t>
-      </w:r>
-    </w:p>
-    <w:p>
-      <w:pPr>
-        <w:pStyle w:val="ListParagraph"/>
-        <w:numPr>
-          <w:ilvl w:val="0"/>
-          <w:numId w:val="4"/>
-        </w:numPr>
-        <w:spacing w:after="50"/>
-      </w:pPr>
-      <w:r>
-        <w:t xml:space="preserve">กลับมาพิมพ์ </w:t>
-      </w:r>
-      <w:r>
-        <w:rPr>
-          <w:rFonts w:ascii="Menlo" w:cs="Menlo" w:eastAsia="Menlo" w:hAnsi="Menlo"/>
-          <w:color w:val="AD1457"/>
-          <w:sz w:val="22"/>
-          <w:szCs w:val="22"/>
-        </w:rPr>
-        <w:t xml:space="preserve">./scripts/dev.sh</w:t>
-      </w:r>
-      <w:r>
-        <w:t xml:space="preserve"> อีกครั้ง</w:t>
-      </w:r>
-    </w:p>
-    <w:p>
-      <w:pPr>
-        <w:pStyle w:val="ListParagraph"/>
-        <w:numPr>
-          <w:ilvl w:val="0"/>
-          <w:numId w:val="4"/>
-        </w:numPr>
-        <w:spacing w:after="50"/>
-      </w:pPr>
-      <w:r>
-        <w:t xml:space="preserve">ยังไม่ได้ ดูสาเหตุด้วย </w:t>
-      </w:r>
-      <w:r>
-        <w:rPr>
-          <w:rFonts w:ascii="Menlo" w:cs="Menlo" w:eastAsia="Menlo" w:hAnsi="Menlo"/>
-          <w:color w:val="AD1457"/>
-          <w:sz w:val="22"/>
-          <w:szCs w:val="22"/>
-        </w:rPr>
-        <w:t xml:space="preserve">tail -30 /tmp/rm-backend.log</w:t>
-      </w:r>
-    </w:p>
-    <w:p>
-      <w:pPr>
-        <w:pStyle w:val="Heading2"/>
-        <w:keepNext/>
-        <w:spacing w:after="100" w:before="220"/>
-      </w:pPr>
-      <w:r>
-        <w:t xml:space="preserve">ขึ้น "Port 3000 / 5173 is already in use" (พอร์ตถูกใช้อยู่)</w:t>
-      </w:r>
-    </w:p>
-    <w:tbl>
-      <w:tblPr>
-        <w:tblW w:type="dxa" w:w="9638"/>
-        <w:tblBorders>
-          <w:top w:val="single" w:color="auto" w:sz="4"/>
-          <w:left w:val="single" w:color="auto" w:sz="4"/>
-          <w:bottom w:val="single" w:color="auto" w:sz="4"/>
-          <w:right w:val="single" w:color="auto" w:sz="4"/>
-          <w:insideH w:val="single" w:color="auto" w:sz="4"/>
-          <w:insideV w:val="single" w:color="auto" w:sz="4"/>
-        </w:tblBorders>
-      </w:tblPr>
-      <w:tblGrid>
-        <w:gridCol w:w="9638"/>
-      </w:tblGrid>
-      <w:tr>
-        <w:trPr>
-          <w:cantSplit/>
-        </w:trPr>
-        <w:tc>
-          <w:tcPr>
-            <w:tcW w:type="dxa" w:w="9638"/>
-            <w:tcBorders>
-              <w:top w:val="none" w:color="FFFFFF" w:sz="0"/>
-              <w:left w:val="none" w:color="FFFFFF" w:sz="0"/>
-              <w:bottom w:val="none" w:color="FFFFFF" w:sz="0"/>
-              <w:right w:val="none" w:color="FFFFFF" w:sz="0"/>
-            </w:tcBorders>
-            <w:shd w:fill="1F2430" w:color="auto" w:val="clear"/>
-            <w:tcMar>
-              <w:top w:type="dxa" w:w="120"/>
-              <w:left w:type="dxa" w:w="200"/>
-              <w:bottom w:type="dxa" w:w="120"/>
-              <w:right w:type="dxa" w:w="160"/>
-            </w:tcMar>
-          </w:tcPr>
-          <w:p>
-            <w:pPr>
-              <w:spacing w:after="40"/>
-            </w:pPr>
-            <w:r>
-              <w:rPr>
-                <w:rFonts w:ascii="Menlo" w:cs="Menlo" w:eastAsia="Menlo" w:hAnsi="Menlo"/>
-                <w:color w:val="8B93A7"/>
-                <w:sz w:val="18"/>
-                <w:szCs w:val="18"/>
-              </w:rPr>
-              <w:t xml:space="preserve">kanun@MacBook-Air-khxng-kanun project % </w:t>
-            </w:r>
-            <w:r>
-              <w:rPr>
-                <w:rFonts w:ascii="Menlo" w:cs="Menlo" w:eastAsia="Menlo" w:hAnsi="Menlo"/>
-                <w:b/>
-                <w:bCs/>
-                <w:color w:val="FF7EB6"/>
-                <w:sz w:val="20"/>
-                <w:szCs w:val="20"/>
-              </w:rPr>
-              <w:t xml:space="preserve">./scripts/dev.sh stop</w:t>
-            </w:r>
-          </w:p>
-          <w:p>
-            <w:pPr>
-              <w:spacing w:after="40"/>
-            </w:pPr>
-            <w:r>
-              <w:rPr>
-                <w:rFonts w:ascii="Menlo" w:cs="Menlo" w:eastAsia="Menlo" w:hAnsi="Menlo"/>
-                <w:color w:val="8B93A7"/>
-                <w:sz w:val="18"/>
-                <w:szCs w:val="18"/>
-              </w:rPr>
-              <w:t xml:space="preserve">kanun@MacBook-Air-khxng-kanun project % </w:t>
-            </w:r>
-            <w:r>
-              <w:rPr>
-                <w:rFonts w:ascii="Menlo" w:cs="Menlo" w:eastAsia="Menlo" w:hAnsi="Menlo"/>
-                <w:b/>
-                <w:bCs/>
-                <w:color w:val="FF7EB6"/>
-                <w:sz w:val="20"/>
-                <w:szCs w:val="20"/>
-              </w:rPr>
-              <w:t xml:space="preserve">./scripts/dev.sh</w:t>
-            </w:r>
-          </w:p>
-        </w:tc>
-      </w:tr>
-    </w:tbl>
-    <w:p>
-      <w:pPr>
-        <w:pStyle w:val="Heading2"/>
-        <w:keepNext/>
-        <w:spacing w:after="100" w:before="220"/>
-      </w:pPr>
-      <w:r>
-        <w:t xml:space="preserve">ล็อกอินแล้วเด้งออก / "กรุณาเข้าสู่ระบบใหม่"</w:t>
-      </w:r>
-    </w:p>
-    <w:p>
-      <w:pPr>
-        <w:spacing w:after="100"/>
-      </w:pPr>
-      <w:r>
-        <w:t xml:space="preserve">token หมดอายุ (อายุ 1 วัน) — ล็อกอินใหม่ได้เลย</w:t>
-      </w:r>
-    </w:p>
-    <w:p>
-      <w:pPr>
-        <w:pStyle w:val="Heading2"/>
-        <w:keepNext/>
-        <w:spacing w:after="100" w:before="220"/>
-      </w:pPr>
-      <w:r>
-        <w:t xml:space="preserve">หน้าเว็บยังเป็นแบบเก่า หลังแก้โค้ดหรือหลังขึ้นเว็บ</w:t>
-      </w:r>
-    </w:p>
-    <w:p>
-      <w:pPr>
-        <w:spacing w:after="100"/>
-      </w:pPr>
-      <w:r>
-        <w:t xml:space="preserve">กด </w:t>
-      </w:r>
-      <w:r>
-        <w:rPr>
-          <w:b/>
-          <w:bCs/>
-        </w:rPr>
-        <w:t xml:space="preserve">Cmd + Shift + R</w:t>
-      </w:r>
-      <w:r>
-        <w:t xml:space="preserve"> (รีเฟรชแบบล้างของเก่า)</w:t>
-      </w:r>
-    </w:p>
-    <w:p>
-      <w:pPr>
-        <w:pStyle w:val="Heading1"/>
-        <w:spacing w:after="160" w:before="360"/>
-      </w:pPr>
-      <w:r>
-        <w:t xml:space="preserve">3. เช็กโค้ดก่อน commit (ควรทำ)</w:t>
-      </w:r>
-    </w:p>
-    <w:tbl>
-      <w:tblPr>
-        <w:tblW w:type="dxa" w:w="9638"/>
-        <w:tblBorders>
-          <w:top w:val="single" w:color="auto" w:sz="4"/>
-          <w:left w:val="single" w:color="auto" w:sz="4"/>
-          <w:bottom w:val="single" w:color="auto" w:sz="4"/>
-          <w:right w:val="single" w:color="auto" w:sz="4"/>
-          <w:insideH w:val="single" w:color="auto" w:sz="4"/>
-          <w:insideV w:val="single" w:color="auto" w:sz="4"/>
-        </w:tblBorders>
-      </w:tblPr>
-      <w:tblGrid>
-        <w:gridCol w:w="9638"/>
-      </w:tblGrid>
-      <w:tr>
-        <w:trPr>
-          <w:cantSplit/>
-        </w:trPr>
-        <w:tc>
-          <w:tcPr>
-            <w:tcW w:type="dxa" w:w="9638"/>
-            <w:tcBorders>
-              <w:top w:val="none" w:color="FFFFFF" w:sz="0"/>
-              <w:left w:val="none" w:color="FFFFFF" w:sz="0"/>
-              <w:bottom w:val="none" w:color="FFFFFF" w:sz="0"/>
-              <w:right w:val="none" w:color="FFFFFF" w:sz="0"/>
-            </w:tcBorders>
-            <w:shd w:fill="1F2430" w:color="auto" w:val="clear"/>
-            <w:tcMar>
-              <w:top w:type="dxa" w:w="120"/>
-              <w:left w:type="dxa" w:w="200"/>
-              <w:bottom w:type="dxa" w:w="120"/>
-              <w:right w:type="dxa" w:w="160"/>
-            </w:tcMar>
-          </w:tcPr>
-          <w:p>
-            <w:pPr>
-              <w:spacing w:after="40"/>
-            </w:pPr>
-            <w:r>
-              <w:rPr>
-                <w:rFonts w:ascii="Menlo" w:cs="Menlo" w:eastAsia="Menlo" w:hAnsi="Menlo"/>
-                <w:color w:val="8B93A7"/>
-                <w:sz w:val="18"/>
-                <w:szCs w:val="18"/>
-              </w:rPr>
-              <w:t xml:space="preserve">kanun@MacBook-Air-khxng-kanun project % </w:t>
-            </w:r>
-            <w:r>
-              <w:rPr>
-                <w:rFonts w:ascii="Menlo" w:cs="Menlo" w:eastAsia="Menlo" w:hAnsi="Menlo"/>
-                <w:b/>
-                <w:bCs/>
-                <w:color w:val="FF7EB6"/>
-                <w:sz w:val="20"/>
-                <w:szCs w:val="20"/>
-              </w:rPr>
-              <w:t xml:space="preserve">cd Rm</w:t>
-            </w:r>
-            <w:r>
-              <w:rPr>
-                <w:rFonts w:ascii="TH Sarabun New" w:cs="TH Sarabun New" w:eastAsia="TH Sarabun New" w:hAnsi="TH Sarabun New"/>
-                <w:color w:val="A5E3B3"/>
-                <w:sz w:val="26"/>
-                <w:szCs w:val="26"/>
-              </w:rPr>
-              <w:t xml:space="preserve">    ← เข้าโฟลเดอร์หน้าเว็บ</w:t>
-            </w:r>
-          </w:p>
-          <w:p>
-            <w:pPr>
-              <w:spacing w:after="40"/>
-            </w:pPr>
-            <w:r>
-              <w:rPr>
-                <w:rFonts w:ascii="Menlo" w:cs="Menlo" w:eastAsia="Menlo" w:hAnsi="Menlo"/>
-                <w:color w:val="8B93A7"/>
-                <w:sz w:val="18"/>
-                <w:szCs w:val="18"/>
-              </w:rPr>
-              <w:t xml:space="preserve">kanun@MacBook-Air-khxng-kanun Rm % </w:t>
-            </w:r>
-            <w:r>
-              <w:rPr>
-                <w:rFonts w:ascii="Menlo" w:cs="Menlo" w:eastAsia="Menlo" w:hAnsi="Menlo"/>
-                <w:b/>
-                <w:bCs/>
-                <w:color w:val="FF7EB6"/>
-                <w:sz w:val="20"/>
-                <w:szCs w:val="20"/>
-              </w:rPr>
-              <w:t xml:space="preserve">npm run build</w:t>
-            </w:r>
-            <w:r>
-              <w:rPr>
-                <w:rFonts w:ascii="TH Sarabun New" w:cs="TH Sarabun New" w:eastAsia="TH Sarabun New" w:hAnsi="TH Sarabun New"/>
-                <w:color w:val="A5E3B3"/>
-                <w:sz w:val="26"/>
-                <w:szCs w:val="26"/>
-              </w:rPr>
-              <w:t xml:space="preserve">    ← ต้องจบด้วย ✓ built in …</w:t>
-            </w:r>
-          </w:p>
-          <w:p>
-            <w:pPr>
-              <w:spacing w:after="40"/>
-            </w:pPr>
-            <w:r>
-              <w:rPr>
-                <w:rFonts w:ascii="Menlo" w:cs="Menlo" w:eastAsia="Menlo" w:hAnsi="Menlo"/>
-                <w:color w:val="8B93A7"/>
-                <w:sz w:val="18"/>
-                <w:szCs w:val="18"/>
-              </w:rPr>
-              <w:t xml:space="preserve">kanun@MacBook-Air-khxng-kanun Rm % </w:t>
-            </w:r>
-            <w:r>
-              <w:rPr>
-                <w:rFonts w:ascii="Menlo" w:cs="Menlo" w:eastAsia="Menlo" w:hAnsi="Menlo"/>
-                <w:b/>
-                <w:bCs/>
-                <w:color w:val="FF7EB6"/>
-                <w:sz w:val="20"/>
-                <w:szCs w:val="20"/>
-              </w:rPr>
-              <w:t xml:space="preserve">npm run lint</w:t>
-            </w:r>
-            <w:r>
-              <w:rPr>
-                <w:rFonts w:ascii="TH Sarabun New" w:cs="TH Sarabun New" w:eastAsia="TH Sarabun New" w:hAnsi="TH Sarabun New"/>
-                <w:color w:val="A5E3B3"/>
-                <w:sz w:val="26"/>
-                <w:szCs w:val="26"/>
-              </w:rPr>
-              <w:t xml:space="preserve">    ← ต้องไม่มีคำว่า error</w:t>
-            </w:r>
-          </w:p>
-          <w:p>
-            <w:pPr>
-              <w:spacing w:after="40"/>
-            </w:pPr>
-            <w:r>
-              <w:rPr>
-                <w:rFonts w:ascii="Menlo" w:cs="Menlo" w:eastAsia="Menlo" w:hAnsi="Menlo"/>
-                <w:color w:val="8B93A7"/>
-                <w:sz w:val="18"/>
-                <w:szCs w:val="18"/>
-              </w:rPr>
-              <w:t xml:space="preserve">kanun@MacBook-Air-khxng-kanun Rm % </w:t>
-            </w:r>
-            <w:r>
-              <w:rPr>
-                <w:rFonts w:ascii="Menlo" w:cs="Menlo" w:eastAsia="Menlo" w:hAnsi="Menlo"/>
-                <w:b/>
-                <w:bCs/>
-                <w:color w:val="FF7EB6"/>
-                <w:sz w:val="20"/>
-                <w:szCs w:val="20"/>
-              </w:rPr>
-              <w:t xml:space="preserve">cd ..</w:t>
-            </w:r>
-            <w:r>
-              <w:rPr>
-                <w:rFonts w:ascii="TH Sarabun New" w:cs="TH Sarabun New" w:eastAsia="TH Sarabun New" w:hAnsi="TH Sarabun New"/>
-                <w:color w:val="A5E3B3"/>
-                <w:sz w:val="26"/>
-                <w:szCs w:val="26"/>
-              </w:rPr>
-              <w:t xml:space="preserve">    ← กลับ project % ก่อนใช้ git</w:t>
-            </w:r>
-          </w:p>
-        </w:tc>
-      </w:tr>
-    </w:tbl>
-    <w:p>
-      <w:pPr>
         <w:spacing w:after="80"/>
       </w:pPr>
-    </w:p>
-    <w:p>
-      <w:pPr>
-        <w:pStyle w:val="ListParagraph"/>
-        <w:numPr>
-          <w:ilvl w:val="0"/>
-          <w:numId w:val="2"/>
-        </w:numPr>
-        <w:spacing w:after="50"/>
-      </w:pPr>
-      <w:r>
-        <w:rPr>
-          <w:rFonts w:ascii="Menlo" w:cs="Menlo" w:eastAsia="Menlo" w:hAnsi="Menlo"/>
-          <w:color w:val="AD1457"/>
-          <w:sz w:val="22"/>
-          <w:szCs w:val="22"/>
-        </w:rPr>
-        <w:t xml:space="preserve">npm run build</w:t>
-      </w:r>
-      <w:r>
-        <w:t xml:space="preserve"> ขึ้นสีแดง = โค้ดหน้าเว็บพัง </w:t>
-      </w:r>
-      <w:r>
-        <w:rPr>
-          <w:b/>
-          <w:bCs/>
-        </w:rPr>
-        <w:t xml:space="preserve">ห้าม push</w:t>
-      </w:r>
-    </w:p>
-    <w:p>
-      <w:pPr>
-        <w:pStyle w:val="ListParagraph"/>
-        <w:numPr>
-          <w:ilvl w:val="0"/>
-          <w:numId w:val="2"/>
-        </w:numPr>
-        <w:spacing w:after="50"/>
-      </w:pPr>
-      <w:r>
-        <w:rPr>
-          <w:rFonts w:ascii="Menlo" w:cs="Menlo" w:eastAsia="Menlo" w:hAnsi="Menlo"/>
-          <w:color w:val="AD1457"/>
-          <w:sz w:val="22"/>
-          <w:szCs w:val="22"/>
-        </w:rPr>
-        <w:t xml:space="preserve">npm run lint</w:t>
-      </w:r>
-      <w:r>
-        <w:t xml:space="preserve"> มี warning ได้ แต่ไม่ควรมี error</w:t>
-      </w:r>
-    </w:p>
-    <w:p>
-      <w:pPr>
-        <w:pStyle w:val="Heading1"/>
-        <w:spacing w:after="160" w:before="360"/>
-      </w:pPr>
-      <w:r>
-        <w:t xml:space="preserve">4. Commit และขึ้นเว็บจริง (deploy)</w:t>
-      </w:r>
-    </w:p>
-    <w:tbl>
-      <w:tblPr>
-        <w:tblW w:type="dxa" w:w="9638"/>
-        <w:tblBorders>
-          <w:top w:val="single" w:color="auto" w:sz="4"/>
-          <w:left w:val="single" w:color="auto" w:sz="4"/>
-          <w:bottom w:val="single" w:color="auto" w:sz="4"/>
-          <w:right w:val="single" w:color="auto" w:sz="4"/>
-          <w:insideH w:val="single" w:color="auto" w:sz="4"/>
-          <w:insideV w:val="single" w:color="auto" w:sz="4"/>
-        </w:tblBorders>
-      </w:tblPr>
-      <w:tblGrid>
-        <w:gridCol w:w="9638"/>
-      </w:tblGrid>
-      <w:tr>
-        <w:trPr>
-          <w:cantSplit/>
-        </w:trPr>
-        <w:tc>
-          <w:tcPr>
-            <w:tcW w:type="dxa" w:w="9638"/>
-            <w:tcBorders>
-              <w:top w:val="none" w:color="FFFFFF" w:sz="0"/>
-              <w:left w:val="single" w:color="1565C0" w:sz="24"/>
-              <w:bottom w:val="none" w:color="FFFFFF" w:sz="0"/>
-              <w:right w:val="none" w:color="FFFFFF" w:sz="0"/>
-            </w:tcBorders>
-            <w:shd w:fill="E3F2FD" w:color="auto" w:val="clear"/>
-            <w:tcMar>
-              <w:top w:type="dxa" w:w="100"/>
-              <w:left w:type="dxa" w:w="180"/>
-              <w:bottom w:type="dxa" w:w="100"/>
-              <w:right w:type="dxa" w:w="140"/>
-            </w:tcMar>
-          </w:tcPr>
-          <w:p>
-            <w:pPr>
-              <w:spacing w:after="60"/>
-            </w:pPr>
-            <w:r>
-              <w:rPr>
-                <w:b/>
-                <w:bCs/>
-              </w:rPr>
-              <w:t xml:space="preserve">ระบบขึ้นเว็บอัตโนมัติ:</w:t>
-            </w:r>
-            <w:r>
-              <w:t xml:space="preserve"> แค่ </w:t>
-            </w:r>
-            <w:r>
-              <w:rPr>
-                <w:rFonts w:ascii="Menlo" w:cs="Menlo" w:eastAsia="Menlo" w:hAnsi="Menlo"/>
-                <w:color w:val="AD1457"/>
-                <w:sz w:val="22"/>
-                <w:szCs w:val="22"/>
-              </w:rPr>
-              <w:t xml:space="preserve">git push</w:t>
-            </w:r>
-            <w:r>
-              <w:t xml:space="preserve"> → GitHub จะ build และอัปโหลดขึ้นเซิร์ฟเวอร์เอง ใช้เวลาประมาณ 5–10 นาที</w:t>
-            </w:r>
-          </w:p>
-          <w:p>
-            <w:pPr>
-              <w:spacing w:after="60"/>
-            </w:pPr>
-            <w:r>
-              <w:t xml:space="preserve">ทุกคำสั่งในหัวข้อนี้ต้องพิมพ์ที่ </w:t>
-            </w:r>
-            <w:r>
-              <w:rPr>
-                <w:b/>
-                <w:bCs/>
-              </w:rPr>
-              <w:t xml:space="preserve">project %</w:t>
-            </w:r>
-          </w:p>
-        </w:tc>
-      </w:tr>
-    </w:tbl>
-    <w:p>
-      <w:pPr>
-        <w:spacing w:after="80"/>
-      </w:pPr>
-    </w:p>
-    <w:tbl>
-      <w:tblPr>
-        <w:tblW w:type="dxa" w:w="9638"/>
-        <w:tblBorders>
-          <w:top w:val="single" w:color="auto" w:sz="4"/>
-          <w:left w:val="single" w:color="auto" w:sz="4"/>
-          <w:bottom w:val="single" w:color="auto" w:sz="4"/>
-          <w:right w:val="single" w:color="auto" w:sz="4"/>
-          <w:insideH w:val="single" w:color="auto" w:sz="4"/>
-          <w:insideV w:val="single" w:color="auto" w:sz="4"/>
-        </w:tblBorders>
-      </w:tblPr>
-      <w:tblGrid>
-        <w:gridCol w:w="9638"/>
-      </w:tblGrid>
-      <w:tr>
-        <w:trPr>
-          <w:cantSplit/>
-        </w:trPr>
-        <w:tc>
-          <w:tcPr>
-            <w:tcW w:type="dxa" w:w="9638"/>
-            <w:tcBorders>
-              <w:top w:val="none" w:color="FFFFFF" w:sz="0"/>
-              <w:left w:val="none" w:color="FFFFFF" w:sz="0"/>
-              <w:bottom w:val="none" w:color="FFFFFF" w:sz="0"/>
-              <w:right w:val="none" w:color="FFFFFF" w:sz="0"/>
-            </w:tcBorders>
-            <w:shd w:fill="1F2430" w:color="auto" w:val="clear"/>
-            <w:tcMar>
-              <w:top w:type="dxa" w:w="120"/>
-              <w:left w:type="dxa" w:w="200"/>
-              <w:bottom w:type="dxa" w:w="120"/>
-              <w:right w:type="dxa" w:w="160"/>
-            </w:tcMar>
-          </w:tcPr>
-          <w:p>
-            <w:pPr>
-              <w:spacing w:after="40"/>
-            </w:pPr>
-            <w:r>
-              <w:rPr>
-                <w:rFonts w:ascii="Menlo" w:cs="Menlo" w:eastAsia="Menlo" w:hAnsi="Menlo"/>
-                <w:color w:val="8B93A7"/>
-                <w:sz w:val="18"/>
-                <w:szCs w:val="18"/>
-              </w:rPr>
-              <w:t xml:space="preserve">kanun@MacBook-Air-khxng-kanun project % </w:t>
-            </w:r>
-            <w:r>
-              <w:rPr>
-                <w:rFonts w:ascii="Menlo" w:cs="Menlo" w:eastAsia="Menlo" w:hAnsi="Menlo"/>
-                <w:b/>
-                <w:bCs/>
-                <w:color w:val="FF7EB6"/>
-                <w:sz w:val="20"/>
-                <w:szCs w:val="20"/>
-              </w:rPr>
-              <w:t xml:space="preserve">git status</w:t>
-            </w:r>
-            <w:r>
-              <w:rPr>
-                <w:rFonts w:ascii="TH Sarabun New" w:cs="TH Sarabun New" w:eastAsia="TH Sarabun New" w:hAnsi="TH Sarabun New"/>
-                <w:color w:val="A5E3B3"/>
-                <w:sz w:val="26"/>
-                <w:szCs w:val="26"/>
-              </w:rPr>
-              <w:t xml:space="preserve">    ← ดูว่าแก้ไฟล์ไหนบ้าง</w:t>
-            </w:r>
-          </w:p>
-          <w:p>
-            <w:pPr>
-              <w:spacing w:after="40"/>
-            </w:pPr>
-            <w:r>
-              <w:rPr>
-                <w:rFonts w:ascii="Menlo" w:cs="Menlo" w:eastAsia="Menlo" w:hAnsi="Menlo"/>
-                <w:color w:val="8B93A7"/>
-                <w:sz w:val="18"/>
-                <w:szCs w:val="18"/>
-              </w:rPr>
-              <w:t xml:space="preserve">kanun@MacBook-Air-khxng-kanun project % </w:t>
-            </w:r>
-            <w:r>
-              <w:rPr>
-                <w:rFonts w:ascii="Menlo" w:cs="Menlo" w:eastAsia="Menlo" w:hAnsi="Menlo"/>
-                <w:b/>
-                <w:bCs/>
-                <w:color w:val="FF7EB6"/>
-                <w:sz w:val="20"/>
-                <w:szCs w:val="20"/>
-              </w:rPr>
-              <w:t xml:space="preserve">git add -A Rm/src projectrmb docs scripts</w:t>
-            </w:r>
-            <w:r>
-              <w:rPr>
-                <w:rFonts w:ascii="TH Sarabun New" w:cs="TH Sarabun New" w:eastAsia="TH Sarabun New" w:hAnsi="TH Sarabun New"/>
-                <w:color w:val="A5E3B3"/>
-                <w:sz w:val="26"/>
-                <w:szCs w:val="26"/>
-              </w:rPr>
-              <w:t xml:space="preserve">    ← เลือกไฟล์ที่จะส่ง</w:t>
-            </w:r>
-          </w:p>
-          <w:p>
-            <w:pPr>
-              <w:spacing w:after="40"/>
-            </w:pPr>
-            <w:r>
-              <w:rPr>
-                <w:rFonts w:ascii="Menlo" w:cs="Menlo" w:eastAsia="Menlo" w:hAnsi="Menlo"/>
-                <w:color w:val="8B93A7"/>
-                <w:sz w:val="18"/>
-                <w:szCs w:val="18"/>
-              </w:rPr>
-              <w:t xml:space="preserve">kanun@MacBook-Air-khxng-kanun project % </w:t>
-            </w:r>
-            <w:r>
-              <w:rPr>
-                <w:rFonts w:ascii="Menlo" w:cs="Menlo" w:eastAsia="Menlo" w:hAnsi="Menlo"/>
-                <w:b/>
-                <w:bCs/>
-                <w:color w:val="FF7EB6"/>
-                <w:sz w:val="20"/>
-                <w:szCs w:val="20"/>
-              </w:rPr>
-              <w:t xml:space="preserve">git commit -m "แก้อะไร"</w:t>
-            </w:r>
-            <w:r>
-              <w:rPr>
-                <w:rFonts w:ascii="TH Sarabun New" w:cs="TH Sarabun New" w:eastAsia="TH Sarabun New" w:hAnsi="TH Sarabun New"/>
-                <w:color w:val="A5E3B3"/>
-                <w:sz w:val="26"/>
-                <w:szCs w:val="26"/>
-              </w:rPr>
-              <w:t xml:space="preserve">    ← บันทึก + คำอธิบาย</w:t>
-            </w:r>
-          </w:p>
-          <w:p>
-            <w:pPr>
-              <w:spacing w:after="40"/>
-            </w:pPr>
-            <w:r>
-              <w:rPr>
-                <w:rFonts w:ascii="Menlo" w:cs="Menlo" w:eastAsia="Menlo" w:hAnsi="Menlo"/>
-                <w:color w:val="8B93A7"/>
-                <w:sz w:val="18"/>
-                <w:szCs w:val="18"/>
-              </w:rPr>
-              <w:t xml:space="preserve">kanun@MacBook-Air-khxng-kanun project % </w:t>
-            </w:r>
-            <w:r>
-              <w:rPr>
-                <w:rFonts w:ascii="Menlo" w:cs="Menlo" w:eastAsia="Menlo" w:hAnsi="Menlo"/>
-                <w:b/>
-                <w:bCs/>
-                <w:color w:val="FF7EB6"/>
-                <w:sz w:val="20"/>
-                <w:szCs w:val="20"/>
-              </w:rPr>
-              <w:t xml:space="preserve">git push</w:t>
-            </w:r>
-            <w:r>
-              <w:rPr>
-                <w:rFonts w:ascii="TH Sarabun New" w:cs="TH Sarabun New" w:eastAsia="TH Sarabun New" w:hAnsi="TH Sarabun New"/>
-                <w:color w:val="A5E3B3"/>
-                <w:sz w:val="26"/>
-                <w:szCs w:val="26"/>
-              </w:rPr>
-              <w:t xml:space="preserve">    ← ส่งขึ้น → เว็บอัปเดตเอง</w:t>
-            </w:r>
-          </w:p>
-        </w:tc>
-      </w:tr>
-    </w:tbl>
-    <w:p>
-      <w:pPr>
-        <w:spacing w:after="80"/>
-      </w:pPr>
-    </w:p>
-    <w:tbl>
-      <w:tblPr>
-        <w:tblW w:type="dxa" w:w="9638"/>
-        <w:tblBorders>
-          <w:top w:val="single" w:color="auto" w:sz="4"/>
-          <w:left w:val="single" w:color="auto" w:sz="4"/>
-          <w:bottom w:val="single" w:color="auto" w:sz="4"/>
-          <w:right w:val="single" w:color="auto" w:sz="4"/>
-          <w:insideH w:val="single" w:color="auto" w:sz="4"/>
-          <w:insideV w:val="single" w:color="auto" w:sz="4"/>
-        </w:tblBorders>
-      </w:tblPr>
-      <w:tblGrid>
-        <w:gridCol w:w="4047"/>
-        <w:gridCol w:w="5591"/>
-      </w:tblGrid>
-      <w:tr>
-        <w:trPr>
-          <w:tblHeader/>
-        </w:trPr>
-        <w:tc>
-          <w:tcPr>
-            <w:tcW w:type="dxa" w:w="4047"/>
-            <w:tcBorders>
-              <w:top w:val="single" w:color="D1D5DB" w:sz="4"/>
-              <w:left w:val="single" w:color="D1D5DB" w:sz="4"/>
-              <w:bottom w:val="single" w:color="D1D5DB" w:sz="4"/>
-              <w:right w:val="single" w:color="D1D5DB" w:sz="4"/>
-            </w:tcBorders>
-            <w:shd w:fill="FCE4EC" w:color="auto" w:val="clear"/>
-            <w:tcMar>
-              <w:top w:type="dxa" w:w="60"/>
-              <w:left w:type="dxa" w:w="110"/>
-              <w:bottom w:type="dxa" w:w="60"/>
-              <w:right w:type="dxa" w:w="110"/>
-            </w:tcMar>
-          </w:tcPr>
-          <w:p>
-            <w:pPr>
-              <w:spacing w:after="0"/>
-            </w:pPr>
-            <w:r>
-              <w:rPr>
-                <w:b/>
-                <w:bCs/>
-              </w:rPr>
-              <w:t xml:space="preserve">คำสั่ง</w:t>
-            </w:r>
-          </w:p>
-        </w:tc>
-        <w:tc>
-          <w:tcPr>
-            <w:tcW w:type="dxa" w:w="5591"/>
-            <w:tcBorders>
-              <w:top w:val="single" w:color="D1D5DB" w:sz="4"/>
-              <w:left w:val="single" w:color="D1D5DB" w:sz="4"/>
-              <w:bottom w:val="single" w:color="D1D5DB" w:sz="4"/>
-              <w:right w:val="single" w:color="D1D5DB" w:sz="4"/>
-            </w:tcBorders>
-            <w:shd w:fill="FCE4EC" w:color="auto" w:val="clear"/>
-            <w:tcMar>
-              <w:top w:type="dxa" w:w="60"/>
-              <w:left w:type="dxa" w:w="110"/>
-              <w:bottom w:type="dxa" w:w="60"/>
-              <w:right w:type="dxa" w:w="110"/>
-            </w:tcMar>
-          </w:tcPr>
-          <w:p>
-            <w:pPr>
-              <w:spacing w:after="0"/>
-            </w:pPr>
-            <w:r>
-              <w:rPr>
-                <w:b/>
-                <w:bCs/>
-              </w:rPr>
-              <w:t xml:space="preserve">ทำอะไร</w:t>
-            </w:r>
-          </w:p>
-        </w:tc>
-      </w:tr>
-      <w:tr>
-        <w:trPr>
-          <w:cantSplit/>
-        </w:trPr>
-        <w:tc>
-          <w:tcPr>
-            <w:tcW w:type="dxa" w:w="4047"/>
-            <w:tcBorders>
-              <w:top w:val="single" w:color="D1D5DB" w:sz="4"/>
-              <w:left w:val="single" w:color="D1D5DB" w:sz="4"/>
-              <w:bottom w:val="single" w:color="D1D5DB" w:sz="4"/>
-              <w:right w:val="single" w:color="D1D5DB" w:sz="4"/>
-            </w:tcBorders>
-            <w:tcMar>
-              <w:top w:type="dxa" w:w="60"/>
-              <w:left w:type="dxa" w:w="110"/>
-              <w:bottom w:type="dxa" w:w="60"/>
-              <w:right w:type="dxa" w:w="110"/>
-            </w:tcMar>
-          </w:tcPr>
-          <w:p>
-            <w:pPr>
-              <w:spacing w:after="0"/>
-            </w:pPr>
-            <w:r>
-              <w:rPr>
-                <w:rFonts w:ascii="Menlo" w:cs="Menlo" w:eastAsia="Menlo" w:hAnsi="Menlo"/>
-                <w:color w:val="AD1457"/>
-                <w:sz w:val="22"/>
-                <w:szCs w:val="22"/>
-              </w:rPr>
-              <w:t xml:space="preserve">git status</w:t>
-            </w:r>
-          </w:p>
-        </w:tc>
-        <w:tc>
-          <w:tcPr>
-            <w:tcW w:type="dxa" w:w="5591"/>
-            <w:tcBorders>
-              <w:top w:val="single" w:color="D1D5DB" w:sz="4"/>
-              <w:left w:val="single" w:color="D1D5DB" w:sz="4"/>
-              <w:bottom w:val="single" w:color="D1D5DB" w:sz="4"/>
-              <w:right w:val="single" w:color="D1D5DB" w:sz="4"/>
-            </w:tcBorders>
-            <w:tcMar>
-              <w:top w:type="dxa" w:w="60"/>
-              <w:left w:type="dxa" w:w="110"/>
-              <w:bottom w:type="dxa" w:w="60"/>
-              <w:right w:type="dxa" w:w="110"/>
-            </w:tcMar>
-          </w:tcPr>
-          <w:p>
-            <w:pPr>
-              <w:spacing w:after="0"/>
-            </w:pPr>
-            <w:r>
-              <w:t xml:space="preserve">ดูว่าไฟล์ไหนถูกแก้ (แดง = ยังไม่ได้ add, เขียว = add แล้ว)</w:t>
-            </w:r>
-          </w:p>
-        </w:tc>
-      </w:tr>
-      <w:tr>
-        <w:trPr>
-          <w:cantSplit/>
-        </w:trPr>
-        <w:tc>
-          <w:tcPr>
-            <w:tcW w:type="dxa" w:w="4047"/>
-            <w:tcBorders>
-              <w:top w:val="single" w:color="D1D5DB" w:sz="4"/>
-              <w:left w:val="single" w:color="D1D5DB" w:sz="4"/>
-              <w:bottom w:val="single" w:color="D1D5DB" w:sz="4"/>
-              <w:right w:val="single" w:color="D1D5DB" w:sz="4"/>
-            </w:tcBorders>
-            <w:tcMar>
-              <w:top w:type="dxa" w:w="60"/>
-              <w:left w:type="dxa" w:w="110"/>
-              <w:bottom w:type="dxa" w:w="60"/>
-              <w:right w:type="dxa" w:w="110"/>
-            </w:tcMar>
-          </w:tcPr>
-          <w:p>
-            <w:pPr>
-              <w:spacing w:after="0"/>
-            </w:pPr>
-            <w:r>
-              <w:rPr>
-                <w:rFonts w:ascii="Menlo" w:cs="Menlo" w:eastAsia="Menlo" w:hAnsi="Menlo"/>
-                <w:color w:val="AD1457"/>
-                <w:sz w:val="22"/>
-                <w:szCs w:val="22"/>
-              </w:rPr>
-              <w:t xml:space="preserve">git add -A Rm/src projectrmb docs scripts</w:t>
-            </w:r>
-          </w:p>
-        </w:tc>
-        <w:tc>
-          <w:tcPr>
-            <w:tcW w:type="dxa" w:w="5591"/>
-            <w:tcBorders>
-              <w:top w:val="single" w:color="D1D5DB" w:sz="4"/>
-              <w:left w:val="single" w:color="D1D5DB" w:sz="4"/>
-              <w:bottom w:val="single" w:color="D1D5DB" w:sz="4"/>
-              <w:right w:val="single" w:color="D1D5DB" w:sz="4"/>
-            </w:tcBorders>
-            <w:tcMar>
-              <w:top w:type="dxa" w:w="60"/>
-              <w:left w:type="dxa" w:w="110"/>
-              <w:bottom w:type="dxa" w:w="60"/>
-              <w:right w:type="dxa" w:w="110"/>
-            </w:tcMar>
-          </w:tcPr>
-          <w:p>
-            <w:pPr>
-              <w:spacing w:after="0"/>
-            </w:pPr>
-            <w:r>
-              <w:t xml:space="preserve">เลือกไฟล์โค้ดและเอกสารที่จะส่ง (ไม่เอาไฟล์ Excel ที่วางไว้หน้าโปรเจกต์)</w:t>
-            </w:r>
-          </w:p>
-        </w:tc>
-      </w:tr>
-      <w:tr>
-        <w:trPr>
-          <w:cantSplit/>
-        </w:trPr>
-        <w:tc>
-          <w:tcPr>
-            <w:tcW w:type="dxa" w:w="4047"/>
-            <w:tcBorders>
-              <w:top w:val="single" w:color="D1D5DB" w:sz="4"/>
-              <w:left w:val="single" w:color="D1D5DB" w:sz="4"/>
-              <w:bottom w:val="single" w:color="D1D5DB" w:sz="4"/>
-              <w:right w:val="single" w:color="D1D5DB" w:sz="4"/>
-            </w:tcBorders>
-            <w:tcMar>
-              <w:top w:type="dxa" w:w="60"/>
-              <w:left w:type="dxa" w:w="110"/>
-              <w:bottom w:type="dxa" w:w="60"/>
-              <w:right w:type="dxa" w:w="110"/>
-            </w:tcMar>
-          </w:tcPr>
-          <w:p>
-            <w:pPr>
-              <w:spacing w:after="0"/>
-            </w:pPr>
-            <w:r>
-              <w:rPr>
-                <w:rFonts w:ascii="Menlo" w:cs="Menlo" w:eastAsia="Menlo" w:hAnsi="Menlo"/>
-                <w:color w:val="AD1457"/>
-                <w:sz w:val="22"/>
-                <w:szCs w:val="22"/>
-              </w:rPr>
-              <w:t xml:space="preserve">git add ชื่อไฟล์</w:t>
-            </w:r>
-          </w:p>
-        </w:tc>
-        <w:tc>
-          <w:tcPr>
-            <w:tcW w:type="dxa" w:w="5591"/>
-            <w:tcBorders>
-              <w:top w:val="single" w:color="D1D5DB" w:sz="4"/>
-              <w:left w:val="single" w:color="D1D5DB" w:sz="4"/>
-              <w:bottom w:val="single" w:color="D1D5DB" w:sz="4"/>
-              <w:right w:val="single" w:color="D1D5DB" w:sz="4"/>
-            </w:tcBorders>
-            <w:tcMar>
-              <w:top w:type="dxa" w:w="60"/>
-              <w:left w:type="dxa" w:w="110"/>
-              <w:bottom w:type="dxa" w:w="60"/>
-              <w:right w:type="dxa" w:w="110"/>
-            </w:tcMar>
-          </w:tcPr>
-          <w:p>
-            <w:pPr>
-              <w:spacing w:after="0"/>
-            </w:pPr>
-            <w:r>
-              <w:t xml:space="preserve">เลือกเฉพาะไฟล์นั้น</w:t>
-            </w:r>
-          </w:p>
-        </w:tc>
-      </w:tr>
-      <w:tr>
-        <w:trPr>
-          <w:cantSplit/>
-        </w:trPr>
-        <w:tc>
-          <w:tcPr>
-            <w:tcW w:type="dxa" w:w="4047"/>
-            <w:tcBorders>
-              <w:top w:val="single" w:color="D1D5DB" w:sz="4"/>
-              <w:left w:val="single" w:color="D1D5DB" w:sz="4"/>
-              <w:bottom w:val="single" w:color="D1D5DB" w:sz="4"/>
-              <w:right w:val="single" w:color="D1D5DB" w:sz="4"/>
-            </w:tcBorders>
-            <w:tcMar>
-              <w:top w:type="dxa" w:w="60"/>
-              <w:left w:type="dxa" w:w="110"/>
-              <w:bottom w:type="dxa" w:w="60"/>
-              <w:right w:type="dxa" w:w="110"/>
-            </w:tcMar>
-          </w:tcPr>
-          <w:p>
-            <w:pPr>
-              <w:spacing w:after="0"/>
-            </w:pPr>
-            <w:r>
-              <w:rPr>
-                <w:rFonts w:ascii="Menlo" w:cs="Menlo" w:eastAsia="Menlo" w:hAnsi="Menlo"/>
-                <w:color w:val="AD1457"/>
-                <w:sz w:val="22"/>
-                <w:szCs w:val="22"/>
-              </w:rPr>
-              <w:t xml:space="preserve">git commit -m "ข้อความ"</w:t>
-            </w:r>
-          </w:p>
-        </w:tc>
-        <w:tc>
-          <w:tcPr>
-            <w:tcW w:type="dxa" w:w="5591"/>
-            <w:tcBorders>
-              <w:top w:val="single" w:color="D1D5DB" w:sz="4"/>
-              <w:left w:val="single" w:color="D1D5DB" w:sz="4"/>
-              <w:bottom w:val="single" w:color="D1D5DB" w:sz="4"/>
-              <w:right w:val="single" w:color="D1D5DB" w:sz="4"/>
-            </w:tcBorders>
-            <w:tcMar>
-              <w:top w:type="dxa" w:w="60"/>
-              <w:left w:type="dxa" w:w="110"/>
-              <w:bottom w:type="dxa" w:w="60"/>
-              <w:right w:type="dxa" w:w="110"/>
-            </w:tcMar>
-          </w:tcPr>
-          <w:p>
-            <w:pPr>
-              <w:spacing w:after="0"/>
-            </w:pPr>
-            <w:r>
-              <w:t xml:space="preserve">บันทึกการแก้ไข 1 ครั้ง พร้อมคำอธิบายสั้น ๆ</w:t>
-            </w:r>
-          </w:p>
-        </w:tc>
-      </w:tr>
-      <w:tr>
-        <w:trPr>
-          <w:cantSplit/>
-        </w:trPr>
-        <w:tc>
-          <w:tcPr>
-            <w:tcW w:type="dxa" w:w="4047"/>
-            <w:tcBorders>
-              <w:top w:val="single" w:color="D1D5DB" w:sz="4"/>
-              <w:left w:val="single" w:color="D1D5DB" w:sz="4"/>
-              <w:bottom w:val="single" w:color="D1D5DB" w:sz="4"/>
-              <w:right w:val="single" w:color="D1D5DB" w:sz="4"/>
-            </w:tcBorders>
-            <w:tcMar>
-              <w:top w:type="dxa" w:w="60"/>
-              <w:left w:type="dxa" w:w="110"/>
-              <w:bottom w:type="dxa" w:w="60"/>
-              <w:right w:type="dxa" w:w="110"/>
-            </w:tcMar>
-          </w:tcPr>
-          <w:p>
-            <w:pPr>
-              <w:spacing w:after="0"/>
-            </w:pPr>
-            <w:r>
-              <w:rPr>
-                <w:rFonts w:ascii="Menlo" w:cs="Menlo" w:eastAsia="Menlo" w:hAnsi="Menlo"/>
-                <w:color w:val="AD1457"/>
-                <w:sz w:val="22"/>
-                <w:szCs w:val="22"/>
-              </w:rPr>
-              <w:t xml:space="preserve">git push</w:t>
-            </w:r>
-          </w:p>
-        </w:tc>
-        <w:tc>
-          <w:tcPr>
-            <w:tcW w:type="dxa" w:w="5591"/>
-            <w:tcBorders>
-              <w:top w:val="single" w:color="D1D5DB" w:sz="4"/>
-              <w:left w:val="single" w:color="D1D5DB" w:sz="4"/>
-              <w:bottom w:val="single" w:color="D1D5DB" w:sz="4"/>
-              <w:right w:val="single" w:color="D1D5DB" w:sz="4"/>
-            </w:tcBorders>
-            <w:tcMar>
-              <w:top w:type="dxa" w:w="60"/>
-              <w:left w:type="dxa" w:w="110"/>
-              <w:bottom w:type="dxa" w:w="60"/>
-              <w:right w:type="dxa" w:w="110"/>
-            </w:tcMar>
-          </w:tcPr>
-          <w:p>
-            <w:pPr>
-              <w:spacing w:after="0"/>
-            </w:pPr>
-            <w:r>
-              <w:t xml:space="preserve">ส่งขึ้น GitHub → </w:t>
-            </w:r>
-            <w:r>
-              <w:t xml:space="preserve">ขึ้นเว็บจริงอัตโนมัติ</w:t>
-            </w:r>
-          </w:p>
-        </w:tc>
-      </w:tr>
-      <w:tr>
-        <w:trPr>
-          <w:cantSplit/>
-        </w:trPr>
-        <w:tc>
-          <w:tcPr>
-            <w:tcW w:type="dxa" w:w="4047"/>
-            <w:tcBorders>
-              <w:top w:val="single" w:color="D1D5DB" w:sz="4"/>
-              <w:left w:val="single" w:color="D1D5DB" w:sz="4"/>
-              <w:bottom w:val="single" w:color="D1D5DB" w:sz="4"/>
-              <w:right w:val="single" w:color="D1D5DB" w:sz="4"/>
-            </w:tcBorders>
-            <w:tcMar>
-              <w:top w:type="dxa" w:w="60"/>
-              <w:left w:type="dxa" w:w="110"/>
-              <w:bottom w:type="dxa" w:w="60"/>
-              <w:right w:type="dxa" w:w="110"/>
-            </w:tcMar>
-          </w:tcPr>
-          <w:p>
-            <w:pPr>
-              <w:spacing w:after="0"/>
-            </w:pPr>
-            <w:r>
-              <w:rPr>
-                <w:rFonts w:ascii="Menlo" w:cs="Menlo" w:eastAsia="Menlo" w:hAnsi="Menlo"/>
-                <w:color w:val="AD1457"/>
-                <w:sz w:val="22"/>
-                <w:szCs w:val="22"/>
-              </w:rPr>
-              <w:t xml:space="preserve">git log --oneline -5</w:t>
-            </w:r>
-          </w:p>
-        </w:tc>
-        <w:tc>
-          <w:tcPr>
-            <w:tcW w:type="dxa" w:w="5591"/>
-            <w:tcBorders>
-              <w:top w:val="single" w:color="D1D5DB" w:sz="4"/>
-              <w:left w:val="single" w:color="D1D5DB" w:sz="4"/>
-              <w:bottom w:val="single" w:color="D1D5DB" w:sz="4"/>
-              <w:right w:val="single" w:color="D1D5DB" w:sz="4"/>
-            </w:tcBorders>
-            <w:tcMar>
-              <w:top w:type="dxa" w:w="60"/>
-              <w:left w:type="dxa" w:w="110"/>
-              <w:bottom w:type="dxa" w:w="60"/>
-              <w:right w:type="dxa" w:w="110"/>
-            </w:tcMar>
-          </w:tcPr>
-          <w:p>
-            <w:pPr>
-              <w:spacing w:after="0"/>
-            </w:pPr>
-            <w:r>
-              <w:t xml:space="preserve">ดู commit ล่าสุด 5 อัน</w:t>
-            </w:r>
-          </w:p>
-        </w:tc>
-      </w:tr>
-      <w:tr>
-        <w:trPr>
-          <w:cantSplit/>
-        </w:trPr>
-        <w:tc>
-          <w:tcPr>
-            <w:tcW w:type="dxa" w:w="4047"/>
-            <w:tcBorders>
-              <w:top w:val="single" w:color="D1D5DB" w:sz="4"/>
-              <w:left w:val="single" w:color="D1D5DB" w:sz="4"/>
-              <w:bottom w:val="single" w:color="D1D5DB" w:sz="4"/>
-              <w:right w:val="single" w:color="D1D5DB" w:sz="4"/>
-            </w:tcBorders>
-            <w:tcMar>
-              <w:top w:type="dxa" w:w="60"/>
-              <w:left w:type="dxa" w:w="110"/>
-              <w:bottom w:type="dxa" w:w="60"/>
-              <w:right w:type="dxa" w:w="110"/>
-            </w:tcMar>
-          </w:tcPr>
-          <w:p>
-            <w:pPr>
-              <w:spacing w:after="0"/>
-            </w:pPr>
-            <w:r>
-              <w:rPr>
-                <w:rFonts w:ascii="Menlo" w:cs="Menlo" w:eastAsia="Menlo" w:hAnsi="Menlo"/>
-                <w:color w:val="AD1457"/>
-                <w:sz w:val="22"/>
-                <w:szCs w:val="22"/>
-              </w:rPr>
-              <w:t xml:space="preserve">git diff</w:t>
-            </w:r>
-          </w:p>
-        </w:tc>
-        <w:tc>
-          <w:tcPr>
-            <w:tcW w:type="dxa" w:w="5591"/>
-            <w:tcBorders>
-              <w:top w:val="single" w:color="D1D5DB" w:sz="4"/>
-              <w:left w:val="single" w:color="D1D5DB" w:sz="4"/>
-              <w:bottom w:val="single" w:color="D1D5DB" w:sz="4"/>
-              <w:right w:val="single" w:color="D1D5DB" w:sz="4"/>
-            </w:tcBorders>
-            <w:tcMar>
-              <w:top w:type="dxa" w:w="60"/>
-              <w:left w:type="dxa" w:w="110"/>
-              <w:bottom w:type="dxa" w:w="60"/>
-              <w:right w:type="dxa" w:w="110"/>
-            </w:tcMar>
-          </w:tcPr>
-          <w:p>
-            <w:pPr>
-              <w:spacing w:after="0"/>
-            </w:pPr>
-            <w:r>
-              <w:t xml:space="preserve">ดูว่าแก้อะไรไปบ้าง (กด q เพื่อออก)</w:t>
-            </w:r>
-          </w:p>
-        </w:tc>
-      </w:tr>
-    </w:tbl>
-    <w:p>
-      <w:pPr>
-        <w:pStyle w:val="Heading2"/>
-        <w:keepNext/>
-        <w:spacing w:after="100" w:before="220"/>
-      </w:pPr>
-      <w:r>
-        <w:t xml:space="preserve">ดูว่าขึ้นเว็บเสร็จหรือยัง</w:t>
-      </w:r>
-    </w:p>
-    <w:p>
-      <w:pPr>
-        <w:pStyle w:val="ListParagraph"/>
-        <w:numPr>
-          <w:ilvl w:val="0"/>
-          <w:numId w:val="2"/>
-        </w:numPr>
-        <w:spacing w:after="50"/>
-      </w:pPr>
-      <w:r>
-        <w:t xml:space="preserve">เปิด </w:t>
-      </w:r>
-      <w:r>
-        <w:rPr>
-          <w:b/>
-          <w:bCs/>
-        </w:rPr>
-        <w:t xml:space="preserve">https://github.com/kanunsaran/school/actions</w:t>
-      </w:r>
-    </w:p>
-    <w:p>
-      <w:pPr>
-        <w:pStyle w:val="ListParagraph"/>
-        <w:numPr>
-          <w:ilvl w:val="0"/>
-          <w:numId w:val="2"/>
-        </w:numPr>
-        <w:spacing w:after="50"/>
-      </w:pPr>
-      <w:r>
-        <w:t xml:space="preserve">🟡 วงกลมหมุน = กำลังขึ้นเว็บ • ✅ สีเขียว = เสร็จแล้ว • ❌ สีแดง = ไม่สำเร็จ (กดเข้าไปดูว่าพังขั้นไหน)</w:t>
-      </w:r>
-    </w:p>
-    <w:p>
-      <w:pPr>
-        <w:pStyle w:val="ListParagraph"/>
-        <w:numPr>
-          <w:ilvl w:val="0"/>
-          <w:numId w:val="2"/>
-        </w:numPr>
-        <w:spacing w:after="50"/>
-      </w:pPr>
-      <w:r>
-        <w:t xml:space="preserve">เว็บจริง: </w:t>
-      </w:r>
-      <w:r>
-        <w:rPr>
-          <w:b/>
-          <w:bCs/>
-        </w:rPr>
-        <w:t xml:space="preserve">http://178.128.58.65:5173</w:t>
-      </w:r>
-      <w:r>
-        <w:t xml:space="preserve"> (เปิดแล้วกด Cmd + Shift + R)</w:t>
-      </w:r>
-    </w:p>
-    <w:p>
-      <w:pPr>
-        <w:pStyle w:val="Heading2"/>
-        <w:keepNext/>
-        <w:spacing w:after="100" w:before="220"/>
-      </w:pPr>
-      <w:r>
-        <w:t xml:space="preserve">push ไม่ผ่าน</w:t>
-      </w:r>
     </w:p>
     <w:tbl>
       <w:tblPr>
@@ -3465,7 +4530,7 @@
                 <w:b/>
                 <w:bCs/>
               </w:rPr>
-              <w:t xml:space="preserve">ขึ้นข้อความ</w:t>
+              <w:t xml:space="preserve">อยาก</w:t>
             </w:r>
           </w:p>
         </w:tc>
@@ -3495,7 +4560,7 @@
                 <w:b/>
                 <w:bCs/>
               </w:rPr>
-              <w:t xml:space="preserve">แก้ยังไง</w:t>
+              <w:t xml:space="preserve">พิมพ์ (บนเซิร์ฟเวอร์ หลัง cd ~/school)</w:t>
             </w:r>
           </w:p>
         </w:tc>
@@ -3525,74 +4590,38 @@
               <w:spacing w:after="0"/>
             </w:pPr>
             <w:r>
+              <w:t xml:space="preserve">ดูว่าแต่ละส่วนรันอยู่ไหม</w:t>
+            </w:r>
+          </w:p>
+        </w:tc>
+        <w:tc>
+          <w:tcPr>
+            <w:tcW w:type="dxa" w:w="5301"/>
+            <w:tcBorders>
+              <w:top w:val="single" w:color="D1D5DB" w:sz="4"/>
+              <w:left w:val="single" w:color="D1D5DB" w:sz="4"/>
+              <w:bottom w:val="single" w:color="D1D5DB" w:sz="4"/>
+              <w:right w:val="single" w:color="D1D5DB" w:sz="4"/>
+            </w:tcBorders>
+            <w:tcMar>
+              <w:top w:type="dxa" w:w="60"/>
+              <w:left w:type="dxa" w:w="110"/>
+              <w:bottom w:type="dxa" w:w="60"/>
+              <w:right w:type="dxa" w:w="110"/>
+            </w:tcMar>
+          </w:tcPr>
+          <w:p>
+            <w:pPr>
+              <w:spacing w:after="0"/>
+            </w:pPr>
+            <w:r>
               <w:rPr>
                 <w:rFonts w:ascii="Menlo" w:cs="Menlo" w:eastAsia="Menlo" w:hAnsi="Menlo"/>
                 <w:color w:val="AD1457"/>
                 <w:sz w:val="22"/>
                 <w:szCs w:val="22"/>
               </w:rPr>
-              <w:t xml:space="preserve">rejected … fetch first</w:t>
-            </w:r>
-            <w:r>
-              <w:t xml:space="preserve"> หรือ </w:t>
-            </w:r>
-            <w:r>
-              <w:rPr>
-                <w:rFonts w:ascii="Menlo" w:cs="Menlo" w:eastAsia="Menlo" w:hAnsi="Menlo"/>
-                <w:color w:val="AD1457"/>
-                <w:sz w:val="22"/>
-                <w:szCs w:val="22"/>
-              </w:rPr>
-              <w:t xml:space="preserve">non-fast-forward</w:t>
-            </w:r>
-          </w:p>
-        </w:tc>
-        <w:tc>
-          <w:tcPr>
-            <w:tcW w:type="dxa" w:w="5301"/>
-            <w:tcBorders>
-              <w:top w:val="single" w:color="D1D5DB" w:sz="4"/>
-              <w:left w:val="single" w:color="D1D5DB" w:sz="4"/>
-              <w:bottom w:val="single" w:color="D1D5DB" w:sz="4"/>
-              <w:right w:val="single" w:color="D1D5DB" w:sz="4"/>
-            </w:tcBorders>
-            <w:tcMar>
-              <w:top w:type="dxa" w:w="60"/>
-              <w:left w:type="dxa" w:w="110"/>
-              <w:bottom w:type="dxa" w:w="60"/>
-              <w:right w:type="dxa" w:w="110"/>
-            </w:tcMar>
-          </w:tcPr>
-          <w:p>
-            <w:pPr>
-              <w:spacing w:after="0"/>
-            </w:pPr>
-            <w:r>
-              <w:t xml:space="preserve">พิมพ์ </w:t>
-            </w:r>
-            <w:r>
-              <w:rPr>
-                <w:rFonts w:ascii="Menlo" w:cs="Menlo" w:eastAsia="Menlo" w:hAnsi="Menlo"/>
-                <w:color w:val="AD1457"/>
-                <w:sz w:val="22"/>
-                <w:szCs w:val="22"/>
-              </w:rPr>
-              <w:t xml:space="preserve">git pull --rebase</w:t>
-            </w:r>
-            <w:r>
-              <w:t xml:space="preserve"> แล้ว </w:t>
-            </w:r>
-            <w:r>
-              <w:rPr>
-                <w:rFonts w:ascii="Menlo" w:cs="Menlo" w:eastAsia="Menlo" w:hAnsi="Menlo"/>
-                <w:color w:val="AD1457"/>
-                <w:sz w:val="22"/>
-                <w:szCs w:val="22"/>
-              </w:rPr>
-              <w:t xml:space="preserve">git push</w:t>
-            </w:r>
-            <w:r>
-              <w:t xml:space="preserve"> อีกครั้ง</w:t>
+              <w:t xml:space="preserve">docker compose ps</w:t>
             </w:r>
           </w:p>
         </w:tc>
@@ -3622,38 +4651,38 @@
               <w:spacing w:after="0"/>
             </w:pPr>
             <w:r>
+              <w:t xml:space="preserve">ดู error ของ backend</w:t>
+            </w:r>
+          </w:p>
+        </w:tc>
+        <w:tc>
+          <w:tcPr>
+            <w:tcW w:type="dxa" w:w="5301"/>
+            <w:tcBorders>
+              <w:top w:val="single" w:color="D1D5DB" w:sz="4"/>
+              <w:left w:val="single" w:color="D1D5DB" w:sz="4"/>
+              <w:bottom w:val="single" w:color="D1D5DB" w:sz="4"/>
+              <w:right w:val="single" w:color="D1D5DB" w:sz="4"/>
+            </w:tcBorders>
+            <w:tcMar>
+              <w:top w:type="dxa" w:w="60"/>
+              <w:left w:type="dxa" w:w="110"/>
+              <w:bottom w:type="dxa" w:w="60"/>
+              <w:right w:type="dxa" w:w="110"/>
+            </w:tcMar>
+          </w:tcPr>
+          <w:p>
+            <w:pPr>
+              <w:spacing w:after="0"/>
+            </w:pPr>
+            <w:r>
               <w:rPr>
                 <w:rFonts w:ascii="Menlo" w:cs="Menlo" w:eastAsia="Menlo" w:hAnsi="Menlo"/>
                 <w:color w:val="AD1457"/>
                 <w:sz w:val="22"/>
                 <w:szCs w:val="22"/>
               </w:rPr>
-              <w:t xml:space="preserve">nothing to commit</w:t>
-            </w:r>
-          </w:p>
-        </w:tc>
-        <w:tc>
-          <w:tcPr>
-            <w:tcW w:type="dxa" w:w="5301"/>
-            <w:tcBorders>
-              <w:top w:val="single" w:color="D1D5DB" w:sz="4"/>
-              <w:left w:val="single" w:color="D1D5DB" w:sz="4"/>
-              <w:bottom w:val="single" w:color="D1D5DB" w:sz="4"/>
-              <w:right w:val="single" w:color="D1D5DB" w:sz="4"/>
-            </w:tcBorders>
-            <w:tcMar>
-              <w:top w:type="dxa" w:w="60"/>
-              <w:left w:type="dxa" w:w="110"/>
-              <w:bottom w:type="dxa" w:w="60"/>
-              <w:right w:type="dxa" w:w="110"/>
-            </w:tcMar>
-          </w:tcPr>
-          <w:p>
-            <w:pPr>
-              <w:spacing w:after="0"/>
-            </w:pPr>
-            <w:r>
-              <w:t xml:space="preserve">ไม่มีอะไรแก้ หรือยังไม่ได้ git add</w:t>
+              <w:t xml:space="preserve">docker compose logs backend --tail 50</w:t>
             </w:r>
           </w:p>
         </w:tc>
@@ -3683,7 +4712,7 @@
               <w:spacing w:after="0"/>
             </w:pPr>
             <w:r>
-              <w:t xml:space="preserve">commit แล้วแต่เว็บไม่เปลี่ยน</w:t>
+              <w:t xml:space="preserve">รีสตาร์ต backend และหน้าเว็บ</w:t>
             </w:r>
           </w:p>
         </w:tc>
@@ -3707,9 +4736,6 @@
             <w:pPr>
               <w:spacing w:after="0"/>
             </w:pPr>
-            <w:r>
-              <w:t xml:space="preserve">อาจพิมพ์ตอนอยู่ Rm % → </w:t>
-            </w:r>
             <w:r>
               <w:rPr>
                 <w:rFonts w:ascii="Menlo" w:cs="Menlo" w:eastAsia="Menlo" w:hAnsi="Menlo"/>
@@ -3717,10 +4743,129 @@
                 <w:sz w:val="22"/>
                 <w:szCs w:val="22"/>
               </w:rPr>
-              <w:t xml:space="preserve">cd ~/Desktop/project</w:t>
-            </w:r>
-            <w:r>
-              <w:t xml:space="preserve"> แล้วทำใหม่</w:t>
+              <w:t xml:space="preserve">docker compose restart backend frontend</w:t>
+            </w:r>
+          </w:p>
+        </w:tc>
+      </w:tr>
+      <w:tr>
+        <w:trPr>
+          <w:cantSplit/>
+        </w:trPr>
+        <w:tc>
+          <w:tcPr>
+            <w:tcW w:type="dxa" w:w="4337"/>
+            <w:tcBorders>
+              <w:top w:val="single" w:color="D1D5DB" w:sz="4"/>
+              <w:left w:val="single" w:color="D1D5DB" w:sz="4"/>
+              <w:bottom w:val="single" w:color="D1D5DB" w:sz="4"/>
+              <w:right w:val="single" w:color="D1D5DB" w:sz="4"/>
+            </w:tcBorders>
+            <w:tcMar>
+              <w:top w:type="dxa" w:w="60"/>
+              <w:left w:type="dxa" w:w="110"/>
+              <w:bottom w:type="dxa" w:w="60"/>
+              <w:right w:type="dxa" w:w="110"/>
+            </w:tcMar>
+          </w:tcPr>
+          <w:p>
+            <w:pPr>
+              <w:spacing w:after="0"/>
+            </w:pPr>
+            <w:r>
+              <w:t xml:space="preserve">ดูว่าเซิร์ฟเวอร์เป็นโค้ดเวอร์ชันไหน</w:t>
+            </w:r>
+          </w:p>
+        </w:tc>
+        <w:tc>
+          <w:tcPr>
+            <w:tcW w:type="dxa" w:w="5301"/>
+            <w:tcBorders>
+              <w:top w:val="single" w:color="D1D5DB" w:sz="4"/>
+              <w:left w:val="single" w:color="D1D5DB" w:sz="4"/>
+              <w:bottom w:val="single" w:color="D1D5DB" w:sz="4"/>
+              <w:right w:val="single" w:color="D1D5DB" w:sz="4"/>
+            </w:tcBorders>
+            <w:tcMar>
+              <w:top w:type="dxa" w:w="60"/>
+              <w:left w:type="dxa" w:w="110"/>
+              <w:bottom w:type="dxa" w:w="60"/>
+              <w:right w:type="dxa" w:w="110"/>
+            </w:tcMar>
+          </w:tcPr>
+          <w:p>
+            <w:pPr>
+              <w:spacing w:after="0"/>
+            </w:pPr>
+            <w:r>
+              <w:rPr>
+                <w:rFonts w:ascii="Menlo" w:cs="Menlo" w:eastAsia="Menlo" w:hAnsi="Menlo"/>
+                <w:color w:val="AD1457"/>
+                <w:sz w:val="22"/>
+                <w:szCs w:val="22"/>
+              </w:rPr>
+              <w:t xml:space="preserve">git log --oneline -1</w:t>
+            </w:r>
+          </w:p>
+        </w:tc>
+      </w:tr>
+      <w:tr>
+        <w:trPr>
+          <w:cantSplit/>
+        </w:trPr>
+        <w:tc>
+          <w:tcPr>
+            <w:tcW w:type="dxa" w:w="4337"/>
+            <w:tcBorders>
+              <w:top w:val="single" w:color="D1D5DB" w:sz="4"/>
+              <w:left w:val="single" w:color="D1D5DB" w:sz="4"/>
+              <w:bottom w:val="single" w:color="D1D5DB" w:sz="4"/>
+              <w:right w:val="single" w:color="D1D5DB" w:sz="4"/>
+            </w:tcBorders>
+            <w:tcMar>
+              <w:top w:type="dxa" w:w="60"/>
+              <w:left w:type="dxa" w:w="110"/>
+              <w:bottom w:type="dxa" w:w="60"/>
+              <w:right w:type="dxa" w:w="110"/>
+            </w:tcMar>
+          </w:tcPr>
+          <w:p>
+            <w:pPr>
+              <w:spacing w:after="0"/>
+            </w:pPr>
+            <w:r>
+              <w:t xml:space="preserve">ออกจากเซิร์ฟเวอร์</w:t>
+            </w:r>
+          </w:p>
+        </w:tc>
+        <w:tc>
+          <w:tcPr>
+            <w:tcW w:type="dxa" w:w="5301"/>
+            <w:tcBorders>
+              <w:top w:val="single" w:color="D1D5DB" w:sz="4"/>
+              <w:left w:val="single" w:color="D1D5DB" w:sz="4"/>
+              <w:bottom w:val="single" w:color="D1D5DB" w:sz="4"/>
+              <w:right w:val="single" w:color="D1D5DB" w:sz="4"/>
+            </w:tcBorders>
+            <w:tcMar>
+              <w:top w:type="dxa" w:w="60"/>
+              <w:left w:type="dxa" w:w="110"/>
+              <w:bottom w:type="dxa" w:w="60"/>
+              <w:right w:type="dxa" w:w="110"/>
+            </w:tcMar>
+          </w:tcPr>
+          <w:p>
+            <w:pPr>
+              <w:spacing w:after="0"/>
+            </w:pPr>
+            <w:r>
+              <w:rPr>
+                <w:rFonts w:ascii="Menlo" w:cs="Menlo" w:eastAsia="Menlo" w:hAnsi="Menlo"/>
+                <w:color w:val="AD1457"/>
+                <w:sz w:val="22"/>
+                <w:szCs w:val="22"/>
+              </w:rPr>
+              <w:t xml:space="preserve">exit</w:t>
             </w:r>
           </w:p>
         </w:tc>
@@ -3732,7 +4877,7 @@
         <w:spacing w:after="160" w:before="360"/>
       </w:pPr>
       <w:r>
-        <w:t xml:space="preserve">5. เซิร์ฟเวอร์จริง (ใช้เมื่อเว็บจริงมีปัญหาเท่านั้น)</w:t>
+        <w:t xml:space="preserve">สรุปสั้นที่สุด</w:t>
       </w:r>
     </w:p>
     <w:tbl>
@@ -3782,7 +4927,7 @@
                 <w:sz w:val="18"/>
                 <w:szCs w:val="18"/>
               </w:rPr>
-              <w:t xml:space="preserve">kanun@MacBook-Air-khxng-kanun project % </w:t>
+              <w:t xml:space="preserve">kanun@MacBook-Air-khxng-kanun ~ % </w:t>
             </w:r>
             <w:r>
               <w:rPr>
@@ -3793,7 +4938,7 @@
                 <w:sz w:val="20"/>
                 <w:szCs w:val="20"/>
               </w:rPr>
-              <w:t xml:space="preserve">ssh root@178.128.58.65</w:t>
+              <w:t xml:space="preserve">cd ~/Desktop/project</w:t>
             </w:r>
             <w:r>
               <w:rPr>
@@ -3802,474 +4947,9 @@
                 <w:sz w:val="26"/>
                 <w:szCs w:val="26"/>
               </w:rPr>
-              <w:t xml:space="preserve">    ← เข้าเซิร์ฟเวอร์</w:t>
-            </w:r>
-          </w:p>
-          <w:p>
-            <w:pPr>
-              <w:spacing w:after="40"/>
-            </w:pPr>
-            <w:r>
-              <w:rPr>
-                <w:rFonts w:ascii="Menlo" w:cs="Menlo" w:eastAsia="Menlo" w:hAnsi="Menlo"/>
-                <w:b/>
-                <w:bCs/>
-                <w:color w:val="E5E7EB"/>
-                <w:sz w:val="20"/>
-                <w:szCs w:val="20"/>
-              </w:rPr>
-              <w:t xml:space="preserve">cd ~/school</w:t>
-            </w:r>
-            <w:r>
-              <w:rPr>
-                <w:rFonts w:ascii="TH Sarabun New" w:cs="TH Sarabun New" w:eastAsia="TH Sarabun New" w:hAnsi="TH Sarabun New"/>
-                <w:color w:val="A5E3B3"/>
-                <w:sz w:val="26"/>
-                <w:szCs w:val="26"/>
-              </w:rPr>
-              <w:t xml:space="preserve">    ← พิมพ์บนเซิร์ฟเวอร์</w:t>
-            </w:r>
-          </w:p>
-        </w:tc>
-      </w:tr>
-    </w:tbl>
-    <w:p>
-      <w:pPr>
-        <w:spacing w:after="80"/>
-      </w:pPr>
-    </w:p>
-    <w:tbl>
-      <w:tblPr>
-        <w:tblW w:type="dxa" w:w="9638"/>
-        <w:tblBorders>
-          <w:top w:val="single" w:color="auto" w:sz="4"/>
-          <w:left w:val="single" w:color="auto" w:sz="4"/>
-          <w:bottom w:val="single" w:color="auto" w:sz="4"/>
-          <w:right w:val="single" w:color="auto" w:sz="4"/>
-          <w:insideH w:val="single" w:color="auto" w:sz="4"/>
-          <w:insideV w:val="single" w:color="auto" w:sz="4"/>
-        </w:tblBorders>
-      </w:tblPr>
-      <w:tblGrid>
-        <w:gridCol w:w="4337"/>
-        <w:gridCol w:w="5301"/>
-      </w:tblGrid>
-      <w:tr>
-        <w:trPr>
-          <w:tblHeader/>
-        </w:trPr>
-        <w:tc>
-          <w:tcPr>
-            <w:tcW w:type="dxa" w:w="4337"/>
-            <w:tcBorders>
-              <w:top w:val="single" w:color="D1D5DB" w:sz="4"/>
-              <w:left w:val="single" w:color="D1D5DB" w:sz="4"/>
-              <w:bottom w:val="single" w:color="D1D5DB" w:sz="4"/>
-              <w:right w:val="single" w:color="D1D5DB" w:sz="4"/>
-            </w:tcBorders>
-            <w:shd w:fill="FCE4EC" w:color="auto" w:val="clear"/>
-            <w:tcMar>
-              <w:top w:type="dxa" w:w="60"/>
-              <w:left w:type="dxa" w:w="110"/>
-              <w:bottom w:type="dxa" w:w="60"/>
-              <w:right w:type="dxa" w:w="110"/>
-            </w:tcMar>
-          </w:tcPr>
-          <w:p>
-            <w:pPr>
-              <w:spacing w:after="0"/>
-            </w:pPr>
-            <w:r>
-              <w:rPr>
-                <w:b/>
-                <w:bCs/>
-              </w:rPr>
-              <w:t xml:space="preserve">อยาก</w:t>
-            </w:r>
-          </w:p>
-        </w:tc>
-        <w:tc>
-          <w:tcPr>
-            <w:tcW w:type="dxa" w:w="5301"/>
-            <w:tcBorders>
-              <w:top w:val="single" w:color="D1D5DB" w:sz="4"/>
-              <w:left w:val="single" w:color="D1D5DB" w:sz="4"/>
-              <w:bottom w:val="single" w:color="D1D5DB" w:sz="4"/>
-              <w:right w:val="single" w:color="D1D5DB" w:sz="4"/>
-            </w:tcBorders>
-            <w:shd w:fill="FCE4EC" w:color="auto" w:val="clear"/>
-            <w:tcMar>
-              <w:top w:type="dxa" w:w="60"/>
-              <w:left w:type="dxa" w:w="110"/>
-              <w:bottom w:type="dxa" w:w="60"/>
-              <w:right w:type="dxa" w:w="110"/>
-            </w:tcMar>
-          </w:tcPr>
-          <w:p>
-            <w:pPr>
-              <w:spacing w:after="0"/>
-            </w:pPr>
-            <w:r>
-              <w:rPr>
-                <w:b/>
-                <w:bCs/>
-              </w:rPr>
-              <w:t xml:space="preserve">พิมพ์ (บนเซิร์ฟเวอร์ หลัง cd ~/school)</w:t>
-            </w:r>
-          </w:p>
-        </w:tc>
-      </w:tr>
-      <w:tr>
-        <w:trPr>
-          <w:cantSplit/>
-        </w:trPr>
-        <w:tc>
-          <w:tcPr>
-            <w:tcW w:type="dxa" w:w="4337"/>
-            <w:tcBorders>
-              <w:top w:val="single" w:color="D1D5DB" w:sz="4"/>
-              <w:left w:val="single" w:color="D1D5DB" w:sz="4"/>
-              <w:bottom w:val="single" w:color="D1D5DB" w:sz="4"/>
-              <w:right w:val="single" w:color="D1D5DB" w:sz="4"/>
-            </w:tcBorders>
-            <w:tcMar>
-              <w:top w:type="dxa" w:w="60"/>
-              <w:left w:type="dxa" w:w="110"/>
-              <w:bottom w:type="dxa" w:w="60"/>
-              <w:right w:type="dxa" w:w="110"/>
-            </w:tcMar>
-          </w:tcPr>
-          <w:p>
-            <w:pPr>
-              <w:spacing w:after="0"/>
-            </w:pPr>
-            <w:r>
-              <w:t xml:space="preserve">ดูว่าแต่ละส่วนรันอยู่ไหม</w:t>
-            </w:r>
-          </w:p>
-        </w:tc>
-        <w:tc>
-          <w:tcPr>
-            <w:tcW w:type="dxa" w:w="5301"/>
-            <w:tcBorders>
-              <w:top w:val="single" w:color="D1D5DB" w:sz="4"/>
-              <w:left w:val="single" w:color="D1D5DB" w:sz="4"/>
-              <w:bottom w:val="single" w:color="D1D5DB" w:sz="4"/>
-              <w:right w:val="single" w:color="D1D5DB" w:sz="4"/>
-            </w:tcBorders>
-            <w:tcMar>
-              <w:top w:type="dxa" w:w="60"/>
-              <w:left w:type="dxa" w:w="110"/>
-              <w:bottom w:type="dxa" w:w="60"/>
-              <w:right w:type="dxa" w:w="110"/>
-            </w:tcMar>
-          </w:tcPr>
-          <w:p>
-            <w:pPr>
-              <w:spacing w:after="0"/>
-            </w:pPr>
-            <w:r>
-              <w:rPr>
-                <w:rFonts w:ascii="Menlo" w:cs="Menlo" w:eastAsia="Menlo" w:hAnsi="Menlo"/>
-                <w:color w:val="AD1457"/>
-                <w:sz w:val="22"/>
-                <w:szCs w:val="22"/>
-              </w:rPr>
-              <w:t xml:space="preserve">docker compose ps</w:t>
-            </w:r>
-          </w:p>
-        </w:tc>
-      </w:tr>
-      <w:tr>
-        <w:trPr>
-          <w:cantSplit/>
-        </w:trPr>
-        <w:tc>
-          <w:tcPr>
-            <w:tcW w:type="dxa" w:w="4337"/>
-            <w:tcBorders>
-              <w:top w:val="single" w:color="D1D5DB" w:sz="4"/>
-              <w:left w:val="single" w:color="D1D5DB" w:sz="4"/>
-              <w:bottom w:val="single" w:color="D1D5DB" w:sz="4"/>
-              <w:right w:val="single" w:color="D1D5DB" w:sz="4"/>
-            </w:tcBorders>
-            <w:tcMar>
-              <w:top w:type="dxa" w:w="60"/>
-              <w:left w:type="dxa" w:w="110"/>
-              <w:bottom w:type="dxa" w:w="60"/>
-              <w:right w:type="dxa" w:w="110"/>
-            </w:tcMar>
-          </w:tcPr>
-          <w:p>
-            <w:pPr>
-              <w:spacing w:after="0"/>
-            </w:pPr>
-            <w:r>
-              <w:t xml:space="preserve">ดู error ของ backend</w:t>
-            </w:r>
-          </w:p>
-        </w:tc>
-        <w:tc>
-          <w:tcPr>
-            <w:tcW w:type="dxa" w:w="5301"/>
-            <w:tcBorders>
-              <w:top w:val="single" w:color="D1D5DB" w:sz="4"/>
-              <w:left w:val="single" w:color="D1D5DB" w:sz="4"/>
-              <w:bottom w:val="single" w:color="D1D5DB" w:sz="4"/>
-              <w:right w:val="single" w:color="D1D5DB" w:sz="4"/>
-            </w:tcBorders>
-            <w:tcMar>
-              <w:top w:type="dxa" w:w="60"/>
-              <w:left w:type="dxa" w:w="110"/>
-              <w:bottom w:type="dxa" w:w="60"/>
-              <w:right w:type="dxa" w:w="110"/>
-            </w:tcMar>
-          </w:tcPr>
-          <w:p>
-            <w:pPr>
-              <w:spacing w:after="0"/>
-            </w:pPr>
-            <w:r>
-              <w:rPr>
-                <w:rFonts w:ascii="Menlo" w:cs="Menlo" w:eastAsia="Menlo" w:hAnsi="Menlo"/>
-                <w:color w:val="AD1457"/>
-                <w:sz w:val="22"/>
-                <w:szCs w:val="22"/>
-              </w:rPr>
-              <w:t xml:space="preserve">docker compose logs backend --tail 50</w:t>
-            </w:r>
-          </w:p>
-        </w:tc>
-      </w:tr>
-      <w:tr>
-        <w:trPr>
-          <w:cantSplit/>
-        </w:trPr>
-        <w:tc>
-          <w:tcPr>
-            <w:tcW w:type="dxa" w:w="4337"/>
-            <w:tcBorders>
-              <w:top w:val="single" w:color="D1D5DB" w:sz="4"/>
-              <w:left w:val="single" w:color="D1D5DB" w:sz="4"/>
-              <w:bottom w:val="single" w:color="D1D5DB" w:sz="4"/>
-              <w:right w:val="single" w:color="D1D5DB" w:sz="4"/>
-            </w:tcBorders>
-            <w:tcMar>
-              <w:top w:type="dxa" w:w="60"/>
-              <w:left w:type="dxa" w:w="110"/>
-              <w:bottom w:type="dxa" w:w="60"/>
-              <w:right w:type="dxa" w:w="110"/>
-            </w:tcMar>
-          </w:tcPr>
-          <w:p>
-            <w:pPr>
-              <w:spacing w:after="0"/>
-            </w:pPr>
-            <w:r>
-              <w:t xml:space="preserve">รีสตาร์ต backend และหน้าเว็บ</w:t>
-            </w:r>
-          </w:p>
-        </w:tc>
-        <w:tc>
-          <w:tcPr>
-            <w:tcW w:type="dxa" w:w="5301"/>
-            <w:tcBorders>
-              <w:top w:val="single" w:color="D1D5DB" w:sz="4"/>
-              <w:left w:val="single" w:color="D1D5DB" w:sz="4"/>
-              <w:bottom w:val="single" w:color="D1D5DB" w:sz="4"/>
-              <w:right w:val="single" w:color="D1D5DB" w:sz="4"/>
-            </w:tcBorders>
-            <w:tcMar>
-              <w:top w:type="dxa" w:w="60"/>
-              <w:left w:type="dxa" w:w="110"/>
-              <w:bottom w:type="dxa" w:w="60"/>
-              <w:right w:type="dxa" w:w="110"/>
-            </w:tcMar>
-          </w:tcPr>
-          <w:p>
-            <w:pPr>
-              <w:spacing w:after="0"/>
-            </w:pPr>
-            <w:r>
-              <w:rPr>
-                <w:rFonts w:ascii="Menlo" w:cs="Menlo" w:eastAsia="Menlo" w:hAnsi="Menlo"/>
-                <w:color w:val="AD1457"/>
-                <w:sz w:val="22"/>
-                <w:szCs w:val="22"/>
-              </w:rPr>
-              <w:t xml:space="preserve">docker compose restart backend frontend</w:t>
-            </w:r>
-          </w:p>
-        </w:tc>
-      </w:tr>
-      <w:tr>
-        <w:trPr>
-          <w:cantSplit/>
-        </w:trPr>
-        <w:tc>
-          <w:tcPr>
-            <w:tcW w:type="dxa" w:w="4337"/>
-            <w:tcBorders>
-              <w:top w:val="single" w:color="D1D5DB" w:sz="4"/>
-              <w:left w:val="single" w:color="D1D5DB" w:sz="4"/>
-              <w:bottom w:val="single" w:color="D1D5DB" w:sz="4"/>
-              <w:right w:val="single" w:color="D1D5DB" w:sz="4"/>
-            </w:tcBorders>
-            <w:tcMar>
-              <w:top w:type="dxa" w:w="60"/>
-              <w:left w:type="dxa" w:w="110"/>
-              <w:bottom w:type="dxa" w:w="60"/>
-              <w:right w:type="dxa" w:w="110"/>
-            </w:tcMar>
-          </w:tcPr>
-          <w:p>
-            <w:pPr>
-              <w:spacing w:after="0"/>
-            </w:pPr>
-            <w:r>
-              <w:t xml:space="preserve">ดูว่าเซิร์ฟเวอร์เป็นโค้ดเวอร์ชันไหน</w:t>
-            </w:r>
-          </w:p>
-        </w:tc>
-        <w:tc>
-          <w:tcPr>
-            <w:tcW w:type="dxa" w:w="5301"/>
-            <w:tcBorders>
-              <w:top w:val="single" w:color="D1D5DB" w:sz="4"/>
-              <w:left w:val="single" w:color="D1D5DB" w:sz="4"/>
-              <w:bottom w:val="single" w:color="D1D5DB" w:sz="4"/>
-              <w:right w:val="single" w:color="D1D5DB" w:sz="4"/>
-            </w:tcBorders>
-            <w:tcMar>
-              <w:top w:type="dxa" w:w="60"/>
-              <w:left w:type="dxa" w:w="110"/>
-              <w:bottom w:type="dxa" w:w="60"/>
-              <w:right w:type="dxa" w:w="110"/>
-            </w:tcMar>
-          </w:tcPr>
-          <w:p>
-            <w:pPr>
-              <w:spacing w:after="0"/>
-            </w:pPr>
-            <w:r>
-              <w:rPr>
-                <w:rFonts w:ascii="Menlo" w:cs="Menlo" w:eastAsia="Menlo" w:hAnsi="Menlo"/>
-                <w:color w:val="AD1457"/>
-                <w:sz w:val="22"/>
-                <w:szCs w:val="22"/>
-              </w:rPr>
-              <w:t xml:space="preserve">git log --oneline -1</w:t>
-            </w:r>
-          </w:p>
-        </w:tc>
-      </w:tr>
-      <w:tr>
-        <w:trPr>
-          <w:cantSplit/>
-        </w:trPr>
-        <w:tc>
-          <w:tcPr>
-            <w:tcW w:type="dxa" w:w="4337"/>
-            <w:tcBorders>
-              <w:top w:val="single" w:color="D1D5DB" w:sz="4"/>
-              <w:left w:val="single" w:color="D1D5DB" w:sz="4"/>
-              <w:bottom w:val="single" w:color="D1D5DB" w:sz="4"/>
-              <w:right w:val="single" w:color="D1D5DB" w:sz="4"/>
-            </w:tcBorders>
-            <w:tcMar>
-              <w:top w:type="dxa" w:w="60"/>
-              <w:left w:type="dxa" w:w="110"/>
-              <w:bottom w:type="dxa" w:w="60"/>
-              <w:right w:type="dxa" w:w="110"/>
-            </w:tcMar>
-          </w:tcPr>
-          <w:p>
-            <w:pPr>
-              <w:spacing w:after="0"/>
-            </w:pPr>
-            <w:r>
-              <w:t xml:space="preserve">ออกจากเซิร์ฟเวอร์</w:t>
-            </w:r>
-          </w:p>
-        </w:tc>
-        <w:tc>
-          <w:tcPr>
-            <w:tcW w:type="dxa" w:w="5301"/>
-            <w:tcBorders>
-              <w:top w:val="single" w:color="D1D5DB" w:sz="4"/>
-              <w:left w:val="single" w:color="D1D5DB" w:sz="4"/>
-              <w:bottom w:val="single" w:color="D1D5DB" w:sz="4"/>
-              <w:right w:val="single" w:color="D1D5DB" w:sz="4"/>
-            </w:tcBorders>
-            <w:tcMar>
-              <w:top w:type="dxa" w:w="60"/>
-              <w:left w:type="dxa" w:w="110"/>
-              <w:bottom w:type="dxa" w:w="60"/>
-              <w:right w:type="dxa" w:w="110"/>
-            </w:tcMar>
-          </w:tcPr>
-          <w:p>
-            <w:pPr>
-              <w:spacing w:after="0"/>
-            </w:pPr>
-            <w:r>
-              <w:rPr>
-                <w:rFonts w:ascii="Menlo" w:cs="Menlo" w:eastAsia="Menlo" w:hAnsi="Menlo"/>
-                <w:color w:val="AD1457"/>
-                <w:sz w:val="22"/>
-                <w:szCs w:val="22"/>
-              </w:rPr>
-              <w:t xml:space="preserve">exit</w:t>
-            </w:r>
-          </w:p>
-        </w:tc>
-      </w:tr>
-    </w:tbl>
-    <w:p>
-      <w:pPr>
-        <w:pStyle w:val="Heading1"/>
-        <w:spacing w:after="160" w:before="360"/>
-      </w:pPr>
-      <w:r>
-        <w:t xml:space="preserve">สรุปสั้นที่สุด</w:t>
-      </w:r>
-    </w:p>
-    <w:tbl>
-      <w:tblPr>
-        <w:tblW w:type="dxa" w:w="9638"/>
-        <w:tblBorders>
-          <w:top w:val="single" w:color="auto" w:sz="4"/>
-          <w:left w:val="single" w:color="auto" w:sz="4"/>
-          <w:bottom w:val="single" w:color="auto" w:sz="4"/>
-          <w:right w:val="single" w:color="auto" w:sz="4"/>
-          <w:insideH w:val="single" w:color="auto" w:sz="4"/>
-          <w:insideV w:val="single" w:color="auto" w:sz="4"/>
-        </w:tblBorders>
-      </w:tblPr>
-      <w:tblGrid>
-        <w:gridCol w:w="9638"/>
-      </w:tblGrid>
-      <w:tr>
-        <w:trPr>
-          <w:cantSplit/>
-        </w:trPr>
-        <w:tc>
-          <w:tcPr>
-            <w:tcW w:type="dxa" w:w="9638"/>
-            <w:tcBorders>
-              <w:top w:val="none" w:color="FFFFFF" w:sz="0"/>
-              <w:left w:val="none" w:color="FFFFFF" w:sz="0"/>
-              <w:bottom w:val="none" w:color="FFFFFF" w:sz="0"/>
-              <w:right w:val="none" w:color="FFFFFF" w:sz="0"/>
-            </w:tcBorders>
-            <w:shd w:fill="1F2430" w:color="auto" w:val="clear"/>
-            <w:tcMar>
-              <w:top w:type="dxa" w:w="120"/>
-              <w:left w:type="dxa" w:w="200"/>
-              <w:bottom w:type="dxa" w:w="120"/>
-              <w:right w:type="dxa" w:w="160"/>
-            </w:tcMar>
-          </w:tcPr>
+              <w:t xml:space="preserve">    ← ไปโฟลเดอร์หลัก</w:t>
+            </w:r>
+          </w:p>
           <w:p>
             <w:pPr>
               <w:spacing w:after="40"/>
@@ -4281,7 +4961,7 @@
                 <w:sz w:val="18"/>
                 <w:szCs w:val="18"/>
               </w:rPr>
-              <w:t xml:space="preserve">kanun@MacBook-Air-khxng-kanun ~ % </w:t>
+              <w:t xml:space="preserve">kanun@MacBook-Air-khxng-kanun project % </w:t>
             </w:r>
             <w:r>
               <w:rPr>
@@ -4292,7 +4972,7 @@
                 <w:sz w:val="20"/>
                 <w:szCs w:val="20"/>
               </w:rPr>
-              <w:t xml:space="preserve">cd ~/Desktop/project</w:t>
+              <w:t xml:space="preserve">./scripts/dev.sh</w:t>
             </w:r>
             <w:r>
               <w:rPr>
@@ -4301,41 +4981,7 @@
                 <w:sz w:val="26"/>
                 <w:szCs w:val="26"/>
               </w:rPr>
-              <w:t xml:space="preserve">    ← ไปโฟลเดอร์หลัก</w:t>
-            </w:r>
-          </w:p>
-          <w:p>
-            <w:pPr>
-              <w:spacing w:after="40"/>
-            </w:pPr>
-            <w:r>
-              <w:rPr>
-                <w:rFonts w:ascii="Menlo" w:cs="Menlo" w:eastAsia="Menlo" w:hAnsi="Menlo"/>
-                <w:color w:val="8B93A7"/>
-                <w:sz w:val="18"/>
-                <w:szCs w:val="18"/>
-              </w:rPr>
-              <w:t xml:space="preserve">kanun@MacBook-Air-khxng-kanun project % </w:t>
-            </w:r>
-            <w:r>
-              <w:rPr>
-                <w:rFonts w:ascii="Menlo" w:cs="Menlo" w:eastAsia="Menlo" w:hAnsi="Menlo"/>
-                <w:b/>
-                <w:bCs/>
-                <w:color w:val="FF7EB6"/>
-                <w:sz w:val="20"/>
-                <w:szCs w:val="20"/>
-              </w:rPr>
-              <w:t xml:space="preserve">./scripts/dev.sh</w:t>
-            </w:r>
-            <w:r>
-              <w:rPr>
-                <w:rFonts w:ascii="TH Sarabun New" w:cs="TH Sarabun New" w:eastAsia="TH Sarabun New" w:hAnsi="TH Sarabun New"/>
-                <w:color w:val="A5E3B3"/>
-                <w:sz w:val="26"/>
-                <w:szCs w:val="26"/>
-              </w:rPr>
-              <w:t xml:space="preserve">    ← เปิดระบบ → localhost:5173/login</w:t>
+              <w:t xml:space="preserve">    ← เปิดระบบ (ข้อมูลเว็บจริง) → localhost:5173/login</w:t>
             </w:r>
           </w:p>
           <w:p>
@@ -4708,6 +5354,18 @@
       </w:pPr>
     </w:lvl>
   </w:abstractNum>
+  <w:abstractNum w:abstractNumId="5" w15:restartNumberingAfterBreak="0">
+    <w:multiLevelType w:val="hybridMultilevel"/>
+    <w:lvl w:ilvl="0" w:tentative="1">
+      <w:start w:val="1"/>
+      <w:numFmt w:val="decimal"/>
+      <w:lvlText w:val="%1."/>
+      <w:lvlJc w:val="left"/>
+      <w:pPr>
+        <w:ind w:left="540" w:hanging="320"/>
+      </w:pPr>
+    </w:lvl>
+  </w:abstractNum>
   <w:num w:numId="1">
     <w:abstractNumId w:val="1"/>
     <w:lvlOverride w:ilvl="0">
@@ -4727,6 +5385,12 @@
     </w:lvlOverride>
   </w:num>
   <w:num w:numId="4">
+    <w:abstractNumId w:val="5"/>
+    <w:lvlOverride w:ilvl="0">
+      <w:startOverride w:val="1"/>
+    </w:lvlOverride>
+  </w:num>
+  <w:num w:numId="5">
     <w:abstractNumId w:val="4"/>
     <w:lvlOverride w:ilvl="0">
       <w:startOverride w:val="1"/>
